--- a/dissertation-docx/chapters/bab3.docx
+++ b/dissertation-docx/chapters/bab3.docx
@@ -35,114 +35,69 @@
         <w:t xml:space="preserve"> </w:t>
       </w:r>
       <w:r>
-        <w:rPr>
-          <w:color w:val="0000FF"/>
-        </w:rPr>
         <w:t xml:space="preserve">diagnostik</w:t>
       </w:r>
       <w:r>
-        <w:rPr>
-          <w:color w:val="0000FF"/>
-        </w:rPr>
-        <w:t xml:space="preserve"> </w:t>
-      </w:r>
-      <w:r>
-        <w:rPr>
-          <w:color w:val="0000FF"/>
-        </w:rPr>
-        <w:t xml:space="preserve">dan</w:t>
-      </w:r>
-      <w:r>
-        <w:rPr>
-          <w:color w:val="0000FF"/>
-        </w:rPr>
-        <w:t xml:space="preserve"> </w:t>
-      </w:r>
-      <w:r>
-        <w:rPr>
-          <w:color w:val="0000FF"/>
-        </w:rPr>
+        <w:t xml:space="preserve"> </w:t>
+      </w:r>
+      <w:r>
+        <w:t xml:space="preserve">dan prognostik</w:t>
+      </w:r>
+      <w:r>
+        <w:t xml:space="preserve"> </w:t>
+      </w:r>
+      <w:r>
+        <w:t xml:space="preserve">yang saling melengkapi, spesifikasi empat dataset,</w:t>
+      </w:r>
+      <w:r>
+        <w:t xml:space="preserve"> </w:t>
+      </w:r>
+      <w:r>
+        <w:t xml:space="preserve">prosedur praproses sinyal dan ekstraksi fitur, metrik evaluasi</w:t>
+      </w:r>
+      <w:r>
+        <w:t xml:space="preserve"> </w:t>
+      </w:r>
+      <w:r>
+        <w:t xml:space="preserve">bersama</w:t>
+      </w:r>
+      <w:r>
+        <w:t xml:space="preserve">, serta infrastruktur komputasi dan protokol reproduksi.</w:t>
+      </w:r>
+      <w:r>
+        <w:t xml:space="preserve"> </w:t>
+      </w:r>
+      <w:r>
+        <w:t xml:space="preserve">metodologi spesifik</w:t>
+      </w:r>
+      <w:r>
+        <w:t xml:space="preserve"> </w:t>
+      </w:r>
+      <w:r>
+        <w:t xml:space="preserve">tiap kasus</w:t>
+      </w:r>
+      <w:r>
+        <w:t xml:space="preserve"> </w:t>
+      </w:r>
+      <w:r>
+        <w:t xml:space="preserve">dikembangkan lebih lanjut di awal Bab IV</w:t>
+      </w:r>
+      <w:r>
+        <w:t xml:space="preserve"> </w:t>
+      </w:r>
+      <w:r>
+        <w:t xml:space="preserve">(</w:t>
+      </w:r>
+      <w:r>
+        <w:t xml:space="preserve">diagnostik</w:t>
+      </w:r>
+      <w:r>
+        <w:t xml:space="preserve">) dan Bab V (</w:t>
+      </w:r>
+      <w:r>
         <w:t xml:space="preserve">prognostik</w:t>
       </w:r>
       <w:r>
-        <w:t xml:space="preserve"> </w:t>
-      </w:r>
-      <w:r>
-        <w:t xml:space="preserve">yang saling melengkapi, spesifikasi empat dataset,</w:t>
-      </w:r>
-      <w:r>
-        <w:t xml:space="preserve"> </w:t>
-      </w:r>
-      <w:r>
-        <w:t xml:space="preserve">prosedur praproses sinyal dan ekstraksi fitur, metrik evaluasi</w:t>
-      </w:r>
-      <w:r>
-        <w:t xml:space="preserve"> </w:t>
-      </w:r>
-      <w:r>
-        <w:rPr>
-          <w:color w:val="0000FF"/>
-        </w:rPr>
-        <w:t xml:space="preserve">bersama</w:t>
-      </w:r>
-      <w:r>
-        <w:t xml:space="preserve">, serta infrastruktur komputasi dan protokol reproduksi.</w:t>
-      </w:r>
-      <w:r>
-        <w:t xml:space="preserve"> </w:t>
-      </w:r>
-      <w:r>
-        <w:t xml:space="preserve">metodologi spesifik</w:t>
-      </w:r>
-      <w:r>
-        <w:t xml:space="preserve"> </w:t>
-      </w:r>
-      <w:r>
-        <w:rPr>
-          <w:color w:val="0000FF"/>
-        </w:rPr>
-        <w:t xml:space="preserve">tiap</w:t>
-      </w:r>
-      <w:r>
-        <w:rPr>
-          <w:color w:val="0000FF"/>
-        </w:rPr>
-        <w:t xml:space="preserve"> </w:t>
-      </w:r>
-      <w:r>
-        <w:rPr>
-          <w:color w:val="0000FF"/>
-        </w:rPr>
-        <w:t xml:space="preserve">kasus</w:t>
-      </w:r>
-      <w:r>
-        <w:t xml:space="preserve"> </w:t>
-      </w:r>
-      <w:r>
-        <w:t xml:space="preserve">dikembangkan lebih lanjut di awal Bab IV</w:t>
-      </w:r>
-      <w:r>
-        <w:t xml:space="preserve"> </w:t>
-      </w:r>
-      <w:r>
-        <w:t xml:space="preserve">(</w:t>
-      </w:r>
-      <w:r>
-        <w:rPr>
-          <w:color w:val="0000FF"/>
-        </w:rPr>
-        <w:t xml:space="preserve">diagnostik</w:t>
-      </w:r>
-      <w:r>
-        <w:t xml:space="preserve">) dan Bab V (</w:t>
-      </w:r>
-      <w:r>
-        <w:rPr>
-          <w:color w:val="0000FF"/>
-        </w:rPr>
-        <w:t xml:space="preserve">prognostik</w:t>
-      </w:r>
-      <w:r>
         <w:t xml:space="preserve">).</w:t>
       </w:r>
     </w:p>
@@ -176,22 +131,7 @@
         <w:t xml:space="preserve"> </w:t>
       </w:r>
       <w:r>
-        <w:rPr>
-          <w:color w:val="0000FF"/>
-        </w:rPr>
-        <w:t xml:space="preserve">dua</w:t>
-      </w:r>
-      <w:r>
-        <w:rPr>
-          <w:color w:val="0000FF"/>
-        </w:rPr>
-        <w:t xml:space="preserve"> </w:t>
-      </w:r>
-      <w:r>
-        <w:rPr>
-          <w:color w:val="0000FF"/>
-        </w:rPr>
-        <w:t xml:space="preserve">pendekatan</w:t>
+        <w:t xml:space="preserve">dua pendekatan</w:t>
       </w:r>
       <w:r>
         <w:t xml:space="preserve"> </w:t>
@@ -206,7 +146,6 @@
         <w:rPr>
           <w:b/>
           <w:bCs/>
-          <w:color w:val="0000FF"/>
         </w:rPr>
         <w:t xml:space="preserve">diagnostik</w:t>
       </w:r>
@@ -223,7 +162,6 @@
         <w:rPr>
           <w:b/>
           <w:bCs/>
-          <w:color w:val="0000FF"/>
         </w:rPr>
         <w:t xml:space="preserve">prognostik</w:t>
       </w:r>
@@ -234,9 +172,6 @@
         <w:t xml:space="preserve"> </w:t>
       </w:r>
       <w:r>
-        <w:rPr>
-          <w:color w:val="0000FF"/>
-        </w:rPr>
         <w:t xml:space="preserve">Keduanya</w:t>
       </w:r>
       <w:r>
@@ -294,22 +229,7 @@
         <w:pStyle w:val="Paragraf"/>
       </w:pPr>
       <w:r>
-        <w:rPr>
-          <w:color w:val="0000FF"/>
-        </w:rPr>
-        <w:t xml:space="preserve">Pendekatan</w:t>
-      </w:r>
-      <w:r>
-        <w:rPr>
-          <w:color w:val="0000FF"/>
-        </w:rPr>
-        <w:t xml:space="preserve"> </w:t>
-      </w:r>
-      <w:r>
-        <w:rPr>
-          <w:color w:val="0000FF"/>
-        </w:rPr>
-        <w:t xml:space="preserve">diagnostik</w:t>
+        <w:t xml:space="preserve">Pendekatan diagnostik</w:t>
       </w:r>
       <w:r>
         <w:t xml:space="preserve"> </w:t>
@@ -409,22 +329,7 @@
         <w:t xml:space="preserve"> </w:t>
       </w:r>
       <w:r>
-        <w:rPr>
-          <w:color w:val="0000FF"/>
-        </w:rPr>
-        <w:t xml:space="preserve">pendekatan</w:t>
-      </w:r>
-      <w:r>
-        <w:rPr>
-          <w:color w:val="0000FF"/>
-        </w:rPr>
-        <w:t xml:space="preserve"> </w:t>
-      </w:r>
-      <w:r>
-        <w:rPr>
-          <w:color w:val="0000FF"/>
-        </w:rPr>
-        <w:t xml:space="preserve">diagnostik</w:t>
+        <w:t xml:space="preserve">pendekatan diagnostik</w:t>
       </w:r>
       <w:r>
         <w:t xml:space="preserve"> </w:t>
@@ -468,472 +373,53 @@
         <w:t xml:space="preserve"> </w:t>
       </w:r>
       <w:r>
-        <w:rPr>
-          <w:color w:val="0000FF"/>
-        </w:rPr>
-        <w:t xml:space="preserve">Modul</w:t>
-      </w:r>
-      <w:r>
-        <w:rPr>
-          <w:color w:val="0000FF"/>
-        </w:rPr>
-        <w:t xml:space="preserve"> </w:t>
-      </w:r>
-      <w:r>
-        <w:rPr>
-          <w:color w:val="0000FF"/>
-        </w:rPr>
-        <w:t xml:space="preserve">XAI</w:t>
-      </w:r>
-      <w:r>
-        <w:rPr>
-          <w:color w:val="0000FF"/>
-        </w:rPr>
-        <w:t xml:space="preserve"> </w:t>
-      </w:r>
-      <w:r>
-        <w:rPr>
-          <w:color w:val="0000FF"/>
-        </w:rPr>
-        <w:t xml:space="preserve">yang</w:t>
-      </w:r>
-      <w:r>
-        <w:rPr>
-          <w:color w:val="0000FF"/>
-        </w:rPr>
-        <w:t xml:space="preserve"> </w:t>
-      </w:r>
-      <w:r>
-        <w:rPr>
-          <w:color w:val="0000FF"/>
-        </w:rPr>
-        <w:t xml:space="preserve">digunakan</w:t>
-      </w:r>
-      <w:r>
-        <w:rPr>
-          <w:color w:val="0000FF"/>
-        </w:rPr>
-        <w:t xml:space="preserve"> </w:t>
-      </w:r>
-      <w:r>
-        <w:rPr>
-          <w:color w:val="0000FF"/>
-        </w:rPr>
-        <w:t xml:space="preserve">pada</w:t>
-      </w:r>
-      <w:r>
-        <w:rPr>
-          <w:color w:val="0000FF"/>
-        </w:rPr>
-        <w:t xml:space="preserve"> </w:t>
-      </w:r>
-      <w:r>
-        <w:rPr>
-          <w:color w:val="0000FF"/>
-        </w:rPr>
-        <w:t xml:space="preserve">setiap</w:t>
-      </w:r>
-      <w:r>
-        <w:rPr>
-          <w:color w:val="0000FF"/>
-        </w:rPr>
-        <w:t xml:space="preserve"> </w:t>
-      </w:r>
-      <w:r>
-        <w:rPr>
-          <w:color w:val="0000FF"/>
-        </w:rPr>
-        <w:t xml:space="preserve">golongan</w:t>
-      </w:r>
-      <w:r>
-        <w:rPr>
-          <w:color w:val="0000FF"/>
-        </w:rPr>
-        <w:t xml:space="preserve"> </w:t>
-      </w:r>
-      <w:r>
-        <w:rPr>
-          <w:color w:val="0000FF"/>
-        </w:rPr>
-        <w:t xml:space="preserve">algoritma</w:t>
-      </w:r>
-      <w:r>
-        <w:rPr>
-          <w:color w:val="0000FF"/>
-        </w:rPr>
-        <w:t xml:space="preserve"> </w:t>
-      </w:r>
-      <w:r>
-        <w:rPr>
-          <w:color w:val="0000FF"/>
-        </w:rPr>
-        <w:t xml:space="preserve">disesuaikan</w:t>
-      </w:r>
-      <w:r>
-        <w:rPr>
-          <w:color w:val="0000FF"/>
-        </w:rPr>
-        <w:t xml:space="preserve"> </w:t>
-      </w:r>
-      <w:r>
-        <w:rPr>
-          <w:color w:val="0000FF"/>
-        </w:rPr>
-        <w:t xml:space="preserve">dengan</w:t>
-      </w:r>
-      <w:r>
-        <w:rPr>
-          <w:color w:val="0000FF"/>
-        </w:rPr>
-        <w:t xml:space="preserve"> </w:t>
-      </w:r>
-      <w:r>
-        <w:rPr>
-          <w:color w:val="0000FF"/>
-        </w:rPr>
-        <w:t xml:space="preserve">arsitekturnya:</w:t>
-      </w:r>
-      <w:r>
-        <w:rPr>
-          <w:color w:val="0000FF"/>
-        </w:rPr>
-        <w:t xml:space="preserve"> </w:t>
-      </w:r>
-      <w:r>
-        <w:rPr>
-          <w:color w:val="0000FF"/>
-        </w:rPr>
-        <w:t xml:space="preserve">KernelExplainer</w:t>
-      </w:r>
-      <w:r>
-        <w:rPr>
-          <w:color w:val="0000FF"/>
-        </w:rPr>
-        <w:t xml:space="preserve"> </w:t>
-      </w:r>
-      <w:r>
-        <w:rPr>
-          <w:color w:val="0000FF"/>
-        </w:rPr>
-        <w:t xml:space="preserve">untuk</w:t>
-      </w:r>
-      <w:r>
-        <w:rPr>
-          <w:color w:val="0000FF"/>
-        </w:rPr>
-        <w:t xml:space="preserve"> </w:t>
-      </w:r>
-      <w:r>
-        <w:rPr>
-          <w:color w:val="0000FF"/>
-        </w:rPr>
-        <w:t xml:space="preserve">model</w:t>
-      </w:r>
-      <w:r>
-        <w:rPr>
-          <w:color w:val="0000FF"/>
-        </w:rPr>
-        <w:t xml:space="preserve"> </w:t>
-      </w:r>
-      <w:r>
-        <w:rPr>
-          <w:color w:val="0000FF"/>
-        </w:rPr>
-        <w:t xml:space="preserve">berbasis</w:t>
-      </w:r>
-      <w:r>
-        <w:rPr>
-          <w:color w:val="0000FF"/>
-        </w:rPr>
-        <w:t xml:space="preserve"> </w:t>
-      </w:r>
-      <w:r>
-        <w:rPr>
-          <w:color w:val="0000FF"/>
-        </w:rPr>
-        <w:t xml:space="preserve">kernel</w:t>
-      </w:r>
-      <w:r>
-        <w:rPr>
-          <w:color w:val="0000FF"/>
-        </w:rPr>
-        <w:t xml:space="preserve"> </w:t>
-      </w:r>
-      <w:r>
-        <w:rPr>
-          <w:color w:val="0000FF"/>
-        </w:rPr>
-        <w:t xml:space="preserve">(SVM/LR),</w:t>
-      </w:r>
-      <w:r>
-        <w:rPr>
-          <w:color w:val="0000FF"/>
-        </w:rPr>
-        <w:t xml:space="preserve"> </w:t>
-      </w:r>
-      <w:r>
-        <w:rPr>
-          <w:color w:val="0000FF"/>
-        </w:rPr>
-        <w:t xml:space="preserve">TreeExplainer</w:t>
-      </w:r>
-      <w:r>
-        <w:rPr>
-          <w:color w:val="0000FF"/>
-        </w:rPr>
-        <w:t xml:space="preserve"> </w:t>
-      </w:r>
-      <w:r>
-        <w:rPr>
-          <w:color w:val="0000FF"/>
-        </w:rPr>
-        <w:t xml:space="preserve">untuk</w:t>
-      </w:r>
-      <w:r>
-        <w:rPr>
-          <w:color w:val="0000FF"/>
-        </w:rPr>
-        <w:t xml:space="preserve"> </w:t>
-      </w:r>
-      <w:r>
-        <w:rPr>
-          <w:color w:val="0000FF"/>
-        </w:rPr>
-        <w:t xml:space="preserve">algoritma</w:t>
-      </w:r>
-      <w:r>
-        <w:rPr>
-          <w:color w:val="0000FF"/>
-        </w:rPr>
-        <w:t xml:space="preserve"> </w:t>
-      </w:r>
-      <w:r>
-        <w:rPr>
-          <w:color w:val="0000FF"/>
-        </w:rPr>
-        <w:t xml:space="preserve">berbasis</w:t>
-      </w:r>
-      <w:r>
-        <w:rPr>
-          <w:color w:val="0000FF"/>
-        </w:rPr>
-        <w:t xml:space="preserve"> </w:t>
-      </w:r>
-      <w:r>
-        <w:rPr>
-          <w:color w:val="0000FF"/>
-        </w:rPr>
-        <w:t xml:space="preserve">pohon</w:t>
-      </w:r>
-      <w:r>
-        <w:rPr>
-          <w:color w:val="0000FF"/>
-        </w:rPr>
-        <w:t xml:space="preserve"> </w:t>
-      </w:r>
-      <w:r>
-        <w:rPr>
-          <w:color w:val="0000FF"/>
-        </w:rPr>
-        <w:t xml:space="preserve">keputusan</w:t>
-      </w:r>
-      <w:r>
-        <w:rPr>
-          <w:color w:val="0000FF"/>
-        </w:rPr>
-        <w:t xml:space="preserve"> </w:t>
-      </w:r>
-      <w:r>
-        <w:rPr>
-          <w:color w:val="0000FF"/>
-        </w:rPr>
-        <w:t xml:space="preserve">(DT/RF/XGBoost),</w:t>
-      </w:r>
-      <w:r>
-        <w:rPr>
-          <w:color w:val="0000FF"/>
-        </w:rPr>
-        <w:t xml:space="preserve"> </w:t>
-      </w:r>
-      <w:r>
-        <w:rPr>
-          <w:color w:val="0000FF"/>
-        </w:rPr>
-        <w:t xml:space="preserve">dan</w:t>
-      </w:r>
-      <w:r>
-        <w:rPr>
-          <w:color w:val="0000FF"/>
-        </w:rPr>
-        <w:t xml:space="preserve"> </w:t>
-      </w:r>
-      <w:r>
-        <w:rPr>
-          <w:color w:val="0000FF"/>
-        </w:rPr>
-        <w:t xml:space="preserve">DeepExplainer</w:t>
-      </w:r>
-      <w:r>
-        <w:rPr>
-          <w:color w:val="0000FF"/>
-        </w:rPr>
-        <w:t xml:space="preserve"> </w:t>
-      </w:r>
-      <w:r>
-        <w:rPr>
-          <w:color w:val="0000FF"/>
-        </w:rPr>
-        <w:t xml:space="preserve">untuk</w:t>
-      </w:r>
-      <w:r>
-        <w:rPr>
-          <w:color w:val="0000FF"/>
-        </w:rPr>
-        <w:t xml:space="preserve"> </w:t>
-      </w:r>
-      <w:r>
-        <w:rPr>
-          <w:i/>
-          <w:iCs/>
-          <w:color w:val="0000FF"/>
-        </w:rPr>
-        <w:t xml:space="preserve">Deep</w:t>
-      </w:r>
-      <w:r>
-        <w:rPr>
-          <w:i/>
-          <w:iCs/>
-          <w:color w:val="0000FF"/>
-        </w:rPr>
-        <w:t xml:space="preserve"> </w:t>
-      </w:r>
-      <w:r>
-        <w:rPr>
-          <w:i/>
-          <w:iCs/>
-          <w:color w:val="0000FF"/>
-        </w:rPr>
-        <w:t xml:space="preserve">Learning</w:t>
-      </w:r>
-      <w:r>
-        <w:rPr>
-          <w:color w:val="0000FF"/>
-        </w:rPr>
-        <w:t xml:space="preserve"> </w:t>
-      </w:r>
-      <w:r>
-        <w:rPr>
-          <w:color w:val="0000FF"/>
-        </w:rPr>
+        <w:t xml:space="preserve">Modul XAI yang digunakan pada setiap golongan algoritma</w:t>
+      </w:r>
+      <w:r>
+        <w:t xml:space="preserve"> </w:t>
+      </w:r>
+      <w:r>
+        <w:t xml:space="preserve">disesuaikan dengan arsitekturnya: KernelExplainer untuk model berbasis kernel</w:t>
+      </w:r>
+      <w:r>
+        <w:t xml:space="preserve"> </w:t>
+      </w:r>
+      <w:r>
+        <w:t xml:space="preserve">(SVM/LR), TreeExplainer untuk algoritma berbasis pohon keputusan</w:t>
+      </w:r>
+      <w:r>
+        <w:t xml:space="preserve"> </w:t>
+      </w:r>
+      <w:r>
+        <w:t xml:space="preserve">(DT/RF/XGBoost), dan DeepExplainer untuk</w:t>
+      </w:r>
+      <w:r>
+        <w:t xml:space="preserve"> </w:t>
+      </w:r>
+      <w:r>
+        <w:rPr>
+          <w:i/>
+          <w:iCs/>
+        </w:rPr>
+        <w:t xml:space="preserve">Deep Learning</w:t>
+      </w:r>
+      <w:r>
+        <w:t xml:space="preserve"> </w:t>
+      </w:r>
+      <w:r>
         <w:t xml:space="preserve">(WDCNN).</w:t>
       </w:r>
       <w:r>
-        <w:rPr>
-          <w:color w:val="0000FF"/>
-        </w:rPr>
-        <w:t xml:space="preserve"> </w:t>
-      </w:r>
-      <w:r>
-        <w:rPr>
-          <w:color w:val="0000FF"/>
-        </w:rPr>
-        <w:t xml:space="preserve">Rincian</w:t>
-      </w:r>
-      <w:r>
-        <w:rPr>
-          <w:color w:val="0000FF"/>
-        </w:rPr>
-        <w:t xml:space="preserve"> </w:t>
-      </w:r>
-      <w:r>
-        <w:rPr>
-          <w:color w:val="0000FF"/>
-        </w:rPr>
-        <w:t xml:space="preserve">implementasi</w:t>
-      </w:r>
-      <w:r>
-        <w:rPr>
-          <w:color w:val="0000FF"/>
-        </w:rPr>
-        <w:t xml:space="preserve"> </w:t>
-      </w:r>
-      <w:r>
-        <w:rPr>
-          <w:color w:val="0000FF"/>
-        </w:rPr>
-        <w:t xml:space="preserve">masing-masing</w:t>
-      </w:r>
-      <w:r>
-        <w:rPr>
-          <w:color w:val="0000FF"/>
-        </w:rPr>
-        <w:t xml:space="preserve"> </w:t>
-      </w:r>
-      <w:r>
-        <w:rPr>
-          <w:color w:val="0000FF"/>
-        </w:rPr>
-        <w:t xml:space="preserve">modul</w:t>
-      </w:r>
-      <w:r>
-        <w:rPr>
-          <w:color w:val="0000FF"/>
-        </w:rPr>
-        <w:t xml:space="preserve"> </w:t>
-      </w:r>
-      <w:r>
-        <w:rPr>
-          <w:color w:val="0000FF"/>
-        </w:rPr>
-        <w:t xml:space="preserve">SHAP</w:t>
-      </w:r>
-      <w:r>
-        <w:rPr>
-          <w:color w:val="0000FF"/>
-        </w:rPr>
-        <w:t xml:space="preserve"> </w:t>
-      </w:r>
-      <w:r>
-        <w:rPr>
-          <w:color w:val="0000FF"/>
-        </w:rPr>
-        <w:t xml:space="preserve">dikembangkan</w:t>
-      </w:r>
-      <w:r>
-        <w:rPr>
-          <w:color w:val="0000FF"/>
-        </w:rPr>
-        <w:t xml:space="preserve"> </w:t>
-      </w:r>
-      <w:r>
-        <w:rPr>
-          <w:color w:val="0000FF"/>
-        </w:rPr>
-        <w:t xml:space="preserve">pada</w:t>
-      </w:r>
-      <w:r>
-        <w:rPr>
-          <w:color w:val="0000FF"/>
-        </w:rPr>
-        <w:t xml:space="preserve"> </w:t>
-      </w:r>
-      <w:r>
-        <w:rPr>
-          <w:color w:val="0000FF"/>
-        </w:rPr>
-        <w:t xml:space="preserve">Bab IV</w:t>
-      </w:r>
-      <w:r>
-        <w:rPr>
-          <w:color w:val="0000FF"/>
-        </w:rPr>
-        <w:t xml:space="preserve"> </w:t>
-      </w:r>
-      <w:r>
-        <w:rPr>
-          <w:color w:val="0000FF"/>
-        </w:rPr>
-        <w:t xml:space="preserve">Subbab IV.2–IV.4.</w:t>
+        <w:t xml:space="preserve"> </w:t>
+      </w:r>
+      <w:r>
+        <w:t xml:space="preserve">Rincian implementasi masing-masing modul SHAP dikembangkan pada</w:t>
+      </w:r>
+      <w:r>
+        <w:t xml:space="preserve"> </w:t>
+      </w:r>
+      <w:r>
+        <w:t xml:space="preserve">Bab IV Subbab IV.2–IV.4.</w:t>
       </w:r>
     </w:p>
     <w:p>
@@ -952,22 +438,7 @@
         <w:t xml:space="preserve"> </w:t>
       </w:r>
       <w:r>
-        <w:rPr>
-          <w:color w:val="0000FF"/>
-        </w:rPr>
-        <w:t xml:space="preserve">pendekatan</w:t>
-      </w:r>
-      <w:r>
-        <w:rPr>
-          <w:color w:val="0000FF"/>
-        </w:rPr>
-        <w:t xml:space="preserve"> </w:t>
-      </w:r>
-      <w:r>
-        <w:rPr>
-          <w:color w:val="0000FF"/>
-        </w:rPr>
-        <w:t xml:space="preserve">prognostik</w:t>
+        <w:t xml:space="preserve">pendekatan prognostik</w:t>
       </w:r>
       <w:r>
         <w:t xml:space="preserve"> </w:t>
@@ -1036,22 +507,7 @@
         <w:t xml:space="preserve"> </w:t>
       </w:r>
       <w:r>
-        <w:rPr>
-          <w:color w:val="0000FF"/>
-        </w:rPr>
-        <w:t xml:space="preserve">pendekatan</w:t>
-      </w:r>
-      <w:r>
-        <w:rPr>
-          <w:color w:val="0000FF"/>
-        </w:rPr>
-        <w:t xml:space="preserve"> </w:t>
-      </w:r>
-      <w:r>
-        <w:rPr>
-          <w:color w:val="0000FF"/>
-        </w:rPr>
-        <w:t xml:space="preserve">prognostik</w:t>
+        <w:t xml:space="preserve">pendekatan prognostik</w:t>
       </w:r>
       <w:r>
         <w:t xml:space="preserve"> </w:t>
@@ -1116,22 +572,7 @@
         <w:t xml:space="preserve"> </w:t>
       </w:r>
       <w:r>
-        <w:rPr>
-          <w:color w:val="0000FF"/>
-        </w:rPr>
-        <w:t xml:space="preserve">kedua</w:t>
-      </w:r>
-      <w:r>
-        <w:rPr>
-          <w:color w:val="0000FF"/>
-        </w:rPr>
-        <w:t xml:space="preserve"> </w:t>
-      </w:r>
-      <w:r>
-        <w:rPr>
-          <w:color w:val="0000FF"/>
-        </w:rPr>
-        <w:t xml:space="preserve">pendekatan</w:t>
+        <w:t xml:space="preserve">kedua pendekatan</w:t>
       </w:r>
       <w:r>
         <w:t xml:space="preserve"> </w:t>
@@ -1220,294 +661,225 @@
         <w:t xml:space="preserve"> </w:t>
       </w:r>
       <w:r>
-        <w:rPr>
-          <w:color w:val="0000FF"/>
-        </w:rPr>
-        <w:t xml:space="preserve">pendekatan</w:t>
-      </w:r>
-      <w:r>
-        <w:rPr>
-          <w:color w:val="0000FF"/>
-        </w:rPr>
-        <w:t xml:space="preserve"> </w:t>
-      </w:r>
-      <w:r>
-        <w:rPr>
-          <w:color w:val="0000FF"/>
-        </w:rPr>
+        <w:t xml:space="preserve">pendekatan diagnostik</w:t>
+      </w:r>
+      <w:r>
+        <w:t xml:space="preserve"> </w:t>
+      </w:r>
+      <w:r>
+        <w:t xml:space="preserve">(biru) menggunakan dataset</w:t>
+      </w:r>
+      <w:r>
+        <w:t xml:space="preserve"> </w:t>
+      </w:r>
+      <w:r>
+        <w:t xml:space="preserve">CWRU untuk</w:t>
+      </w:r>
+      <w:r>
+        <w:t xml:space="preserve"> </w:t>
+      </w:r>
+      <w:r>
+        <w:rPr>
+          <w:i/>
+          <w:iCs/>
+        </w:rPr>
+        <w:t xml:space="preserve">benchmark</w:t>
+      </w:r>
+      <w:r>
+        <w:t xml:space="preserve"> </w:t>
+      </w:r>
+      <w:r>
+        <w:t xml:space="preserve">algoritma</w:t>
+      </w:r>
+      <w:r>
+        <w:t xml:space="preserve"> </w:t>
+      </w:r>
+      <w:r>
+        <w:t xml:space="preserve">(kernel/pohon keputusan/</w:t>
+      </w:r>
+      <w:r>
+        <w:rPr>
+          <w:i/>
+          <w:iCs/>
+        </w:rPr>
+        <w:t xml:space="preserve">Deep Learning</w:t>
+      </w:r>
+      <w:r>
+        <w:t xml:space="preserve">) dan menghasilkan FSM sebagai</w:t>
+      </w:r>
+      <w:r>
+        <w:t xml:space="preserve"> </w:t>
+      </w:r>
+      <w:r>
+        <w:t xml:space="preserve">XAI level sinyal;</w:t>
+      </w:r>
+      <w:r>
+        <w:t xml:space="preserve"> </w:t>
+      </w:r>
+      <w:r>
+        <w:t xml:space="preserve">pendekatan prognostik</w:t>
+      </w:r>
+      <w:r>
+        <w:t xml:space="preserve"> </w:t>
+      </w:r>
+      <w:r>
+        <w:t xml:space="preserve">(hijau)</w:t>
+      </w:r>
+      <w:r>
+        <w:t xml:space="preserve"> </w:t>
+      </w:r>
+      <w:r>
+        <w:t xml:space="preserve">menggunakan tiga dataset prognostik untuk estimasi RUL dan pemetaan</w:t>
+      </w:r>
+      <w:r>
+        <w:t xml:space="preserve"> </w:t>
+      </w:r>
+      <w:r>
+        <w:t xml:space="preserve">BPFx melalui Top-</w:t>
+      </w:r>
+      <w:r>
+        <w:rPr>
+          <w:i/>
+          <w:iCs/>
+        </w:rPr>
+        <w:t xml:space="preserve">k</w:t>
+      </w:r>
+      <w:r>
+        <w:t xml:space="preserve"> </w:t>
+      </w:r>
+      <w:r>
+        <w:t xml:space="preserve">SAE.</w:t>
+      </w:r>
+      <w:r>
+        <w:t xml:space="preserve"> </w:t>
+      </w:r>
+      <w:r>
+        <w:t xml:space="preserve">Keduanya</w:t>
+      </w:r>
+      <w:r>
+        <w:t xml:space="preserve"> </w:t>
+      </w:r>
+      <w:r>
+        <w:t xml:space="preserve">berkonvergensi pada kerangka</w:t>
+      </w:r>
+      <w:r>
+        <w:t xml:space="preserve"> </w:t>
+      </w:r>
+      <w:r>
+        <w:t xml:space="preserve">PdM</w:t>
+      </w:r>
+      <w:r>
+        <w:t xml:space="preserve"> </w:t>
+      </w:r>
+      <w:r>
+        <w:rPr>
+          <w:i/>
+          <w:iCs/>
+        </w:rPr>
+        <w:t xml:space="preserve">multi-tier</w:t>
+      </w:r>
+      <w:r>
+        <w:t xml:space="preserve"> </w:t>
+      </w:r>
+      <w:r>
+        <w:t xml:space="preserve">di Bab VI.</w:t>
+      </w:r>
+    </w:p>
+    <w:p>
+      <w:pPr>
+        <w:pStyle w:val="Paragraf"/>
+      </w:pPr>
+    </w:p>
+    <w:bookmarkEnd w:id="39"/>
+    <w:p>
+      <w:pPr>
+        <w:pStyle w:val="Paragraf"/>
+      </w:pPr>
+      <w:r>
+        <w:t xml:space="preserve">Pemilihan</w:t>
+      </w:r>
+      <w:r>
+        <w:t xml:space="preserve"> </w:t>
+      </w:r>
+      <w:r>
+        <w:t xml:space="preserve">dua pendekatan berbeda</w:t>
+      </w:r>
+      <w:r>
+        <w:t xml:space="preserve"> </w:t>
+      </w:r>
+      <w:r>
+        <w:t xml:space="preserve">dan (bukan satu</w:t>
+      </w:r>
+      <w:r>
+        <w:t xml:space="preserve"> </w:t>
+      </w:r>
+      <w:r>
+        <w:t xml:space="preserve">alur</w:t>
+      </w:r>
+      <w:r>
+        <w:t xml:space="preserve"> </w:t>
+      </w:r>
+      <w:r>
+        <w:t xml:space="preserve">hirarkis tunggal) mencerminkan</w:t>
+      </w:r>
+      <w:r>
+        <w:t xml:space="preserve"> </w:t>
+      </w:r>
+      <w:r>
+        <w:t xml:space="preserve">realitas sistem PdM industri yang membutuhkan dua kemampuan yang berbeda</w:t>
+      </w:r>
+      <w:r>
+        <w:t xml:space="preserve"> </w:t>
+      </w:r>
+      <w:r>
+        <w:t xml:space="preserve">namun saling melengkapi, yaitu kemampuan diagnostik untuk pengambilan keputusan</w:t>
+      </w:r>
+      <w:r>
+        <w:t xml:space="preserve"> </w:t>
+      </w:r>
+      <w:r>
+        <w:t xml:space="preserve">jangka pendek (jenis dan lokasi kerusakan), dan kemampuan prognostik untuk</w:t>
+      </w:r>
+      <w:r>
+        <w:t xml:space="preserve"> </w:t>
+      </w:r>
+      <w:r>
+        <w:t xml:space="preserve">perencanaan perawatan jangka panjang (estimasi kapan komponen akan gagal).</w:t>
+      </w:r>
+      <w:r>
+        <w:t xml:space="preserve"> </w:t>
+      </w:r>
+      <w:r>
+        <w:t xml:space="preserve">Interpretabilitas pada kedua kemampuan diwujudkan melalui pendekatan yang</w:t>
+      </w:r>
+      <w:r>
+        <w:t xml:space="preserve"> </w:t>
+      </w:r>
+      <w:r>
+        <w:t xml:space="preserve">sesuai dengan skala waktu masing-masing. FSM untuk interpretabilitas level</w:t>
+      </w:r>
+      <w:r>
+        <w:t xml:space="preserve"> </w:t>
+      </w:r>
+      <w:r>
+        <w:t xml:space="preserve">sinyal dalam satu segmen pendek (</w:t>
+      </w:r>
+      <w:r>
         <w:t xml:space="preserve">diagnostik</w:t>
       </w:r>
       <w:r>
-        <w:t xml:space="preserve"> </w:t>
-      </w:r>
-      <w:r>
-        <w:t xml:space="preserve">(biru) menggunakan dataset</w:t>
-      </w:r>
-      <w:r>
-        <w:t xml:space="preserve"> </w:t>
-      </w:r>
-      <w:r>
-        <w:t xml:space="preserve">CWRU untuk</w:t>
-      </w:r>
-      <w:r>
-        <w:t xml:space="preserve"> </w:t>
-      </w:r>
-      <w:r>
-        <w:rPr>
-          <w:i/>
-          <w:iCs/>
-        </w:rPr>
-        <w:t xml:space="preserve">benchmark</w:t>
-      </w:r>
-      <w:r>
-        <w:t xml:space="preserve"> </w:t>
-      </w:r>
-      <w:r>
-        <w:t xml:space="preserve">algoritma</w:t>
-      </w:r>
-      <w:r>
-        <w:t xml:space="preserve"> </w:t>
-      </w:r>
-      <w:r>
-        <w:t xml:space="preserve">(kernel/pohon keputusan/</w:t>
-      </w:r>
-      <w:r>
-        <w:rPr>
-          <w:i/>
-          <w:iCs/>
-        </w:rPr>
-        <w:t xml:space="preserve">Deep Learning</w:t>
-      </w:r>
-      <w:r>
-        <w:t xml:space="preserve">) dan menghasilkan FSM sebagai</w:t>
-      </w:r>
-      <w:r>
-        <w:t xml:space="preserve"> </w:t>
-      </w:r>
-      <w:r>
-        <w:t xml:space="preserve">XAI level sinyal;</w:t>
-      </w:r>
-      <w:r>
-        <w:t xml:space="preserve"> </w:t>
-      </w:r>
-      <w:r>
-        <w:rPr>
-          <w:color w:val="0000FF"/>
-        </w:rPr>
-        <w:t xml:space="preserve">pendekatan</w:t>
-      </w:r>
-      <w:r>
-        <w:rPr>
-          <w:color w:val="0000FF"/>
-        </w:rPr>
-        <w:t xml:space="preserve"> </w:t>
-      </w:r>
-      <w:r>
-        <w:rPr>
-          <w:color w:val="0000FF"/>
-        </w:rPr>
+        <w:t xml:space="preserve">), dan SAE-BPFx untuk</w:t>
+      </w:r>
+      <w:r>
+        <w:t xml:space="preserve"> </w:t>
+      </w:r>
+      <w:r>
+        <w:t xml:space="preserve">interpretabilitas konsep laten lintas ratusan rekaman degradasi (</w:t>
+      </w:r>
+      <w:r>
         <w:t xml:space="preserve">prognostik</w:t>
       </w:r>
       <w:r>
-        <w:t xml:space="preserve"> </w:t>
-      </w:r>
-      <w:r>
-        <w:t xml:space="preserve">(hijau)</w:t>
-      </w:r>
-      <w:r>
-        <w:t xml:space="preserve"> </w:t>
-      </w:r>
-      <w:r>
-        <w:t xml:space="preserve">menggunakan tiga dataset prognostik untuk estimasi RUL dan pemetaan</w:t>
-      </w:r>
-      <w:r>
-        <w:t xml:space="preserve"> </w:t>
-      </w:r>
-      <w:r>
-        <w:t xml:space="preserve">BPFx melalui Top-</w:t>
-      </w:r>
-      <w:r>
-        <w:rPr>
-          <w:i/>
-          <w:iCs/>
-        </w:rPr>
-        <w:t xml:space="preserve">k</w:t>
-      </w:r>
-      <w:r>
-        <w:t xml:space="preserve"> </w:t>
-      </w:r>
-      <w:r>
-        <w:t xml:space="preserve">SAE.</w:t>
-      </w:r>
-      <w:r>
-        <w:t xml:space="preserve"> </w:t>
-      </w:r>
-      <w:r>
-        <w:rPr>
-          <w:color w:val="0000FF"/>
-        </w:rPr>
-        <w:t xml:space="preserve">Keduanya</w:t>
-      </w:r>
-      <w:r>
-        <w:t xml:space="preserve"> </w:t>
-      </w:r>
-      <w:r>
-        <w:t xml:space="preserve">berkonvergensi pada kerangka</w:t>
-      </w:r>
-      <w:r>
-        <w:t xml:space="preserve"> </w:t>
-      </w:r>
-      <w:r>
-        <w:t xml:space="preserve">PdM</w:t>
-      </w:r>
-      <w:r>
-        <w:t xml:space="preserve"> </w:t>
-      </w:r>
-      <w:r>
-        <w:rPr>
-          <w:i/>
-          <w:iCs/>
-        </w:rPr>
-        <w:t xml:space="preserve">multi-tier</w:t>
-      </w:r>
-      <w:r>
-        <w:t xml:space="preserve"> </w:t>
-      </w:r>
-      <w:r>
-        <w:t xml:space="preserve">di Bab VI.</w:t>
-      </w:r>
-    </w:p>
-    <w:p>
-      <w:pPr>
-        <w:pStyle w:val="Paragraf"/>
-      </w:pPr>
-    </w:p>
-    <w:bookmarkEnd w:id="39"/>
-    <w:p>
-      <w:pPr>
-        <w:pStyle w:val="Paragraf"/>
-      </w:pPr>
-      <w:r>
-        <w:t xml:space="preserve">Pemilihan</w:t>
-      </w:r>
-      <w:r>
-        <w:t xml:space="preserve"> </w:t>
-      </w:r>
-      <w:r>
-        <w:rPr>
-          <w:color w:val="0000FF"/>
-        </w:rPr>
-        <w:t xml:space="preserve">dua</w:t>
-      </w:r>
-      <w:r>
-        <w:rPr>
-          <w:color w:val="0000FF"/>
-        </w:rPr>
-        <w:t xml:space="preserve"> </w:t>
-      </w:r>
-      <w:r>
-        <w:rPr>
-          <w:color w:val="0000FF"/>
-        </w:rPr>
-        <w:t xml:space="preserve">pendekatan</w:t>
-      </w:r>
-      <w:r>
-        <w:rPr>
-          <w:color w:val="0000FF"/>
-        </w:rPr>
-        <w:t xml:space="preserve"> </w:t>
-      </w:r>
-      <w:r>
-        <w:rPr>
-          <w:color w:val="0000FF"/>
-        </w:rPr>
-        <w:t xml:space="preserve">berbeda</w:t>
-      </w:r>
-      <w:r>
-        <w:t xml:space="preserve"> </w:t>
-      </w:r>
-      <w:r>
-        <w:t xml:space="preserve">dan (bukan satu</w:t>
-      </w:r>
-      <w:r>
-        <w:t xml:space="preserve"> </w:t>
-      </w:r>
-      <w:r>
-        <w:rPr>
-          <w:color w:val="0000FF"/>
-        </w:rPr>
-        <w:t xml:space="preserve">alur</w:t>
-      </w:r>
-      <w:r>
-        <w:t xml:space="preserve"> </w:t>
-      </w:r>
-      <w:r>
-        <w:t xml:space="preserve">hirarkis tunggal) mencerminkan</w:t>
-      </w:r>
-      <w:r>
-        <w:t xml:space="preserve"> </w:t>
-      </w:r>
-      <w:r>
-        <w:t xml:space="preserve">realitas sistem PdM industri yang membutuhkan dua kemampuan yang berbeda</w:t>
-      </w:r>
-      <w:r>
-        <w:t xml:space="preserve"> </w:t>
-      </w:r>
-      <w:r>
-        <w:t xml:space="preserve">namun saling melengkapi, yaitu kemampuan diagnostik untuk pengambilan keputusan</w:t>
-      </w:r>
-      <w:r>
-        <w:t xml:space="preserve"> </w:t>
-      </w:r>
-      <w:r>
-        <w:t xml:space="preserve">jangka pendek (jenis dan lokasi kerusakan), dan kemampuan prognostik untuk</w:t>
-      </w:r>
-      <w:r>
-        <w:t xml:space="preserve"> </w:t>
-      </w:r>
-      <w:r>
-        <w:t xml:space="preserve">perencanaan perawatan jangka panjang (estimasi kapan komponen akan gagal).</w:t>
-      </w:r>
-      <w:r>
-        <w:t xml:space="preserve"> </w:t>
-      </w:r>
-      <w:r>
-        <w:t xml:space="preserve">Interpretabilitas pada kedua kemampuan diwujudkan melalui pendekatan yang</w:t>
-      </w:r>
-      <w:r>
-        <w:t xml:space="preserve"> </w:t>
-      </w:r>
-      <w:r>
-        <w:t xml:space="preserve">sesuai dengan skala waktu masing-masing. FSM untuk interpretabilitas level</w:t>
-      </w:r>
-      <w:r>
-        <w:t xml:space="preserve"> </w:t>
-      </w:r>
-      <w:r>
-        <w:t xml:space="preserve">sinyal dalam satu segmen pendek (</w:t>
-      </w:r>
-      <w:r>
-        <w:rPr>
-          <w:color w:val="0000FF"/>
-        </w:rPr>
-        <w:t xml:space="preserve">diagnostik</w:t>
-      </w:r>
-      <w:r>
-        <w:t xml:space="preserve">), dan SAE-BPFx untuk</w:t>
-      </w:r>
-      <w:r>
-        <w:t xml:space="preserve"> </w:t>
-      </w:r>
-      <w:r>
-        <w:t xml:space="preserve">interpretabilitas konsep laten lintas ratusan rekaman degradasi (</w:t>
-      </w:r>
-      <w:r>
-        <w:rPr>
-          <w:color w:val="0000FF"/>
-        </w:rPr>
-        <w:t xml:space="preserve">prognostik</w:t>
-      </w:r>
-      <w:r>
         <w:t xml:space="preserve">).</w:t>
       </w:r>
     </w:p>
@@ -1521,298 +893,19 @@
         <w:pStyle w:val="Paragraf"/>
       </w:pPr>
       <w:r>
-        <w:rPr>
-          <w:color w:val="0000FF"/>
-        </w:rPr>
-        <w:t xml:space="preserve">Kerangka</w:t>
-      </w:r>
-      <w:r>
-        <w:rPr>
-          <w:color w:val="0000FF"/>
-        </w:rPr>
-        <w:t xml:space="preserve"> </w:t>
-      </w:r>
-      <w:r>
-        <w:rPr>
-          <w:color w:val="0000FF"/>
-        </w:rPr>
-        <w:t xml:space="preserve">sistem</w:t>
-      </w:r>
-      <w:r>
-        <w:rPr>
-          <w:color w:val="0000FF"/>
-        </w:rPr>
-        <w:t xml:space="preserve"> </w:t>
-      </w:r>
-      <w:r>
-        <w:rPr>
-          <w:color w:val="0000FF"/>
-        </w:rPr>
-        <w:t xml:space="preserve">PdM</w:t>
-      </w:r>
-      <w:r>
-        <w:rPr>
-          <w:color w:val="0000FF"/>
-        </w:rPr>
-        <w:t xml:space="preserve"> </w:t>
-      </w:r>
-      <w:r>
-        <w:rPr>
-          <w:color w:val="0000FF"/>
-        </w:rPr>
-        <w:t xml:space="preserve">yang</w:t>
-      </w:r>
-      <w:r>
-        <w:rPr>
-          <w:color w:val="0000FF"/>
-        </w:rPr>
-        <w:t xml:space="preserve"> </w:t>
-      </w:r>
-      <w:r>
-        <w:rPr>
-          <w:color w:val="0000FF"/>
-        </w:rPr>
-        <w:t xml:space="preserve">dibangun</w:t>
-      </w:r>
-      <w:r>
-        <w:rPr>
-          <w:color w:val="0000FF"/>
-        </w:rPr>
-        <w:t xml:space="preserve"> </w:t>
-      </w:r>
-      <w:r>
-        <w:rPr>
-          <w:color w:val="0000FF"/>
-        </w:rPr>
-        <w:t xml:space="preserve">dalam</w:t>
-      </w:r>
-      <w:r>
-        <w:rPr>
-          <w:color w:val="0000FF"/>
-        </w:rPr>
-        <w:t xml:space="preserve"> </w:t>
-      </w:r>
-      <w:r>
-        <w:rPr>
-          <w:color w:val="0000FF"/>
-        </w:rPr>
-        <w:t xml:space="preserve">penelitian</w:t>
-      </w:r>
-      <w:r>
-        <w:rPr>
-          <w:color w:val="0000FF"/>
-        </w:rPr>
-        <w:t xml:space="preserve"> </w:t>
-      </w:r>
-      <w:r>
-        <w:rPr>
-          <w:color w:val="0000FF"/>
-        </w:rPr>
-        <w:t xml:space="preserve">ini</w:t>
-      </w:r>
-      <w:r>
-        <w:rPr>
-          <w:color w:val="0000FF"/>
-        </w:rPr>
-        <w:t xml:space="preserve"> </w:t>
-      </w:r>
-      <w:r>
-        <w:rPr>
-          <w:color w:val="0000FF"/>
-        </w:rPr>
-        <w:t xml:space="preserve">mengikuti</w:t>
-      </w:r>
-      <w:r>
-        <w:rPr>
-          <w:color w:val="0000FF"/>
-        </w:rPr>
-        <w:t xml:space="preserve"> </w:t>
-      </w:r>
-      <w:r>
-        <w:rPr>
-          <w:color w:val="0000FF"/>
-        </w:rPr>
-        <w:t xml:space="preserve">alur</w:t>
-      </w:r>
-      <w:r>
-        <w:rPr>
-          <w:color w:val="0000FF"/>
-        </w:rPr>
-        <w:t xml:space="preserve"> </w:t>
-      </w:r>
-      <w:r>
-        <w:rPr>
-          <w:color w:val="0000FF"/>
-        </w:rPr>
-        <w:t xml:space="preserve">enam</w:t>
-      </w:r>
-      <w:r>
-        <w:rPr>
-          <w:color w:val="0000FF"/>
-        </w:rPr>
-        <w:t xml:space="preserve"> </w:t>
-      </w:r>
-      <w:r>
-        <w:rPr>
-          <w:color w:val="0000FF"/>
-        </w:rPr>
-        <w:t xml:space="preserve">tahap</w:t>
-      </w:r>
-      <w:r>
-        <w:rPr>
-          <w:color w:val="0000FF"/>
-        </w:rPr>
-        <w:t xml:space="preserve"> </w:t>
-      </w:r>
-      <w:r>
-        <w:rPr>
-          <w:color w:val="0000FF"/>
-        </w:rPr>
-        <w:t xml:space="preserve">yang</w:t>
-      </w:r>
-      <w:r>
-        <w:rPr>
-          <w:color w:val="0000FF"/>
-        </w:rPr>
-        <w:t xml:space="preserve"> </w:t>
-      </w:r>
-      <w:r>
-        <w:rPr>
-          <w:color w:val="0000FF"/>
-        </w:rPr>
-        <w:t xml:space="preserve">bersifat</w:t>
-      </w:r>
-      <w:r>
-        <w:rPr>
-          <w:color w:val="0000FF"/>
-        </w:rPr>
-        <w:t xml:space="preserve"> </w:t>
-      </w:r>
-      <w:r>
-        <w:rPr>
-          <w:color w:val="0000FF"/>
-        </w:rPr>
-        <w:t xml:space="preserve">inkremental:</w:t>
-      </w:r>
-      <w:r>
-        <w:rPr>
-          <w:color w:val="0000FF"/>
-        </w:rPr>
-        <w:t xml:space="preserve"> </w:t>
-      </w:r>
-      <w:r>
-        <w:rPr>
-          <w:color w:val="0000FF"/>
-        </w:rPr>
-        <w:t xml:space="preserve">setiap</w:t>
-      </w:r>
-      <w:r>
-        <w:rPr>
-          <w:color w:val="0000FF"/>
-        </w:rPr>
-        <w:t xml:space="preserve"> </w:t>
-      </w:r>
-      <w:r>
-        <w:rPr>
-          <w:color w:val="0000FF"/>
-        </w:rPr>
-        <w:t xml:space="preserve">keputusan</w:t>
-      </w:r>
-      <w:r>
-        <w:rPr>
-          <w:color w:val="0000FF"/>
-        </w:rPr>
-        <w:t xml:space="preserve"> </w:t>
-      </w:r>
-      <w:r>
-        <w:rPr>
-          <w:color w:val="0000FF"/>
-        </w:rPr>
-        <w:t xml:space="preserve">pada</w:t>
-      </w:r>
-      <w:r>
-        <w:rPr>
-          <w:color w:val="0000FF"/>
-        </w:rPr>
-        <w:t xml:space="preserve"> </w:t>
-      </w:r>
-      <w:r>
-        <w:rPr>
-          <w:color w:val="0000FF"/>
-        </w:rPr>
-        <w:t xml:space="preserve">satu</w:t>
-      </w:r>
-      <w:r>
-        <w:rPr>
-          <w:color w:val="0000FF"/>
-        </w:rPr>
-        <w:t xml:space="preserve"> </w:t>
-      </w:r>
-      <w:r>
-        <w:rPr>
-          <w:color w:val="0000FF"/>
-        </w:rPr>
-        <w:t xml:space="preserve">tahap</w:t>
-      </w:r>
-      <w:r>
-        <w:rPr>
-          <w:color w:val="0000FF"/>
-        </w:rPr>
-        <w:t xml:space="preserve"> </w:t>
-      </w:r>
-      <w:r>
-        <w:rPr>
-          <w:color w:val="0000FF"/>
-        </w:rPr>
-        <w:t xml:space="preserve">memengaruhi</w:t>
-      </w:r>
-      <w:r>
-        <w:rPr>
-          <w:color w:val="0000FF"/>
-        </w:rPr>
-        <w:t xml:space="preserve"> </w:t>
-      </w:r>
-      <w:r>
-        <w:rPr>
-          <w:color w:val="0000FF"/>
-        </w:rPr>
-        <w:t xml:space="preserve">tahap</w:t>
-      </w:r>
-      <w:r>
-        <w:rPr>
-          <w:color w:val="0000FF"/>
-        </w:rPr>
-        <w:t xml:space="preserve"> </w:t>
-      </w:r>
-      <w:r>
-        <w:rPr>
-          <w:color w:val="0000FF"/>
-        </w:rPr>
-        <w:t xml:space="preserve">berikutnya</w:t>
-      </w:r>
-      <w:r>
-        <w:rPr>
-          <w:color w:val="0000FF"/>
-        </w:rPr>
-        <w:t xml:space="preserve"> </w:t>
-      </w:r>
-      <w:r>
-        <w:rPr>
-          <w:color w:val="0000FF"/>
-        </w:rPr>
-        <w:t xml:space="preserve">secara</w:t>
-      </w:r>
-      <w:r>
-        <w:rPr>
-          <w:color w:val="0000FF"/>
-        </w:rPr>
-        <w:t xml:space="preserve"> </w:t>
-      </w:r>
-      <w:r>
-        <w:rPr>
-          <w:color w:val="0000FF"/>
-        </w:rPr>
-        <w:t xml:space="preserve">langsung.</w:t>
+        <w:t xml:space="preserve">Kerangka sistem PdM yang dibangun dalam penelitian ini mengikuti alur</w:t>
+      </w:r>
+      <w:r>
+        <w:t xml:space="preserve"> </w:t>
+      </w:r>
+      <w:r>
+        <w:t xml:space="preserve">enam tahap yang bersifat inkremental: setiap keputusan pada satu tahap</w:t>
+      </w:r>
+      <w:r>
+        <w:t xml:space="preserve"> </w:t>
+      </w:r>
+      <w:r>
+        <w:t xml:space="preserve">memengaruhi tahap berikutnya secara langsung.</w:t>
       </w:r>
     </w:p>
     <w:p>
@@ -1992,7 +1085,7 @@
         <w:t xml:space="preserve"> </w:t>
       </w:r>
       <w:r>
-        <w:t xml:space="preserve">Subbab III.3.2.</w:t>
+        <w:t xml:space="preserve">Subbab III.3.5.</w:t>
       </w:r>
     </w:p>
     <w:p>
@@ -2245,9 +1338,6 @@
         <w:t xml:space="preserve"> </w:t>
       </w:r>
       <w:r>
-        <w:rPr>
-          <w:color w:val="0000FF"/>
-        </w:rPr>
         <w:t xml:space="preserve">diagnostik</w:t>
       </w:r>
       <w:r>
@@ -2260,9 +1350,6 @@
         <w:t xml:space="preserve"> </w:t>
       </w:r>
       <w:r>
-        <w:rPr>
-          <w:color w:val="0000FF"/>
-        </w:rPr>
         <w:t xml:space="preserve">prognostik</w:t>
       </w:r>
       <w:r>
@@ -2402,7 +1489,8 @@
             </w:pPr>
             <w:r>
               <w:rPr>
-                <w:color w:val="0000FF"/>
+                <w:b/>
+                <w:bCs/>
               </w:rPr>
               <w:t xml:space="preserve">Peran</w:t>
             </w:r>
@@ -2497,9 +1585,6 @@
               <w:jc w:val="left"/>
             </w:pPr>
             <w:r>
-              <w:rPr>
-                <w:color w:val="0000FF"/>
-              </w:rPr>
               <w:t xml:space="preserve">Diagnostik</w:t>
             </w:r>
           </w:p>
@@ -2585,9 +1670,6 @@
               <w:jc w:val="left"/>
             </w:pPr>
             <w:r>
-              <w:rPr>
-                <w:color w:val="0000FF"/>
-              </w:rPr>
               <w:t xml:space="preserve">Prognostik</w:t>
             </w:r>
           </w:p>
@@ -2670,9 +1752,6 @@
               <w:jc w:val="left"/>
             </w:pPr>
             <w:r>
-              <w:rPr>
-                <w:color w:val="0000FF"/>
-              </w:rPr>
               <w:t xml:space="preserve">Prognostik</w:t>
             </w:r>
           </w:p>
@@ -2755,9 +1834,6 @@
               <w:jc w:val="left"/>
             </w:pPr>
             <w:r>
-              <w:rPr>
-                <w:color w:val="0000FF"/>
-              </w:rPr>
               <w:t xml:space="preserve">Prognostik</w:t>
             </w:r>
           </w:p>
@@ -2840,9 +1916,6 @@
         <w:t xml:space="preserve"> </w:t>
       </w:r>
       <w:r>
-        <w:rPr>
-          <w:color w:val="0000FF"/>
-        </w:rPr>
         <w:t xml:space="preserve">(Diagnostik)</w:t>
       </w:r>
     </w:p>
@@ -3137,46 +2210,7 @@
         <w:t xml:space="preserve"> </w:t>
       </w:r>
       <w:r>
-        <w:rPr>
-          <w:color w:val="0000FF"/>
-        </w:rPr>
-        <w:t xml:space="preserve">54/13/33%</w:t>
-      </w:r>
-      <w:r>
-        <w:rPr>
-          <w:color w:val="0000FF"/>
-        </w:rPr>
-        <w:t xml:space="preserve"> </w:t>
-      </w:r>
-      <w:r>
-        <w:rPr>
-          <w:color w:val="0000FF"/>
-        </w:rPr>
-        <w:t xml:space="preserve">(124/31/75</w:t>
-      </w:r>
-      <w:r>
-        <w:rPr>
-          <w:color w:val="0000FF"/>
-        </w:rPr>
-        <w:t xml:space="preserve"> </w:t>
-      </w:r>
-      <w:r>
-        <w:rPr>
-          <w:color w:val="0000FF"/>
-        </w:rPr>
-        <w:t xml:space="preserve">per</w:t>
-      </w:r>
-      <w:r>
-        <w:rPr>
-          <w:color w:val="0000FF"/>
-        </w:rPr>
-        <w:t xml:space="preserve"> </w:t>
-      </w:r>
-      <w:r>
-        <w:rPr>
-          <w:color w:val="0000FF"/>
-        </w:rPr>
-        <w:t xml:space="preserve">kelas).</w:t>
+        <w:t xml:space="preserve">54/13/33% (124/31/75 per kelas).</w:t>
       </w:r>
     </w:p>
     <w:tbl>
@@ -3184,7 +2218,7 @@
         <w:tblStyle w:val="Table"/>
         <w:tblW w:type="dxa" w:w="7933"/>
         <w:tblLook w:firstRow="1" w:lastRow="0" w:firstColumn="0" w:lastColumn="0" w:noHBand="0" w:noVBand="0" w:val="0020"/>
-        <w:tblCaption w:val="Sepuluh kelas kondisi dataset CWRU, lokasi, tingkat keparahan, dan jumlah sampel setelah temporal split "/>
+        <w:tblCaption w:val="Sepuluh kelas kondisi dataset CWRU, lokasi, tingkat keparahan, dan jumlah sampel setelah temporal split 54/13/33% (124/31/75 per kelas)."/>
         <w:tblLayout w:type="fixed"/>
       </w:tblPr>
       <w:tblGrid>
@@ -3304,7 +2338,6 @@
               <w:rPr>
                 <w:b/>
                 <w:bCs/>
-                <w:color w:val="0000FF"/>
               </w:rPr>
               <w:t xml:space="preserve">Val.</w:t>
             </w:r>
@@ -3420,9 +2453,6 @@
               <w:jc w:val="right"/>
             </w:pPr>
             <w:r>
-              <w:rPr>
-                <w:color w:val="0000FF"/>
-              </w:rPr>
               <w:t xml:space="preserve">31</w:t>
             </w:r>
           </w:p>
@@ -3537,9 +2567,6 @@
               <w:jc w:val="right"/>
             </w:pPr>
             <w:r>
-              <w:rPr>
-                <w:color w:val="0000FF"/>
-              </w:rPr>
               <w:t xml:space="preserve">31</w:t>
             </w:r>
           </w:p>
@@ -3654,9 +2681,6 @@
               <w:jc w:val="right"/>
             </w:pPr>
             <w:r>
-              <w:rPr>
-                <w:color w:val="0000FF"/>
-              </w:rPr>
               <w:t xml:space="preserve">31</w:t>
             </w:r>
           </w:p>
@@ -3771,9 +2795,6 @@
               <w:jc w:val="right"/>
             </w:pPr>
             <w:r>
-              <w:rPr>
-                <w:color w:val="0000FF"/>
-              </w:rPr>
               <w:t xml:space="preserve">31</w:t>
             </w:r>
           </w:p>
@@ -3888,9 +2909,6 @@
               <w:jc w:val="right"/>
             </w:pPr>
             <w:r>
-              <w:rPr>
-                <w:color w:val="0000FF"/>
-              </w:rPr>
               <w:t xml:space="preserve">31</w:t>
             </w:r>
           </w:p>
@@ -4005,9 +3023,6 @@
               <w:jc w:val="right"/>
             </w:pPr>
             <w:r>
-              <w:rPr>
-                <w:color w:val="0000FF"/>
-              </w:rPr>
               <w:t xml:space="preserve">31</w:t>
             </w:r>
           </w:p>
@@ -4122,9 +3137,6 @@
               <w:jc w:val="right"/>
             </w:pPr>
             <w:r>
-              <w:rPr>
-                <w:color w:val="0000FF"/>
-              </w:rPr>
               <w:t xml:space="preserve">31</w:t>
             </w:r>
           </w:p>
@@ -4239,9 +3251,6 @@
               <w:jc w:val="right"/>
             </w:pPr>
             <w:r>
-              <w:rPr>
-                <w:color w:val="0000FF"/>
-              </w:rPr>
               <w:t xml:space="preserve">31</w:t>
             </w:r>
           </w:p>
@@ -4356,9 +3365,6 @@
               <w:jc w:val="right"/>
             </w:pPr>
             <w:r>
-              <w:rPr>
-                <w:color w:val="0000FF"/>
-              </w:rPr>
               <w:t xml:space="preserve">31</w:t>
             </w:r>
           </w:p>
@@ -4473,9 +3479,6 @@
               <w:jc w:val="right"/>
             </w:pPr>
             <w:r>
-              <w:rPr>
-                <w:color w:val="0000FF"/>
-              </w:rPr>
               <w:t xml:space="preserve">31</w:t>
             </w:r>
           </w:p>
@@ -4585,7 +3588,6 @@
               <w:rPr>
                 <w:b/>
                 <w:bCs/>
-                <w:color w:val="0000FF"/>
               </w:rPr>
               <w:t xml:space="preserve">310</w:t>
             </w:r>
@@ -4737,7 +3739,7 @@
       </w:r>
       <w:fldSimple w:instr=" REF fig_bab3_cwru_rig \h ">
         <w:r>
-          <w:t xml:space="preserve">?</w:t>
+          <w:t xml:space="preserve">III.2</w:t>
         </w:r>
       </w:fldSimple>
       <w:r>
@@ -5074,9 +4076,6 @@
         <w:t xml:space="preserve"> </w:t>
       </w:r>
       <w:r>
-        <w:rPr>
-          <w:color w:val="0000FF"/>
-        </w:rPr>
         <w:t xml:space="preserve">(Prognostik)</w:t>
       </w:r>
     </w:p>
@@ -6489,7 +5488,7 @@
       </w:r>
       <w:fldSimple w:instr=" REF fig_bab3_phm2012_rig \h ">
         <w:r>
-          <w:t xml:space="preserve">?</w:t>
+          <w:t xml:space="preserve">III.4</w:t>
         </w:r>
       </w:fldSimple>
       <w:r>
@@ -6948,9 +5947,6 @@
         <w:t xml:space="preserve"> </w:t>
       </w:r>
       <w:r>
-        <w:rPr>
-          <w:color w:val="0000FF"/>
-        </w:rPr>
         <w:t xml:space="preserve">(Prognostik)</w:t>
       </w:r>
     </w:p>
@@ -7380,158 +6376,39 @@
         <w:pStyle w:val="Paragraf"/>
       </w:pPr>
       <w:r>
-        <w:rPr>
-          <w:color w:val="0000FF"/>
-        </w:rPr>
-        <w:t xml:space="preserve">Ketiga</w:t>
-      </w:r>
-      <w:r>
-        <w:rPr>
-          <w:color w:val="0000FF"/>
-        </w:rPr>
-        <w:t xml:space="preserve"> </w:t>
-      </w:r>
-      <w:r>
-        <w:rPr>
-          <w:color w:val="0000FF"/>
-        </w:rPr>
-        <w:t xml:space="preserve">kondisi</w:t>
-      </w:r>
-      <w:r>
-        <w:rPr>
-          <w:color w:val="0000FF"/>
-        </w:rPr>
-        <w:t xml:space="preserve"> </w:t>
-      </w:r>
-      <w:r>
-        <w:rPr>
-          <w:color w:val="0000FF"/>
-        </w:rPr>
-        <w:t xml:space="preserve">operasi</w:t>
-      </w:r>
-      <w:r>
-        <w:rPr>
-          <w:color w:val="0000FF"/>
-        </w:rPr>
-        <w:t xml:space="preserve"> </w:t>
-      </w:r>
-      <w:r>
-        <w:rPr>
-          <w:color w:val="0000FF"/>
-        </w:rPr>
-        <w:t xml:space="preserve">digunakan</w:t>
-      </w:r>
-      <w:r>
-        <w:rPr>
-          <w:color w:val="0000FF"/>
-        </w:rPr>
-        <w:t xml:space="preserve"> </w:t>
-      </w:r>
-      <w:r>
-        <w:rPr>
-          <w:color w:val="0000FF"/>
-        </w:rPr>
-        <w:t xml:space="preserve">(15</w:t>
-      </w:r>
-      <w:r>
-        <w:rPr>
-          <w:color w:val="0000FF"/>
-        </w:rPr>
-        <w:t xml:space="preserve"> </w:t>
-      </w:r>
-      <w:r>
-        <w:rPr>
-          <w:i/>
-          <w:iCs/>
-          <w:color w:val="0000FF"/>
+        <w:t xml:space="preserve">Ketiga kondisi operasi digunakan (15</w:t>
+      </w:r>
+      <w:r>
+        <w:t xml:space="preserve"> </w:t>
+      </w:r>
+      <w:r>
+        <w:rPr>
+          <w:i/>
+          <w:iCs/>
         </w:rPr>
         <w:t xml:space="preserve">bearing</w:t>
       </w:r>
       <w:r>
-        <w:rPr>
-          <w:color w:val="0000FF"/>
-        </w:rPr>
-        <w:t xml:space="preserve"> </w:t>
-      </w:r>
-      <w:r>
-        <w:rPr>
-          <w:color w:val="0000FF"/>
-        </w:rPr>
-        <w:t xml:space="preserve">aktif).</w:t>
-      </w:r>
-      <w:r>
-        <w:rPr>
-          <w:color w:val="0000FF"/>
-        </w:rPr>
-        <w:t xml:space="preserve"> </w:t>
-      </w:r>
-      <w:r>
-        <w:rPr>
-          <w:color w:val="0000FF"/>
-        </w:rPr>
-        <w:t xml:space="preserve">Pembagian</w:t>
-      </w:r>
-      <w:r>
-        <w:rPr>
-          <w:color w:val="0000FF"/>
-        </w:rPr>
-        <w:t xml:space="preserve"> </w:t>
-      </w:r>
-      <w:r>
-        <w:rPr>
-          <w:color w:val="0000FF"/>
-        </w:rPr>
-        <w:t xml:space="preserve">set</w:t>
-      </w:r>
-      <w:r>
-        <w:rPr>
-          <w:color w:val="0000FF"/>
-        </w:rPr>
-        <w:t xml:space="preserve"> </w:t>
-      </w:r>
-      <w:r>
-        <w:rPr>
-          <w:i/>
-          <w:iCs/>
-          <w:color w:val="0000FF"/>
+        <w:t xml:space="preserve"> </w:t>
+      </w:r>
+      <w:r>
+        <w:t xml:space="preserve">aktif). Pembagian set</w:t>
+      </w:r>
+      <w:r>
+        <w:t xml:space="preserve"> </w:t>
+      </w:r>
+      <w:r>
+        <w:rPr>
+          <w:i/>
+          <w:iCs/>
         </w:rPr>
         <w:t xml:space="preserve">bearing-wise</w:t>
       </w:r>
       <w:r>
-        <w:rPr>
-          <w:color w:val="0000FF"/>
-        </w:rPr>
-        <w:t xml:space="preserve"> </w:t>
-      </w:r>
-      <w:r>
-        <w:rPr>
-          <w:color w:val="0000FF"/>
-        </w:rPr>
-        <w:t xml:space="preserve">dirinci</w:t>
-      </w:r>
-      <w:r>
-        <w:rPr>
-          <w:color w:val="0000FF"/>
-        </w:rPr>
-        <w:t xml:space="preserve"> </w:t>
-      </w:r>
-      <w:r>
-        <w:rPr>
-          <w:color w:val="0000FF"/>
-        </w:rPr>
-        <w:t xml:space="preserve">pada</w:t>
-      </w:r>
-      <w:r>
-        <w:rPr>
-          <w:color w:val="0000FF"/>
-        </w:rPr>
-        <w:t xml:space="preserve"> </w:t>
-      </w:r>
-      <w:r>
-        <w:rPr>
-          <w:color w:val="0000FF"/>
-        </w:rPr>
-        <w:t xml:space="preserve">Tabel </w:t>
+        <w:t xml:space="preserve"> </w:t>
+      </w:r>
+      <w:r>
+        <w:t xml:space="preserve">dirinci pada Tabel </w:t>
       </w:r>
       <w:fldSimple w:instr=" REF tab_bab3_split_xjtu \h ">
         <w:r>
@@ -7539,76 +6416,24 @@
         </w:r>
       </w:fldSimple>
       <w:r>
-        <w:rPr>
-          <w:color w:val="0000FF"/>
-        </w:rPr>
-        <w:t xml:space="preserve">;</w:t>
-      </w:r>
-      <w:r>
-        <w:rPr>
-          <w:color w:val="0000FF"/>
-        </w:rPr>
-        <w:t xml:space="preserve"> </w:t>
-      </w:r>
-      <w:r>
-        <w:rPr>
-          <w:color w:val="0000FF"/>
-        </w:rPr>
-        <w:t xml:space="preserve">konfigurasi</w:t>
-      </w:r>
-      <w:r>
-        <w:rPr>
-          <w:color w:val="0000FF"/>
-        </w:rPr>
-        <w:t xml:space="preserve"> </w:t>
-      </w:r>
-      <w:r>
-        <w:rPr>
-          <w:color w:val="0000FF"/>
-        </w:rPr>
-        <w:t xml:space="preserve">pelatihan</w:t>
-      </w:r>
-      <w:r>
-        <w:rPr>
-          <w:color w:val="0000FF"/>
-        </w:rPr>
-        <w:t xml:space="preserve"> </w:t>
-      </w:r>
-      <w:r>
-        <w:rPr>
-          <w:color w:val="0000FF"/>
-        </w:rPr>
-        <w:t xml:space="preserve">mengacu</w:t>
-      </w:r>
-      <w:r>
-        <w:rPr>
-          <w:color w:val="0000FF"/>
-        </w:rPr>
-        <w:t xml:space="preserve"> </w:t>
-      </w:r>
-      <w:r>
-        <w:rPr>
-          <w:color w:val="0000FF"/>
-        </w:rPr>
-        <w:t xml:space="preserve">pada</w:t>
-      </w:r>
-      <w:r>
-        <w:rPr>
-          <w:color w:val="0000FF"/>
-        </w:rPr>
-        <w:t xml:space="preserve"> </w:t>
-      </w:r>
-      <w:r>
-        <w:rPr>
-          <w:color w:val="0000FF"/>
-          <w:rFonts w:ascii="Courier New" w:hAnsi="Courier New"/>
+        <w:t xml:space="preserve">; konfigurasi</w:t>
+      </w:r>
+      <w:r>
+        <w:t xml:space="preserve"> </w:t>
+      </w:r>
+      <w:r>
+        <w:t xml:space="preserve">pelatihan mengacu pada</w:t>
+      </w:r>
+      <w:r>
+        <w:t xml:space="preserve"> </w:t>
+      </w:r>
+      <w:r>
+        <w:rPr>
+          <w:rStyle w:val="VerbatimChar"/>
         </w:rPr>
         <w:t xml:space="preserve">configs/data/xjtu_sy_available_full.yaml</w:t>
       </w:r>
       <w:r>
-        <w:rPr>
-          <w:color w:val="0000FF"/>
-        </w:rPr>
         <w:t xml:space="preserve">.</w:t>
       </w:r>
     </w:p>
@@ -7642,94 +6467,7 @@
         <w:t xml:space="preserve"/>
       </w:r>
       <w:r>
-        <w:rPr>
-          <w:color w:val="0000FF"/>
-        </w:rPr>
-        <w:t xml:space="preserve">Pembagian</w:t>
-      </w:r>
-      <w:r>
-        <w:rPr>
-          <w:color w:val="0000FF"/>
-        </w:rPr>
-        <w:t xml:space="preserve"> </w:t>
-      </w:r>
-      <w:r>
-        <w:rPr>
-          <w:color w:val="0000FF"/>
-        </w:rPr>
-        <w:t xml:space="preserve">set</w:t>
-      </w:r>
-      <w:r>
-        <w:rPr>
-          <w:color w:val="0000FF"/>
-        </w:rPr>
-        <w:t xml:space="preserve"> </w:t>
-      </w:r>
-      <w:r>
-        <w:rPr>
-          <w:color w:val="0000FF"/>
-        </w:rPr>
-        <w:t xml:space="preserve">data</w:t>
-      </w:r>
-      <w:r>
-        <w:rPr>
-          <w:color w:val="0000FF"/>
-        </w:rPr>
-        <w:t xml:space="preserve"> </w:t>
-      </w:r>
-      <w:r>
-        <w:rPr>
-          <w:color w:val="0000FF"/>
-        </w:rPr>
-        <w:t xml:space="preserve">XJTU-SY</w:t>
-      </w:r>
-      <w:r>
-        <w:rPr>
-          <w:color w:val="0000FF"/>
-        </w:rPr>
-        <w:t xml:space="preserve"> </w:t>
-      </w:r>
-      <w:r>
-        <w:rPr>
-          <w:color w:val="0000FF"/>
-        </w:rPr>
-        <w:t xml:space="preserve">(bearing-wise,</w:t>
-      </w:r>
-      <w:r>
-        <w:rPr>
-          <w:color w:val="0000FF"/>
-        </w:rPr>
-        <w:t xml:space="preserve"> </w:t>
-      </w:r>
-      <w:r>
-        <w:rPr>
-          <w:color w:val="0000FF"/>
-        </w:rPr>
-        <w:t xml:space="preserve">3</w:t>
-      </w:r>
-      <w:r>
-        <w:rPr>
-          <w:color w:val="0000FF"/>
-        </w:rPr>
-        <w:t xml:space="preserve"> </w:t>
-      </w:r>
-      <w:r>
-        <w:rPr>
-          <w:color w:val="0000FF"/>
-        </w:rPr>
-        <w:t xml:space="preserve">kondisi</w:t>
-      </w:r>
-      <w:r>
-        <w:rPr>
-          <w:color w:val="0000FF"/>
-        </w:rPr>
-        <w:t xml:space="preserve"> </w:t>
-      </w:r>
-      <w:r>
-        <w:rPr>
-          <w:color w:val="0000FF"/>
-        </w:rPr>
-        <w:t xml:space="preserve">operasi).</w:t>
+        <w:t xml:space="preserve">Pembagian set data XJTU-SY (bearing-wise, 3 kondisi operasi).</w:t>
       </w:r>
     </w:p>
     <w:tbl>
@@ -7737,7 +6475,7 @@
         <w:tblStyle w:val="Table"/>
         <w:tblW w:type="dxa" w:w="7933"/>
         <w:tblLook w:firstRow="1" w:lastRow="0" w:firstColumn="0" w:lastColumn="0" w:noHBand="0" w:noVBand="0" w:val="0020"/>
-        <w:tblCaption w:val=""/>
+        <w:tblCaption w:val="Pembagian set data XJTU-SY (bearing-wise, 3 kondisi operasi)."/>
         <w:tblLayout w:type="fixed"/>
       </w:tblPr>
       <w:tblGrid>
@@ -7820,7 +6558,6 @@
               <w:rPr>
                 <w:i/>
                 <w:iCs/>
-                <w:color w:val="0000FF"/>
               </w:rPr>
               <w:t xml:space="preserve">Training</w:t>
             </w:r>
@@ -7836,106 +6573,7 @@
               <w:jc w:val="left"/>
             </w:pPr>
             <w:r>
-              <w:rPr>
-                <w:color w:val="0000FF"/>
-              </w:rPr>
-              <w:t xml:space="preserve">1_1,</w:t>
-            </w:r>
-            <w:r>
-              <w:rPr>
-                <w:color w:val="0000FF"/>
-              </w:rPr>
-              <w:t xml:space="preserve"> </w:t>
-            </w:r>
-            <w:r>
-              <w:rPr>
-                <w:color w:val="0000FF"/>
-              </w:rPr>
-              <w:t xml:space="preserve">1_2,</w:t>
-            </w:r>
-            <w:r>
-              <w:rPr>
-                <w:color w:val="0000FF"/>
-              </w:rPr>
-              <w:t xml:space="preserve"> </w:t>
-            </w:r>
-            <w:r>
-              <w:rPr>
-                <w:color w:val="0000FF"/>
-              </w:rPr>
-              <w:t xml:space="preserve">1_3,</w:t>
-            </w:r>
-            <w:r>
-              <w:rPr>
-                <w:color w:val="0000FF"/>
-              </w:rPr>
-              <w:t xml:space="preserve"> </w:t>
-            </w:r>
-            <w:r>
-              <w:rPr>
-                <w:color w:val="0000FF"/>
-              </w:rPr>
-              <w:t xml:space="preserve">2_1,</w:t>
-            </w:r>
-            <w:r>
-              <w:rPr>
-                <w:color w:val="0000FF"/>
-              </w:rPr>
-              <w:t xml:space="preserve"> </w:t>
-            </w:r>
-            <w:r>
-              <w:rPr>
-                <w:color w:val="0000FF"/>
-              </w:rPr>
-              <w:t xml:space="preserve">2_2,</w:t>
-            </w:r>
-            <w:r>
-              <w:rPr>
-                <w:color w:val="0000FF"/>
-              </w:rPr>
-              <w:t xml:space="preserve"> </w:t>
-            </w:r>
-            <w:r>
-              <w:rPr>
-                <w:color w:val="0000FF"/>
-              </w:rPr>
-              <w:t xml:space="preserve">2_4,</w:t>
-            </w:r>
-            <w:r>
-              <w:rPr>
-                <w:color w:val="0000FF"/>
-              </w:rPr>
-              <w:t xml:space="preserve"> </w:t>
-            </w:r>
-            <w:r>
-              <w:rPr>
-                <w:color w:val="0000FF"/>
-              </w:rPr>
-              <w:t xml:space="preserve">3_1,</w:t>
-            </w:r>
-            <w:r>
-              <w:rPr>
-                <w:color w:val="0000FF"/>
-              </w:rPr>
-              <w:t xml:space="preserve"> </w:t>
-            </w:r>
-            <w:r>
-              <w:rPr>
-                <w:color w:val="0000FF"/>
-              </w:rPr>
-              <w:t xml:space="preserve">3_2,</w:t>
-            </w:r>
-            <w:r>
-              <w:rPr>
-                <w:color w:val="0000FF"/>
-              </w:rPr>
-              <w:t xml:space="preserve"> </w:t>
-            </w:r>
-            <w:r>
-              <w:rPr>
-                <w:color w:val="0000FF"/>
-              </w:rPr>
-              <w:t xml:space="preserve">3_4</w:t>
+              <w:t xml:space="preserve">1_1, 1_2, 1_3, 2_1, 2_2, 2_4, 3_1, 3_2, 3_4</w:t>
             </w:r>
           </w:p>
         </w:tc>
@@ -7949,9 +6587,6 @@
               <w:jc w:val="left"/>
             </w:pPr>
             <w:r>
-              <w:rPr>
-                <w:color w:val="0000FF"/>
-              </w:rPr>
               <w:t xml:space="preserve">9</w:t>
             </w:r>
           </w:p>
@@ -7971,7 +6606,6 @@
               <w:rPr>
                 <w:i/>
                 <w:iCs/>
-                <w:color w:val="0000FF"/>
               </w:rPr>
               <w:t xml:space="preserve">Validation</w:t>
             </w:r>
@@ -7987,34 +6621,7 @@
               <w:jc w:val="left"/>
             </w:pPr>
             <w:r>
-              <w:rPr>
-                <w:color w:val="0000FF"/>
-              </w:rPr>
-              <w:t xml:space="preserve">1_4,</w:t>
-            </w:r>
-            <w:r>
-              <w:rPr>
-                <w:color w:val="0000FF"/>
-              </w:rPr>
-              <w:t xml:space="preserve"> </w:t>
-            </w:r>
-            <w:r>
-              <w:rPr>
-                <w:color w:val="0000FF"/>
-              </w:rPr>
-              <w:t xml:space="preserve">2_5,</w:t>
-            </w:r>
-            <w:r>
-              <w:rPr>
-                <w:color w:val="0000FF"/>
-              </w:rPr>
-              <w:t xml:space="preserve"> </w:t>
-            </w:r>
-            <w:r>
-              <w:rPr>
-                <w:color w:val="0000FF"/>
-              </w:rPr>
-              <w:t xml:space="preserve">3_5</w:t>
+              <w:t xml:space="preserve">1_4, 2_5, 3_5</w:t>
             </w:r>
           </w:p>
         </w:tc>
@@ -8028,9 +6635,6 @@
               <w:jc w:val="left"/>
             </w:pPr>
             <w:r>
-              <w:rPr>
-                <w:color w:val="0000FF"/>
-              </w:rPr>
               <w:t xml:space="preserve">3</w:t>
             </w:r>
           </w:p>
@@ -8050,7 +6654,6 @@
               <w:rPr>
                 <w:i/>
                 <w:iCs/>
-                <w:color w:val="0000FF"/>
               </w:rPr>
               <w:t xml:space="preserve">Test</w:t>
             </w:r>
@@ -8066,34 +6669,7 @@
               <w:jc w:val="left"/>
             </w:pPr>
             <w:r>
-              <w:rPr>
-                <w:color w:val="0000FF"/>
-              </w:rPr>
-              <w:t xml:space="preserve">1_5,</w:t>
-            </w:r>
-            <w:r>
-              <w:rPr>
-                <w:color w:val="0000FF"/>
-              </w:rPr>
-              <w:t xml:space="preserve"> </w:t>
-            </w:r>
-            <w:r>
-              <w:rPr>
-                <w:color w:val="0000FF"/>
-              </w:rPr>
-              <w:t xml:space="preserve">2_3,</w:t>
-            </w:r>
-            <w:r>
-              <w:rPr>
-                <w:color w:val="0000FF"/>
-              </w:rPr>
-              <w:t xml:space="preserve"> </w:t>
-            </w:r>
-            <w:r>
-              <w:rPr>
-                <w:color w:val="0000FF"/>
-              </w:rPr>
-              <w:t xml:space="preserve">3_3</w:t>
+              <w:t xml:space="preserve">1_5, 2_3, 3_3</w:t>
             </w:r>
           </w:p>
         </w:tc>
@@ -8107,9 +6683,6 @@
               <w:jc w:val="left"/>
             </w:pPr>
             <w:r>
-              <w:rPr>
-                <w:color w:val="0000FF"/>
-              </w:rPr>
               <w:t xml:space="preserve">3</w:t>
             </w:r>
           </w:p>
@@ -8131,7 +6704,7 @@
       </w:r>
       <w:fldSimple w:instr=" REF fig_bab3_xjtusy_rig \h ">
         <w:r>
-          <w:t xml:space="preserve">?</w:t>
+          <w:t xml:space="preserve">III.6</w:t>
         </w:r>
       </w:fldSimple>
       <w:r>
@@ -8367,9 +6940,6 @@
         <w:t xml:space="preserve"> </w:t>
       </w:r>
       <w:r>
-        <w:rPr>
-          <w:color w:val="0000FF"/>
-        </w:rPr>
         <w:t xml:space="preserve">prognostik</w:t>
       </w:r>
       <w:r>
@@ -8432,9 +7002,6 @@
         <w:t xml:space="preserve"> </w:t>
       </w:r>
       <w:r>
-        <w:rPr>
-          <w:color w:val="0000FF"/>
-        </w:rPr>
         <w:t xml:space="preserve">(Prognostik)</w:t>
       </w:r>
     </w:p>
@@ -9069,89 +7636,122 @@
         <w:t xml:space="preserve"> </w:t>
       </w:r>
       <w:r>
-        <w:rPr>
-          <w:color w:val="0000FF"/>
-        </w:rPr>
-        <w:t xml:space="preserve">elemen</w:t>
-      </w:r>
-      <w:r>
-        <w:rPr>
-          <w:color w:val="0000FF"/>
-        </w:rPr>
-        <w:t xml:space="preserve"> </w:t>
-      </w:r>
-      <w:r>
-        <w:rPr>
-          <w:color w:val="0000FF"/>
-        </w:rPr>
-        <w:t xml:space="preserve">gelinding</w:t>
-      </w:r>
-      <w:r>
-        <w:rPr>
-          <w:color w:val="0000FF"/>
-        </w:rPr>
-        <w:t xml:space="preserve"> </w:t>
-      </w:r>
-      <w:r>
-        <w:rPr>
-          <w:color w:val="0000FF"/>
-        </w:rPr>
+        <w:t xml:space="preserve">elemen gelinding (</w:t>
+      </w:r>
+      <w:r>
+        <w:rPr>
+          <w:i/>
+          <w:iCs/>
+        </w:rPr>
+        <w:t xml:space="preserve">rolling element fault</w:t>
+      </w:r>
+      <w:r>
+        <w:t xml:space="preserve">)</w:t>
+      </w:r>
+      <w:r>
+        <w:t xml:space="preserve">;</w:t>
+      </w:r>
+      <w:r>
+        <w:t xml:space="preserve"> </w:t>
+      </w:r>
+      <w:r>
+        <w:t xml:space="preserve">pada</w:t>
+      </w:r>
+      <w:r>
+        <w:t xml:space="preserve"> </w:t>
+      </w:r>
+      <w:r>
+        <w:rPr>
+          <w:i/>
+          <w:iCs/>
+        </w:rPr>
+        <w:t xml:space="preserve">Run</w:t>
+      </w:r>
+      <w:r>
+        <w:t xml:space="preserve"> 2,</w:t>
+      </w:r>
+      <w:r>
+        <w:t xml:space="preserve"> </w:t>
+      </w:r>
+      <w:r>
+        <w:rPr>
+          <w:i/>
+          <w:iCs/>
+        </w:rPr>
+        <w:t xml:space="preserve">Bearing</w:t>
+      </w:r>
+      <w:r>
+        <w:t xml:space="preserve"> 1 mengalami</w:t>
+      </w:r>
+      <w:r>
+        <w:t xml:space="preserve"> </w:t>
+      </w:r>
+      <w:r>
+        <w:rPr>
+          <w:i/>
+          <w:iCs/>
+        </w:rPr>
+        <w:t xml:space="preserve">inner-race fault</w:t>
+      </w:r>
+      <w:r>
+        <w:t xml:space="preserve">.</w:t>
+      </w:r>
+      <w:r>
+        <w:t xml:space="preserve"> </w:t>
+      </w:r>
+      <w:r>
+        <w:t xml:space="preserve">Catatan: analisis SAE-BPFx pada Bab V</w:t>
+      </w:r>
+      <w:r>
+        <w:t xml:space="preserve"> </w:t>
+      </w:r>
+      <w:r>
+        <w:t xml:space="preserve">menggunakan kanal</w:t>
+      </w:r>
+      <w:r>
+        <w:t xml:space="preserve"> </w:t>
+      </w:r>
+      <w:r>
+        <w:rPr>
+          <w:i/>
+          <w:iCs/>
+        </w:rPr>
+        <w:t xml:space="preserve">Bearing</w:t>
+      </w:r>
+      <w:r>
+        <w:t xml:space="preserve"> 1 (</w:t>
+      </w:r>
+      <w:r>
+        <w:rPr>
+          <w:i/>
+          <w:iCs/>
+        </w:rPr>
+        <w:t xml:space="preserve">Run</w:t>
+      </w:r>
+      <w:r>
+        <w:t xml:space="preserve"> 1) sebagai kanal utama dan</w:t>
+      </w:r>
+      <w:r>
+        <w:t xml:space="preserve"> </w:t>
+      </w:r>
+      <w:r>
+        <w:t xml:space="preserve">mendokumentasikan korespondensi FTF yang konsisten dengan kegagalan sangkar</w:t>
+      </w:r>
+      <w:r>
+        <w:t xml:space="preserve"> </w:t>
+      </w:r>
+      <w:r>
         <w:t xml:space="preserve">(</w:t>
       </w:r>
       <w:r>
         <w:rPr>
           <w:i/>
           <w:iCs/>
-          <w:color w:val="0000FF"/>
-        </w:rPr>
-        <w:t xml:space="preserve">rolling</w:t>
-      </w:r>
-      <w:r>
-        <w:rPr>
-          <w:i/>
-          <w:iCs/>
-          <w:color w:val="0000FF"/>
-        </w:rPr>
-        <w:t xml:space="preserve"> </w:t>
-      </w:r>
-      <w:r>
-        <w:rPr>
-          <w:i/>
-          <w:iCs/>
-          <w:color w:val="0000FF"/>
-        </w:rPr>
-        <w:t xml:space="preserve">element</w:t>
-      </w:r>
-      <w:r>
-        <w:rPr>
-          <w:i/>
-          <w:iCs/>
-          <w:color w:val="0000FF"/>
-        </w:rPr>
-        <w:t xml:space="preserve"> </w:t>
-      </w:r>
-      <w:r>
-        <w:rPr>
-          <w:i/>
-          <w:iCs/>
-          <w:color w:val="0000FF"/>
-        </w:rPr>
-        <w:t xml:space="preserve">fault</w:t>
-      </w:r>
-      <w:r>
-        <w:rPr>
-          <w:color w:val="0000FF"/>
-        </w:rPr>
-        <w:t xml:space="preserve">)</w:t>
-      </w:r>
-      <w:r>
-        <w:t xml:space="preserve">;</w:t>
-      </w:r>
-      <w:r>
-        <w:t xml:space="preserve"> </w:t>
-      </w:r>
-      <w:r>
-        <w:t xml:space="preserve">pada</w:t>
+        </w:rPr>
+        <w:t xml:space="preserve">cage fatigue</w:t>
+      </w:r>
+      <w:r>
+        <w:t xml:space="preserve">) pada</w:t>
       </w:r>
       <w:r>
         <w:t xml:space="preserve"> </w:t>
@@ -9164,7 +7764,55 @@
         <w:t xml:space="preserve">Run</w:t>
       </w:r>
       <w:r>
-        <w:t xml:space="preserve"> 2,</w:t>
+        <w:t xml:space="preserve"> 1</w:t>
+      </w:r>
+      <w:r>
+        <w:t xml:space="preserve"> </w:t>
+      </w:r>
+      <w:r>
+        <w:t xml:space="preserve">(Qiu dkk., 2006)</w:t>
+      </w:r>
+      <w:r>
+        <w:t xml:space="preserve">.</w:t>
+      </w:r>
+    </w:p>
+    <w:p>
+      <w:pPr>
+        <w:pStyle w:val="Paragraf"/>
+      </w:pPr>
+    </w:p>
+    <w:p>
+      <w:pPr>
+        <w:pStyle w:val="Paragraf"/>
+      </w:pPr>
+      <w:r>
+        <w:t xml:space="preserve">Pembagian data pada dataset IMS mengikuti prosedur berbasis</w:t>
+      </w:r>
+      <w:r>
+        <w:t xml:space="preserve"> </w:t>
+      </w:r>
+      <w:r>
+        <w:rPr>
+          <w:i/>
+          <w:iCs/>
+        </w:rPr>
+        <w:t xml:space="preserve">bearing</w:t>
+      </w:r>
+      <w:r>
+        <w:t xml:space="preserve"> </w:t>
+      </w:r>
+      <w:r>
+        <w:t xml:space="preserve">(</w:t>
+      </w:r>
+      <w:r>
+        <w:rPr>
+          <w:i/>
+          <w:iCs/>
+        </w:rPr>
+        <w:t xml:space="preserve">bearing-wise</w:t>
+      </w:r>
+      <w:r>
+        <w:t xml:space="preserve">), yaitu</w:t>
       </w:r>
       <w:r>
         <w:t xml:space="preserve"> </w:t>
@@ -9177,866 +7825,120 @@
         <w:t xml:space="preserve">Bearing</w:t>
       </w:r>
       <w:r>
-        <w:t xml:space="preserve"> 1 mengalami</w:t>
-      </w:r>
-      <w:r>
-        <w:t xml:space="preserve"> </w:t>
-      </w:r>
-      <w:r>
-        <w:rPr>
-          <w:i/>
-          <w:iCs/>
-        </w:rPr>
-        <w:t xml:space="preserve">inner-race fault</w:t>
-      </w:r>
-      <w:r>
-        <w:t xml:space="preserve">.</w:t>
-      </w:r>
-      <w:r>
-        <w:t xml:space="preserve"> </w:t>
-      </w:r>
-      <w:r>
-        <w:rPr>
-          <w:color w:val="0000FF"/>
-        </w:rPr>
-        <w:t xml:space="preserve">Catatan:</w:t>
-      </w:r>
-      <w:r>
-        <w:rPr>
-          <w:color w:val="0000FF"/>
-        </w:rPr>
-        <w:t xml:space="preserve"> </w:t>
-      </w:r>
-      <w:r>
-        <w:rPr>
-          <w:color w:val="0000FF"/>
-        </w:rPr>
-        <w:t xml:space="preserve">analisis</w:t>
-      </w:r>
-      <w:r>
-        <w:rPr>
-          <w:color w:val="0000FF"/>
-        </w:rPr>
-        <w:t xml:space="preserve"> </w:t>
-      </w:r>
-      <w:r>
-        <w:rPr>
-          <w:color w:val="0000FF"/>
-        </w:rPr>
-        <w:t xml:space="preserve">SAE-BPFx</w:t>
-      </w:r>
-      <w:r>
-        <w:rPr>
-          <w:color w:val="0000FF"/>
-        </w:rPr>
-        <w:t xml:space="preserve"> </w:t>
-      </w:r>
-      <w:r>
-        <w:rPr>
-          <w:color w:val="0000FF"/>
-        </w:rPr>
-        <w:t xml:space="preserve">pada</w:t>
-      </w:r>
-      <w:r>
-        <w:rPr>
-          <w:color w:val="0000FF"/>
-        </w:rPr>
-        <w:t xml:space="preserve"> </w:t>
-      </w:r>
-      <w:r>
-        <w:rPr>
-          <w:color w:val="0000FF"/>
-        </w:rPr>
-        <w:t xml:space="preserve">Bab V</w:t>
-      </w:r>
-      <w:r>
-        <w:rPr>
-          <w:color w:val="0000FF"/>
-        </w:rPr>
-        <w:t xml:space="preserve"> </w:t>
-      </w:r>
-      <w:r>
-        <w:rPr>
-          <w:color w:val="0000FF"/>
-        </w:rPr>
-        <w:t xml:space="preserve">menggunakan</w:t>
-      </w:r>
-      <w:r>
-        <w:rPr>
-          <w:color w:val="0000FF"/>
-        </w:rPr>
-        <w:t xml:space="preserve"> </w:t>
-      </w:r>
-      <w:r>
-        <w:rPr>
-          <w:color w:val="0000FF"/>
-        </w:rPr>
-        <w:t xml:space="preserve">kanal</w:t>
-      </w:r>
-      <w:r>
-        <w:rPr>
-          <w:color w:val="0000FF"/>
-        </w:rPr>
-        <w:t xml:space="preserve"> </w:t>
-      </w:r>
-      <w:r>
-        <w:rPr>
-          <w:i/>
-          <w:iCs/>
-          <w:color w:val="0000FF"/>
+        <w:t xml:space="preserve"> 1 dan</w:t>
+      </w:r>
+      <w:r>
+        <w:t xml:space="preserve"> </w:t>
+      </w:r>
+      <w:r>
+        <w:rPr>
+          <w:i/>
+          <w:iCs/>
         </w:rPr>
         <w:t xml:space="preserve">Bearing</w:t>
       </w:r>
       <w:r>
-        <w:rPr>
-          <w:color w:val="0000FF"/>
-        </w:rPr>
-        <w:t xml:space="preserve"> 1</w:t>
-      </w:r>
-      <w:r>
-        <w:rPr>
-          <w:color w:val="0000FF"/>
-        </w:rPr>
-        <w:t xml:space="preserve"> </w:t>
-      </w:r>
-      <w:r>
-        <w:rPr>
-          <w:color w:val="0000FF"/>
-        </w:rPr>
+        <w:t xml:space="preserve"> 2</w:t>
+      </w:r>
+      <w:r>
+        <w:t xml:space="preserve"> </w:t>
+      </w:r>
+      <w:r>
+        <w:t xml:space="preserve">dialokasikan untuk</w:t>
+      </w:r>
+      <w:r>
+        <w:t xml:space="preserve"> </w:t>
+      </w:r>
+      <w:r>
+        <w:rPr>
+          <w:i/>
+          <w:iCs/>
+        </w:rPr>
+        <w:t xml:space="preserve">training</w:t>
+      </w:r>
+      <w:r>
+        <w:t xml:space="preserve">,</w:t>
+      </w:r>
+      <w:r>
+        <w:t xml:space="preserve"> </w:t>
+      </w:r>
+      <w:r>
+        <w:rPr>
+          <w:i/>
+          <w:iCs/>
+        </w:rPr>
+        <w:t xml:space="preserve">Bearing</w:t>
+      </w:r>
+      <w:r>
+        <w:t xml:space="preserve"> 3 untuk</w:t>
+      </w:r>
+      <w:r>
+        <w:t xml:space="preserve"> </w:t>
+      </w:r>
+      <w:r>
+        <w:rPr>
+          <w:i/>
+          <w:iCs/>
+        </w:rPr>
+        <w:t xml:space="preserve">validation</w:t>
+      </w:r>
+      <w:r>
+        <w:t xml:space="preserve">,</w:t>
+      </w:r>
+      <w:r>
+        <w:t xml:space="preserve"> </w:t>
+      </w:r>
+      <w:r>
+        <w:t xml:space="preserve">dan</w:t>
+      </w:r>
+      <w:r>
+        <w:t xml:space="preserve"> </w:t>
+      </w:r>
+      <w:r>
+        <w:rPr>
+          <w:i/>
+          <w:iCs/>
+        </w:rPr>
+        <w:t xml:space="preserve">Bearing</w:t>
+      </w:r>
+      <w:r>
+        <w:t xml:space="preserve"> 4 untuk pengujian; pembagian ini konsisten untuk seluruh</w:t>
+      </w:r>
+      <w:r>
+        <w:t xml:space="preserve"> </w:t>
+      </w:r>
+      <w:r>
+        <w:t xml:space="preserve">tiga</w:t>
+      </w:r>
+      <w:r>
+        <w:t xml:space="preserve"> </w:t>
+      </w:r>
+      <w:r>
+        <w:rPr>
+          <w:i/>
+          <w:iCs/>
+        </w:rPr>
+        <w:t xml:space="preserve">run</w:t>
+      </w:r>
+      <w:r>
+        <w:t xml:space="preserve"> </w:t>
+      </w:r>
+      <w:r>
+        <w:t xml:space="preserve">yang tersedia</w:t>
+      </w:r>
+      <w:r>
+        <w:t xml:space="preserve"> </w:t>
+      </w:r>
+      <w:r>
         <w:t xml:space="preserve">(</w:t>
       </w:r>
       <w:r>
-        <w:rPr>
-          <w:i/>
-          <w:iCs/>
-          <w:color w:val="0000FF"/>
-        </w:rPr>
-        <w:t xml:space="preserve">Run</w:t>
-      </w:r>
-      <w:r>
-        <w:rPr>
-          <w:color w:val="0000FF"/>
-        </w:rPr>
-        <w:t xml:space="preserve"> 1)</w:t>
-      </w:r>
-      <w:r>
-        <w:rPr>
-          <w:color w:val="0000FF"/>
-        </w:rPr>
-        <w:t xml:space="preserve"> </w:t>
-      </w:r>
-      <w:r>
-        <w:rPr>
-          <w:color w:val="0000FF"/>
-        </w:rPr>
-        <w:t xml:space="preserve">sebagai</w:t>
-      </w:r>
-      <w:r>
-        <w:rPr>
-          <w:color w:val="0000FF"/>
-        </w:rPr>
-        <w:t xml:space="preserve"> </w:t>
-      </w:r>
-      <w:r>
-        <w:rPr>
-          <w:color w:val="0000FF"/>
-        </w:rPr>
-        <w:t xml:space="preserve">kanal</w:t>
-      </w:r>
-      <w:r>
-        <w:rPr>
-          <w:color w:val="0000FF"/>
-        </w:rPr>
-        <w:t xml:space="preserve"> </w:t>
-      </w:r>
-      <w:r>
-        <w:rPr>
-          <w:color w:val="0000FF"/>
-        </w:rPr>
-        <w:t xml:space="preserve">utama</w:t>
-      </w:r>
-      <w:r>
-        <w:rPr>
-          <w:color w:val="0000FF"/>
-        </w:rPr>
-        <w:t xml:space="preserve"> </w:t>
-      </w:r>
-      <w:r>
-        <w:rPr>
-          <w:color w:val="0000FF"/>
-        </w:rPr>
-        <w:t xml:space="preserve">dan</w:t>
-      </w:r>
-      <w:r>
-        <w:rPr>
-          <w:color w:val="0000FF"/>
-        </w:rPr>
-        <w:t xml:space="preserve"> </w:t>
-      </w:r>
-      <w:r>
-        <w:rPr>
-          <w:color w:val="0000FF"/>
-        </w:rPr>
-        <w:t xml:space="preserve">mendokumentasikan</w:t>
-      </w:r>
-      <w:r>
-        <w:rPr>
-          <w:color w:val="0000FF"/>
-        </w:rPr>
-        <w:t xml:space="preserve"> </w:t>
-      </w:r>
-      <w:r>
-        <w:rPr>
-          <w:color w:val="0000FF"/>
-        </w:rPr>
-        <w:t xml:space="preserve">korespondensi</w:t>
-      </w:r>
-      <w:r>
-        <w:rPr>
-          <w:color w:val="0000FF"/>
-        </w:rPr>
-        <w:t xml:space="preserve"> </w:t>
-      </w:r>
-      <w:r>
-        <w:rPr>
-          <w:color w:val="0000FF"/>
-        </w:rPr>
-        <w:t xml:space="preserve">FTF</w:t>
-      </w:r>
-      <w:r>
-        <w:rPr>
-          <w:color w:val="0000FF"/>
-        </w:rPr>
-        <w:t xml:space="preserve"> </w:t>
-      </w:r>
-      <w:r>
-        <w:rPr>
-          <w:color w:val="0000FF"/>
-        </w:rPr>
-        <w:t xml:space="preserve">yang</w:t>
-      </w:r>
-      <w:r>
-        <w:rPr>
-          <w:color w:val="0000FF"/>
-        </w:rPr>
-        <w:t xml:space="preserve"> </w:t>
-      </w:r>
-      <w:r>
-        <w:rPr>
-          <w:color w:val="0000FF"/>
-        </w:rPr>
-        <w:t xml:space="preserve">konsisten</w:t>
-      </w:r>
-      <w:r>
-        <w:rPr>
-          <w:color w:val="0000FF"/>
-        </w:rPr>
-        <w:t xml:space="preserve"> </w:t>
-      </w:r>
-      <w:r>
-        <w:rPr>
-          <w:color w:val="0000FF"/>
-        </w:rPr>
-        <w:t xml:space="preserve">dengan</w:t>
-      </w:r>
-      <w:r>
-        <w:rPr>
-          <w:color w:val="0000FF"/>
-        </w:rPr>
-        <w:t xml:space="preserve"> </w:t>
-      </w:r>
-      <w:r>
-        <w:rPr>
-          <w:color w:val="0000FF"/>
-        </w:rPr>
-        <w:t xml:space="preserve">kegagalan</w:t>
-      </w:r>
-      <w:r>
-        <w:rPr>
-          <w:color w:val="0000FF"/>
-        </w:rPr>
-        <w:t xml:space="preserve"> </w:t>
-      </w:r>
-      <w:r>
-        <w:rPr>
-          <w:color w:val="0000FF"/>
-        </w:rPr>
-        <w:t xml:space="preserve">sangkar</w:t>
-      </w:r>
-      <w:r>
-        <w:rPr>
-          <w:color w:val="0000FF"/>
-        </w:rPr>
-        <w:t xml:space="preserve"> </w:t>
-      </w:r>
-      <w:r>
-        <w:rPr>
-          <w:color w:val="0000FF"/>
-        </w:rPr>
-        <w:t xml:space="preserve">(</w:t>
-      </w:r>
-      <w:r>
-        <w:rPr>
-          <w:i/>
-          <w:iCs/>
-          <w:color w:val="0000FF"/>
-        </w:rPr>
-        <w:t xml:space="preserve">cage</w:t>
-      </w:r>
-      <w:r>
-        <w:rPr>
-          <w:i/>
-          <w:iCs/>
-          <w:color w:val="0000FF"/>
-        </w:rPr>
-        <w:t xml:space="preserve"> </w:t>
-      </w:r>
-      <w:r>
-        <w:rPr>
-          <w:i/>
-          <w:iCs/>
-          <w:color w:val="0000FF"/>
-        </w:rPr>
-        <w:t xml:space="preserve">fatigue</w:t>
-      </w:r>
-      <w:r>
-        <w:rPr>
-          <w:color w:val="0000FF"/>
-        </w:rPr>
-        <w:t xml:space="preserve">)</w:t>
-      </w:r>
-      <w:r>
-        <w:rPr>
-          <w:color w:val="0000FF"/>
-        </w:rPr>
-        <w:t xml:space="preserve"> </w:t>
-      </w:r>
-      <w:r>
-        <w:rPr>
-          <w:color w:val="0000FF"/>
-        </w:rPr>
-        <w:t xml:space="preserve">pada</w:t>
-      </w:r>
-      <w:r>
-        <w:rPr>
-          <w:color w:val="0000FF"/>
-        </w:rPr>
-        <w:t xml:space="preserve"> </w:t>
-      </w:r>
-      <w:r>
-        <w:rPr>
-          <w:i/>
-          <w:iCs/>
-          <w:color w:val="0000FF"/>
-        </w:rPr>
-        <w:t xml:space="preserve">Run</w:t>
-      </w:r>
-      <w:r>
-        <w:rPr>
-          <w:color w:val="0000FF"/>
-        </w:rPr>
-        <w:t xml:space="preserve"> 1</w:t>
-      </w:r>
-      <w:r>
-        <w:rPr>
-          <w:color w:val="0000FF"/>
-        </w:rPr>
-        <w:t xml:space="preserve"> </w:t>
-      </w:r>
-      <w:r>
-        <w:t xml:space="preserve">(Qiu dkk., 2006)</w:t>
-      </w:r>
-      <w:r>
-        <w:rPr>
-          <w:color w:val="0000FF"/>
-        </w:rPr>
-        <w:t xml:space="preserve">.</w:t>
-      </w:r>
-    </w:p>
-    <w:p>
-      <w:pPr>
-        <w:pStyle w:val="Paragraf"/>
-      </w:pPr>
-    </w:p>
-    <w:p>
-      <w:pPr>
-        <w:pStyle w:val="Paragraf"/>
-      </w:pPr>
-      <w:r>
-        <w:rPr>
-          <w:color w:val="0000FF"/>
-        </w:rPr>
-        <w:t xml:space="preserve">Pembagian</w:t>
-      </w:r>
-      <w:r>
-        <w:rPr>
-          <w:color w:val="0000FF"/>
-        </w:rPr>
-        <w:t xml:space="preserve"> </w:t>
-      </w:r>
-      <w:r>
-        <w:rPr>
-          <w:color w:val="0000FF"/>
-        </w:rPr>
-        <w:t xml:space="preserve">data</w:t>
-      </w:r>
-      <w:r>
-        <w:rPr>
-          <w:color w:val="0000FF"/>
-        </w:rPr>
-        <w:t xml:space="preserve"> </w:t>
-      </w:r>
-      <w:r>
-        <w:rPr>
-          <w:color w:val="0000FF"/>
-        </w:rPr>
-        <w:t xml:space="preserve">pada</w:t>
-      </w:r>
-      <w:r>
-        <w:rPr>
-          <w:color w:val="0000FF"/>
-        </w:rPr>
-        <w:t xml:space="preserve"> </w:t>
-      </w:r>
-      <w:r>
-        <w:rPr>
-          <w:color w:val="0000FF"/>
-        </w:rPr>
-        <w:t xml:space="preserve">dataset</w:t>
-      </w:r>
-      <w:r>
-        <w:rPr>
-          <w:color w:val="0000FF"/>
-        </w:rPr>
-        <w:t xml:space="preserve"> </w:t>
-      </w:r>
-      <w:r>
-        <w:rPr>
-          <w:color w:val="0000FF"/>
-        </w:rPr>
-        <w:t xml:space="preserve">IMS</w:t>
-      </w:r>
-      <w:r>
-        <w:rPr>
-          <w:color w:val="0000FF"/>
-        </w:rPr>
-        <w:t xml:space="preserve"> </w:t>
-      </w:r>
-      <w:r>
-        <w:rPr>
-          <w:color w:val="0000FF"/>
-        </w:rPr>
-        <w:t xml:space="preserve">mengikuti</w:t>
-      </w:r>
-      <w:r>
-        <w:rPr>
-          <w:color w:val="0000FF"/>
-        </w:rPr>
-        <w:t xml:space="preserve"> </w:t>
-      </w:r>
-      <w:r>
-        <w:rPr>
-          <w:color w:val="0000FF"/>
-        </w:rPr>
-        <w:t xml:space="preserve">prosedur</w:t>
-      </w:r>
-      <w:r>
-        <w:rPr>
-          <w:color w:val="0000FF"/>
-        </w:rPr>
-        <w:t xml:space="preserve"> </w:t>
-      </w:r>
-      <w:r>
-        <w:rPr>
-          <w:color w:val="0000FF"/>
-        </w:rPr>
-        <w:t xml:space="preserve">berbasis</w:t>
-      </w:r>
-      <w:r>
-        <w:rPr>
-          <w:color w:val="0000FF"/>
-        </w:rPr>
-        <w:t xml:space="preserve"> </w:t>
-      </w:r>
-      <w:r>
-        <w:rPr>
-          <w:i/>
-          <w:iCs/>
-          <w:color w:val="0000FF"/>
-        </w:rPr>
-        <w:t xml:space="preserve">bearing</w:t>
-      </w:r>
-      <w:r>
-        <w:rPr>
-          <w:color w:val="0000FF"/>
-        </w:rPr>
-        <w:t xml:space="preserve"> </w:t>
-      </w:r>
-      <w:r>
-        <w:rPr>
-          <w:color w:val="0000FF"/>
-        </w:rPr>
-        <w:t xml:space="preserve">(</w:t>
-      </w:r>
-      <w:r>
-        <w:rPr>
-          <w:i/>
-          <w:iCs/>
-          <w:color w:val="0000FF"/>
-        </w:rPr>
-        <w:t xml:space="preserve">bearing-wise</w:t>
-      </w:r>
-      <w:r>
-        <w:rPr>
-          <w:color w:val="0000FF"/>
-        </w:rPr>
-        <w:t xml:space="preserve">),</w:t>
-      </w:r>
-      <w:r>
-        <w:rPr>
-          <w:color w:val="0000FF"/>
-        </w:rPr>
-        <w:t xml:space="preserve"> </w:t>
-      </w:r>
-      <w:r>
-        <w:rPr>
-          <w:color w:val="0000FF"/>
-        </w:rPr>
-        <w:t xml:space="preserve">yaitu</w:t>
-      </w:r>
-      <w:r>
-        <w:rPr>
-          <w:color w:val="0000FF"/>
-        </w:rPr>
-        <w:t xml:space="preserve"> </w:t>
-      </w:r>
-      <w:r>
-        <w:rPr>
-          <w:i/>
-          <w:iCs/>
-          <w:color w:val="0000FF"/>
-        </w:rPr>
-        <w:t xml:space="preserve">Bearing</w:t>
-      </w:r>
-      <w:r>
-        <w:rPr>
-          <w:color w:val="0000FF"/>
-        </w:rPr>
-        <w:t xml:space="preserve"> 1</w:t>
-      </w:r>
-      <w:r>
-        <w:rPr>
-          <w:color w:val="0000FF"/>
-        </w:rPr>
-        <w:t xml:space="preserve"> </w:t>
-      </w:r>
-      <w:r>
-        <w:rPr>
-          <w:color w:val="0000FF"/>
-        </w:rPr>
-        <w:t xml:space="preserve">dan</w:t>
-      </w:r>
-      <w:r>
-        <w:rPr>
-          <w:color w:val="0000FF"/>
-        </w:rPr>
-        <w:t xml:space="preserve"> </w:t>
-      </w:r>
-      <w:r>
-        <w:rPr>
-          <w:i/>
-          <w:iCs/>
-          <w:color w:val="0000FF"/>
-        </w:rPr>
-        <w:t xml:space="preserve">Bearing</w:t>
-      </w:r>
-      <w:r>
-        <w:rPr>
-          <w:color w:val="0000FF"/>
-        </w:rPr>
-        <w:t xml:space="preserve"> 2</w:t>
-      </w:r>
-      <w:r>
-        <w:rPr>
-          <w:color w:val="0000FF"/>
-        </w:rPr>
-        <w:t xml:space="preserve"> </w:t>
-      </w:r>
-      <w:r>
-        <w:rPr>
-          <w:color w:val="0000FF"/>
-        </w:rPr>
-        <w:t xml:space="preserve">dialokasikan</w:t>
-      </w:r>
-      <w:r>
-        <w:rPr>
-          <w:color w:val="0000FF"/>
-        </w:rPr>
-        <w:t xml:space="preserve"> </w:t>
-      </w:r>
-      <w:r>
-        <w:rPr>
-          <w:color w:val="0000FF"/>
-        </w:rPr>
-        <w:t xml:space="preserve">untuk</w:t>
-      </w:r>
-      <w:r>
-        <w:rPr>
-          <w:color w:val="0000FF"/>
-        </w:rPr>
-        <w:t xml:space="preserve"> </w:t>
-      </w:r>
-      <w:r>
-        <w:rPr>
-          <w:i/>
-          <w:iCs/>
-          <w:color w:val="0000FF"/>
-        </w:rPr>
-        <w:t xml:space="preserve">training</w:t>
-      </w:r>
-      <w:r>
-        <w:rPr>
-          <w:color w:val="0000FF"/>
-        </w:rPr>
-        <w:t xml:space="preserve">,</w:t>
-      </w:r>
-      <w:r>
-        <w:rPr>
-          <w:color w:val="0000FF"/>
-        </w:rPr>
-        <w:t xml:space="preserve"> </w:t>
-      </w:r>
-      <w:r>
-        <w:rPr>
-          <w:i/>
-          <w:iCs/>
-          <w:color w:val="0000FF"/>
-        </w:rPr>
-        <w:t xml:space="preserve">Bearing</w:t>
-      </w:r>
-      <w:r>
-        <w:rPr>
-          <w:color w:val="0000FF"/>
-        </w:rPr>
-        <w:t xml:space="preserve"> 3</w:t>
-      </w:r>
-      <w:r>
-        <w:rPr>
-          <w:color w:val="0000FF"/>
-        </w:rPr>
-        <w:t xml:space="preserve"> </w:t>
-      </w:r>
-      <w:r>
-        <w:rPr>
-          <w:color w:val="0000FF"/>
-        </w:rPr>
-        <w:t xml:space="preserve">untuk</w:t>
-      </w:r>
-      <w:r>
-        <w:rPr>
-          <w:color w:val="0000FF"/>
-        </w:rPr>
-        <w:t xml:space="preserve"> </w:t>
-      </w:r>
-      <w:r>
-        <w:rPr>
-          <w:i/>
-          <w:iCs/>
-          <w:color w:val="0000FF"/>
-        </w:rPr>
-        <w:t xml:space="preserve">validation</w:t>
-      </w:r>
-      <w:r>
-        <w:rPr>
-          <w:color w:val="0000FF"/>
-        </w:rPr>
-        <w:t xml:space="preserve">,</w:t>
-      </w:r>
-      <w:r>
-        <w:rPr>
-          <w:color w:val="0000FF"/>
-        </w:rPr>
-        <w:t xml:space="preserve"> </w:t>
-      </w:r>
-      <w:r>
-        <w:rPr>
-          <w:color w:val="0000FF"/>
-        </w:rPr>
-        <w:t xml:space="preserve">dan</w:t>
-      </w:r>
-      <w:r>
-        <w:rPr>
-          <w:color w:val="0000FF"/>
-        </w:rPr>
-        <w:t xml:space="preserve"> </w:t>
-      </w:r>
-      <w:r>
-        <w:rPr>
-          <w:i/>
-          <w:iCs/>
-          <w:color w:val="0000FF"/>
-        </w:rPr>
-        <w:t xml:space="preserve">Bearing</w:t>
-      </w:r>
-      <w:r>
-        <w:rPr>
-          <w:color w:val="0000FF"/>
-        </w:rPr>
-        <w:t xml:space="preserve"> 4</w:t>
-      </w:r>
-      <w:r>
-        <w:rPr>
-          <w:color w:val="0000FF"/>
-        </w:rPr>
-        <w:t xml:space="preserve"> </w:t>
-      </w:r>
-      <w:r>
-        <w:rPr>
-          <w:color w:val="0000FF"/>
-        </w:rPr>
-        <w:t xml:space="preserve">untuk</w:t>
-      </w:r>
-      <w:r>
-        <w:rPr>
-          <w:color w:val="0000FF"/>
-        </w:rPr>
-        <w:t xml:space="preserve"> </w:t>
-      </w:r>
-      <w:r>
-        <w:rPr>
-          <w:color w:val="0000FF"/>
-        </w:rPr>
-        <w:t xml:space="preserve">pengujian;</w:t>
-      </w:r>
-      <w:r>
-        <w:rPr>
-          <w:color w:val="0000FF"/>
-        </w:rPr>
-        <w:t xml:space="preserve"> </w:t>
-      </w:r>
-      <w:r>
-        <w:rPr>
-          <w:color w:val="0000FF"/>
-        </w:rPr>
-        <w:t xml:space="preserve">pembagian</w:t>
-      </w:r>
-      <w:r>
-        <w:rPr>
-          <w:color w:val="0000FF"/>
-        </w:rPr>
-        <w:t xml:space="preserve"> </w:t>
-      </w:r>
-      <w:r>
-        <w:rPr>
-          <w:color w:val="0000FF"/>
-        </w:rPr>
-        <w:t xml:space="preserve">ini</w:t>
-      </w:r>
-      <w:r>
-        <w:rPr>
-          <w:color w:val="0000FF"/>
-        </w:rPr>
-        <w:t xml:space="preserve"> </w:t>
-      </w:r>
-      <w:r>
-        <w:rPr>
-          <w:color w:val="0000FF"/>
-        </w:rPr>
-        <w:t xml:space="preserve">konsisten</w:t>
-      </w:r>
-      <w:r>
-        <w:rPr>
-          <w:color w:val="0000FF"/>
-        </w:rPr>
-        <w:t xml:space="preserve"> </w:t>
-      </w:r>
-      <w:r>
-        <w:rPr>
-          <w:color w:val="0000FF"/>
-        </w:rPr>
-        <w:t xml:space="preserve">untuk</w:t>
-      </w:r>
-      <w:r>
-        <w:rPr>
-          <w:color w:val="0000FF"/>
-        </w:rPr>
-        <w:t xml:space="preserve"> </w:t>
-      </w:r>
-      <w:r>
-        <w:rPr>
-          <w:color w:val="0000FF"/>
-        </w:rPr>
-        <w:t xml:space="preserve">seluruh</w:t>
-      </w:r>
-      <w:r>
-        <w:rPr>
-          <w:color w:val="0000FF"/>
-        </w:rPr>
-        <w:t xml:space="preserve"> </w:t>
-      </w:r>
-      <w:r>
-        <w:rPr>
-          <w:color w:val="0000FF"/>
-        </w:rPr>
-        <w:t xml:space="preserve">tiga</w:t>
-      </w:r>
-      <w:r>
-        <w:rPr>
-          <w:color w:val="0000FF"/>
-        </w:rPr>
-        <w:t xml:space="preserve"> </w:t>
-      </w:r>
-      <w:r>
-        <w:rPr>
-          <w:i/>
-          <w:iCs/>
-          <w:color w:val="0000FF"/>
-        </w:rPr>
-        <w:t xml:space="preserve">run</w:t>
-      </w:r>
-      <w:r>
-        <w:rPr>
-          <w:color w:val="0000FF"/>
-        </w:rPr>
-        <w:t xml:space="preserve"> </w:t>
-      </w:r>
-      <w:r>
-        <w:rPr>
-          <w:color w:val="0000FF"/>
-        </w:rPr>
-        <w:t xml:space="preserve">yang</w:t>
-      </w:r>
-      <w:r>
-        <w:rPr>
-          <w:color w:val="0000FF"/>
-        </w:rPr>
-        <w:t xml:space="preserve"> </w:t>
-      </w:r>
-      <w:r>
-        <w:rPr>
-          <w:color w:val="0000FF"/>
-        </w:rPr>
-        <w:t xml:space="preserve">tersedia</w:t>
-      </w:r>
-      <w:r>
-        <w:rPr>
-          <w:color w:val="0000FF"/>
-        </w:rPr>
-        <w:t xml:space="preserve"> </w:t>
-      </w:r>
-      <w:r>
-        <w:t xml:space="preserve">(</w:t>
-      </w:r>
-      <w:r>
         <w:t xml:space="preserve">Suharto dan ko-promotor</w:t>
       </w:r>
       <w:r>
         <w:t xml:space="preserve">, 2025)</w:t>
       </w:r>
       <w:r>
-        <w:rPr>
-          <w:color w:val="0000FF"/>
-        </w:rPr>
         <w:t xml:space="preserve">.</w:t>
       </w:r>
     </w:p>
@@ -10192,7 +8094,7 @@
       </w:r>
       <w:fldSimple w:instr=" REF fig_bab3_ims_rig \h ">
         <w:r>
-          <w:t xml:space="preserve">?</w:t>
+          <w:t xml:space="preserve">III.7</w:t>
         </w:r>
       </w:fldSimple>
       <w:r>
@@ -10461,46 +8363,7 @@
         <w:t xml:space="preserve"> </w:t>
       </w:r>
       <w:r>
-        <w:rPr>
-          <w:color w:val="0000FF"/>
-        </w:rPr>
-        <w:t xml:space="preserve">pendekatan</w:t>
-      </w:r>
-      <w:r>
-        <w:rPr>
-          <w:color w:val="0000FF"/>
-        </w:rPr>
-        <w:t xml:space="preserve"> </w:t>
-      </w:r>
-      <w:r>
-        <w:rPr>
-          <w:color w:val="0000FF"/>
-        </w:rPr>
-        <w:t xml:space="preserve">diagnostik</w:t>
-      </w:r>
-      <w:r>
-        <w:rPr>
-          <w:color w:val="0000FF"/>
-        </w:rPr>
-        <w:t xml:space="preserve"> </w:t>
-      </w:r>
-      <w:r>
-        <w:rPr>
-          <w:color w:val="0000FF"/>
-        </w:rPr>
-        <w:t xml:space="preserve">dan</w:t>
-      </w:r>
-      <w:r>
-        <w:rPr>
-          <w:color w:val="0000FF"/>
-        </w:rPr>
-        <w:t xml:space="preserve"> </w:t>
-      </w:r>
-      <w:r>
-        <w:rPr>
-          <w:color w:val="0000FF"/>
-        </w:rPr>
-        <w:t xml:space="preserve">prognostik</w:t>
+        <w:t xml:space="preserve">pendekatan diagnostik dan prognostik</w:t>
       </w:r>
       <w:r>
         <w:t xml:space="preserve"> </w:t>
@@ -10931,22 +8794,18 @@
         <w:t xml:space="preserve">, DFT didefinisikan sebagai:</w:t>
       </w:r>
     </w:p>
-    <w:bookmarkEnd w:id="77"/>
-    <w:p>
-      <w:pPr>
-        <w:pStyle w:val="Paragraf"/>
-      </w:pPr>
-      <w:r>
-        <w:rPr>
-          <w:color w:val="0000FF"/>
-        </w:rPr>
-        <w:t xml:space="preserve"> </w:t>
-      </w:r>
-    </w:p>
-    <w:p>
-      <w:pPr>
-        <w:pStyle w:val="Paragraf"/>
-      </w:pPr>
+    <w:p>
+      <w:pPr>
+        <w:pStyle w:val="Paragraf"/>
+      </w:pPr>
+    </w:p>
+    <w:p>
+      <w:pPr>
+        <w:pStyle w:val="Paragraf"/>
+      </w:pPr>
+      <w:r>
+        <w:t xml:space="preserve"> </w:t>
+      </w:r>
       <m:oMathPara>
         <m:oMathParaPr>
           <m:jc m:val="center"/>
@@ -11145,17 +9004,14 @@
           </m:r>
         </m:oMath>
       </m:oMathPara>
-    </w:p>
-    <w:p>
-      <w:pPr>
-        <w:pStyle w:val="Paragraf"/>
-      </w:pPr>
-      <w:r>
-        <w:rPr>
-          <w:color w:val="0000FF"/>
-        </w:rPr>
-        <w:t xml:space="preserve"> </w:t>
-      </w:r>
+      <w:r>
+        <w:t xml:space="preserve"> </w:t>
+      </w:r>
+    </w:p>
+    <w:p>
+      <w:pPr>
+        <w:pStyle w:val="Paragraf"/>
+      </w:pPr>
     </w:p>
     <w:p>
       <w:pPr>
@@ -11489,6 +9345,7 @@
         <w:pStyle w:val="Paragraf"/>
       </w:pPr>
     </w:p>
+    <w:bookmarkEnd w:id="77"/>
     <w:bookmarkStart w:id="78" w:name="subsec:bab3_enveloping"/>
     <w:p>
       <w:pPr>
@@ -11653,7 +9510,6 @@
         <w:pStyle w:val="Paragraf"/>
       </w:pPr>
     </w:p>
-    <w:bookmarkEnd w:id="78"/>
     <w:p>
       <w:pPr>
         <w:pStyle w:val="Paragraf"/>
@@ -11946,577 +9802,96 @@
         <w:pStyle w:val="Paragraf"/>
       </w:pPr>
       <w:r>
-        <w:rPr>
-          <w:color w:val="0000FF"/>
-        </w:rPr>
-        <w:t xml:space="preserve"> </w:t>
-      </w:r>
-      <w:r>
-        <w:rPr>
-          <w:color w:val="0000FF"/>
-        </w:rPr>
-        <w:t xml:space="preserve">Dalam</w:t>
-      </w:r>
-      <w:r>
-        <w:rPr>
-          <w:color w:val="0000FF"/>
-        </w:rPr>
-        <w:t xml:space="preserve"> </w:t>
-      </w:r>
-      <w:r>
-        <w:rPr>
-          <w:color w:val="0000FF"/>
-        </w:rPr>
-        <w:t xml:space="preserve">konteks</w:t>
-      </w:r>
-      <w:r>
-        <w:rPr>
-          <w:color w:val="0000FF"/>
-        </w:rPr>
-        <w:t xml:space="preserve"> </w:t>
-      </w:r>
-      <w:r>
-        <w:rPr>
-          <w:color w:val="0000FF"/>
-        </w:rPr>
-        <w:t xml:space="preserve">disertasi</w:t>
-      </w:r>
-      <w:r>
-        <w:rPr>
-          <w:color w:val="0000FF"/>
-        </w:rPr>
-        <w:t xml:space="preserve"> </w:t>
-      </w:r>
-      <w:r>
-        <w:rPr>
-          <w:color w:val="0000FF"/>
-        </w:rPr>
-        <w:t xml:space="preserve">ini,</w:t>
-      </w:r>
-      <w:r>
-        <w:rPr>
-          <w:color w:val="0000FF"/>
-        </w:rPr>
-        <w:t xml:space="preserve"> </w:t>
-      </w:r>
-      <w:r>
-        <w:rPr>
-          <w:i/>
-          <w:iCs/>
-          <w:color w:val="0000FF"/>
-        </w:rPr>
-        <w:t xml:space="preserve">envelope</w:t>
-      </w:r>
-      <w:r>
-        <w:rPr>
-          <w:i/>
-          <w:iCs/>
-          <w:color w:val="0000FF"/>
-        </w:rPr>
-        <w:t xml:space="preserve"> </w:t>
-      </w:r>
-      <w:r>
-        <w:rPr>
-          <w:i/>
-          <w:iCs/>
-          <w:color w:val="0000FF"/>
-        </w:rPr>
-        <w:t xml:space="preserve">spectrum</w:t>
-      </w:r>
-      <w:r>
-        <w:rPr>
-          <w:color w:val="0000FF"/>
-        </w:rPr>
-        <w:t xml:space="preserve"> </w:t>
-      </w:r>
-      <w:r>
-        <w:rPr>
-          <w:color w:val="0000FF"/>
-        </w:rPr>
-        <w:t xml:space="preserve">digunakan</w:t>
-      </w:r>
-      <w:r>
-        <w:rPr>
-          <w:color w:val="0000FF"/>
-        </w:rPr>
-        <w:t xml:space="preserve"> </w:t>
-      </w:r>
-      <w:r>
-        <w:rPr>
-          <w:color w:val="0000FF"/>
-        </w:rPr>
-        <w:t xml:space="preserve">sebagai</w:t>
-      </w:r>
-      <w:r>
-        <w:rPr>
-          <w:color w:val="0000FF"/>
-        </w:rPr>
-        <w:t xml:space="preserve"> </w:t>
-      </w:r>
-      <w:r>
-        <w:rPr>
-          <w:color w:val="0000FF"/>
-        </w:rPr>
-        <w:t xml:space="preserve">referensi</w:t>
-      </w:r>
-      <w:r>
-        <w:rPr>
-          <w:color w:val="0000FF"/>
-        </w:rPr>
-        <w:t xml:space="preserve"> </w:t>
-      </w:r>
-      <w:r>
-        <w:rPr>
-          <w:color w:val="0000FF"/>
-        </w:rPr>
-        <w:t xml:space="preserve">eksperimental</w:t>
-      </w:r>
-      <w:r>
-        <w:rPr>
-          <w:color w:val="0000FF"/>
-        </w:rPr>
-        <w:t xml:space="preserve"> </w:t>
-      </w:r>
-      <w:r>
-        <w:rPr>
-          <w:color w:val="0000FF"/>
-        </w:rPr>
-        <w:t xml:space="preserve">untuk</w:t>
-      </w:r>
-      <w:r>
-        <w:rPr>
-          <w:color w:val="0000FF"/>
-        </w:rPr>
-        <w:t xml:space="preserve"> </w:t>
-      </w:r>
-      <w:r>
-        <w:rPr>
-          <w:color w:val="0000FF"/>
-        </w:rPr>
-        <w:t xml:space="preserve">memvalidasi</w:t>
-      </w:r>
-      <w:r>
-        <w:rPr>
-          <w:color w:val="0000FF"/>
-        </w:rPr>
-        <w:t xml:space="preserve"> </w:t>
-      </w:r>
-      <w:r>
-        <w:rPr>
-          <w:color w:val="0000FF"/>
-        </w:rPr>
-        <w:t xml:space="preserve">interpretabilitas</w:t>
-      </w:r>
-      <w:r>
-        <w:rPr>
-          <w:color w:val="0000FF"/>
-        </w:rPr>
-        <w:t xml:space="preserve"> </w:t>
-      </w:r>
-      <w:r>
-        <w:rPr>
-          <w:color w:val="0000FF"/>
-        </w:rPr>
-        <w:t xml:space="preserve">laten</w:t>
-      </w:r>
-      <w:r>
-        <w:rPr>
-          <w:color w:val="0000FF"/>
-        </w:rPr>
-        <w:t xml:space="preserve"> </w:t>
-      </w:r>
-      <w:r>
-        <w:rPr>
-          <w:color w:val="0000FF"/>
-        </w:rPr>
+        <w:t xml:space="preserve"> </w:t>
+      </w:r>
+      <w:r>
+        <w:t xml:space="preserve">Dalam konteks disertasi ini,</w:t>
+      </w:r>
+      <w:r>
+        <w:t xml:space="preserve"> </w:t>
+      </w:r>
+      <w:r>
+        <w:rPr>
+          <w:i/>
+          <w:iCs/>
+        </w:rPr>
+        <w:t xml:space="preserve">envelope spectrum</w:t>
+      </w:r>
+      <w:r>
+        <w:t xml:space="preserve"> </w:t>
+      </w:r>
+      <w:r>
+        <w:t xml:space="preserve">digunakan sebagai</w:t>
+      </w:r>
+      <w:r>
+        <w:t xml:space="preserve"> </w:t>
+      </w:r>
+      <w:r>
+        <w:t xml:space="preserve">referensi eksperimental untuk memvalidasi interpretabilitas laten</w:t>
+      </w:r>
+      <w:r>
+        <w:t xml:space="preserve"> </w:t>
+      </w:r>
+      <w:r>
         <w:t xml:space="preserve">(</w:t>
       </w:r>
       <w:r>
         <w:rPr>
           <w:i/>
           <w:iCs/>
-          <w:color w:val="0000FF"/>
         </w:rPr>
         <w:t xml:space="preserve">hit-rate</w:t>
       </w:r>
       <w:r>
-        <w:rPr>
-          <w:color w:val="0000FF"/>
-        </w:rPr>
-        <w:t xml:space="preserve"> </w:t>
-      </w:r>
-      <w:r>
-        <w:rPr>
-          <w:color w:val="0000FF"/>
-        </w:rPr>
-        <w:t xml:space="preserve">SAE</w:t>
-      </w:r>
-      <w:r>
-        <w:rPr>
-          <w:color w:val="0000FF"/>
-        </w:rPr>
-        <w:t xml:space="preserve"> </w:t>
-      </w:r>
-      <w:r>
-        <w:rPr>
-          <w:color w:val="0000FF"/>
-        </w:rPr>
-        <w:t xml:space="preserve">terhadap</w:t>
-      </w:r>
-      <w:r>
-        <w:rPr>
-          <w:color w:val="0000FF"/>
-        </w:rPr>
-        <w:t xml:space="preserve"> </w:t>
-      </w:r>
-      <w:r>
-        <w:rPr>
-          <w:color w:val="0000FF"/>
-        </w:rPr>
-        <w:t xml:space="preserve">BPFx)</w:t>
-      </w:r>
-      <w:r>
-        <w:rPr>
-          <w:color w:val="0000FF"/>
-        </w:rPr>
-        <w:t xml:space="preserve"> </w:t>
-      </w:r>
-      <w:r>
-        <w:rPr>
-          <w:color w:val="0000FF"/>
-        </w:rPr>
-        <w:t xml:space="preserve">pada</w:t>
-      </w:r>
-      <w:r>
-        <w:rPr>
-          <w:color w:val="0000FF"/>
-        </w:rPr>
-        <w:t xml:space="preserve"> </w:t>
-      </w:r>
-      <w:r>
-        <w:rPr>
-          <w:color w:val="0000FF"/>
-        </w:rPr>
-        <w:t xml:space="preserve">Bab V.</w:t>
-      </w:r>
-      <w:r>
-        <w:rPr>
-          <w:color w:val="0000FF"/>
-        </w:rPr>
-        <w:t xml:space="preserve"> </w:t>
-      </w:r>
-      <w:r>
-        <w:rPr>
-          <w:color w:val="0000FF"/>
-        </w:rPr>
-        <w:t xml:space="preserve">Korelasi</w:t>
-      </w:r>
-      <w:r>
-        <w:rPr>
-          <w:color w:val="0000FF"/>
-        </w:rPr>
-        <w:t xml:space="preserve"> </w:t>
-      </w:r>
-      <w:r>
-        <w:rPr>
-          <w:color w:val="0000FF"/>
-        </w:rPr>
-        <w:t xml:space="preserve">Pearson</w:t>
-      </w:r>
-      <w:r>
-        <w:rPr>
-          <w:color w:val="0000FF"/>
-        </w:rPr>
-        <w:t xml:space="preserve"> </w:t>
-      </w:r>
-      <w:r>
-        <w:rPr>
-          <w:color w:val="0000FF"/>
-        </w:rPr>
-        <w:t xml:space="preserve">antara</w:t>
-      </w:r>
-      <w:r>
-        <w:rPr>
-          <w:color w:val="0000FF"/>
-        </w:rPr>
-        <w:t xml:space="preserve"> </w:t>
-      </w:r>
-      <w:r>
-        <w:rPr>
-          <w:color w:val="0000FF"/>
-        </w:rPr>
-        <w:t xml:space="preserve">aktivasi</w:t>
-      </w:r>
-      <w:r>
-        <w:rPr>
-          <w:color w:val="0000FF"/>
-        </w:rPr>
-        <w:t xml:space="preserve"> </w:t>
-      </w:r>
-      <w:r>
-        <w:rPr>
-          <w:color w:val="0000FF"/>
-        </w:rPr>
-        <w:t xml:space="preserve">fitur</w:t>
-      </w:r>
-      <w:r>
-        <w:rPr>
-          <w:color w:val="0000FF"/>
-        </w:rPr>
-        <w:t xml:space="preserve"> </w:t>
-      </w:r>
-      <w:r>
-        <w:rPr>
-          <w:color w:val="0000FF"/>
-        </w:rPr>
-        <w:t xml:space="preserve">SAE</w:t>
-      </w:r>
-      <w:r>
-        <w:rPr>
-          <w:color w:val="0000FF"/>
-        </w:rPr>
-        <w:t xml:space="preserve"> </w:t>
-      </w:r>
-      <w:r>
-        <w:rPr>
-          <w:color w:val="0000FF"/>
-        </w:rPr>
-        <w:t xml:space="preserve">dan</w:t>
-      </w:r>
-      <w:r>
-        <w:rPr>
-          <w:color w:val="0000FF"/>
-        </w:rPr>
-        <w:t xml:space="preserve"> </w:t>
-      </w:r>
-      <w:r>
-        <w:rPr>
-          <w:color w:val="0000FF"/>
-        </w:rPr>
-        <w:t xml:space="preserve">amplitudo</w:t>
-      </w:r>
-      <w:r>
-        <w:rPr>
-          <w:color w:val="0000FF"/>
-        </w:rPr>
-        <w:t xml:space="preserve"> </w:t>
-      </w:r>
-      <w:r>
-        <w:rPr>
-          <w:i/>
-          <w:iCs/>
-          <w:color w:val="0000FF"/>
-        </w:rPr>
-        <w:t xml:space="preserve">envelope</w:t>
-      </w:r>
-      <w:r>
-        <w:rPr>
-          <w:i/>
-          <w:iCs/>
-          <w:color w:val="0000FF"/>
-        </w:rPr>
-        <w:t xml:space="preserve"> </w:t>
-      </w:r>
-      <w:r>
-        <w:rPr>
-          <w:i/>
-          <w:iCs/>
-          <w:color w:val="0000FF"/>
-        </w:rPr>
-        <w:t xml:space="preserve">spectrum</w:t>
-      </w:r>
-      <w:r>
-        <w:rPr>
-          <w:color w:val="0000FF"/>
-        </w:rPr>
-        <w:t xml:space="preserve"> </w:t>
-      </w:r>
-      <w:r>
-        <w:rPr>
-          <w:color w:val="0000FF"/>
-        </w:rPr>
-        <w:t xml:space="preserve">pada</w:t>
-      </w:r>
-      <w:r>
-        <w:rPr>
-          <w:color w:val="0000FF"/>
-        </w:rPr>
-        <w:t xml:space="preserve"> </w:t>
-      </w:r>
-      <w:r>
-        <w:rPr>
-          <w:color w:val="0000FF"/>
-        </w:rPr>
-        <w:t xml:space="preserve">pita</w:t>
-      </w:r>
-      <w:r>
-        <w:rPr>
-          <w:color w:val="0000FF"/>
-        </w:rPr>
-        <w:t xml:space="preserve"> </w:t>
-      </w:r>
-      <w:r>
-        <w:rPr>
-          <w:color w:val="0000FF"/>
-        </w:rPr>
-        <w:t xml:space="preserve">±2 Hz</w:t>
-      </w:r>
-      <w:r>
-        <w:rPr>
-          <w:color w:val="0000FF"/>
-        </w:rPr>
-        <w:t xml:space="preserve"> </w:t>
-      </w:r>
-      <w:r>
-        <w:rPr>
-          <w:color w:val="0000FF"/>
-        </w:rPr>
-        <w:t xml:space="preserve">di</w:t>
-      </w:r>
-      <w:r>
-        <w:rPr>
-          <w:color w:val="0000FF"/>
-        </w:rPr>
-        <w:t xml:space="preserve"> </w:t>
-      </w:r>
-      <w:r>
-        <w:rPr>
-          <w:color w:val="0000FF"/>
-        </w:rPr>
-        <w:t xml:space="preserve">sekitar</w:t>
-      </w:r>
-      <w:r>
-        <w:rPr>
-          <w:color w:val="0000FF"/>
-        </w:rPr>
-        <w:t xml:space="preserve"> </w:t>
-      </w:r>
-      <w:r>
-        <w:rPr>
-          <w:color w:val="0000FF"/>
-        </w:rPr>
-        <w:t xml:space="preserve">BPFO,</w:t>
-      </w:r>
-      <w:r>
-        <w:rPr>
-          <w:color w:val="0000FF"/>
-        </w:rPr>
-        <w:t xml:space="preserve"> </w:t>
-      </w:r>
-      <w:r>
-        <w:rPr>
-          <w:color w:val="0000FF"/>
-        </w:rPr>
-        <w:t xml:space="preserve">BPFI,</w:t>
-      </w:r>
-      <w:r>
-        <w:rPr>
-          <w:color w:val="0000FF"/>
-        </w:rPr>
-        <w:t xml:space="preserve"> </w:t>
-      </w:r>
-      <w:r>
-        <w:rPr>
-          <w:color w:val="0000FF"/>
-        </w:rPr>
-        <w:t xml:space="preserve">BSF,</w:t>
-      </w:r>
-      <w:r>
-        <w:rPr>
-          <w:color w:val="0000FF"/>
-        </w:rPr>
-        <w:t xml:space="preserve"> </w:t>
-      </w:r>
-      <w:r>
-        <w:rPr>
-          <w:color w:val="0000FF"/>
-        </w:rPr>
-        <w:t xml:space="preserve">dan</w:t>
-      </w:r>
-      <w:r>
-        <w:rPr>
-          <w:color w:val="0000FF"/>
-        </w:rPr>
-        <w:t xml:space="preserve"> </w:t>
-      </w:r>
-      <w:r>
-        <w:rPr>
-          <w:color w:val="0000FF"/>
-        </w:rPr>
-        <w:t xml:space="preserve">FTF</w:t>
-      </w:r>
-      <w:r>
-        <w:rPr>
-          <w:color w:val="0000FF"/>
-        </w:rPr>
-        <w:t xml:space="preserve"> </w:t>
-      </w:r>
-      <w:r>
-        <w:rPr>
-          <w:color w:val="0000FF"/>
-        </w:rPr>
-        <w:t xml:space="preserve">merupakan</w:t>
-      </w:r>
-      <w:r>
-        <w:rPr>
-          <w:color w:val="0000FF"/>
-        </w:rPr>
-        <w:t xml:space="preserve"> </w:t>
-      </w:r>
-      <w:r>
-        <w:rPr>
-          <w:color w:val="0000FF"/>
-        </w:rPr>
-        <w:t xml:space="preserve">metrik</w:t>
-      </w:r>
-      <w:r>
-        <w:rPr>
-          <w:color w:val="0000FF"/>
-        </w:rPr>
-        <w:t xml:space="preserve"> </w:t>
-      </w:r>
-      <w:r>
-        <w:rPr>
-          <w:color w:val="0000FF"/>
-        </w:rPr>
-        <w:t xml:space="preserve">kuantitatif</w:t>
-      </w:r>
-      <w:r>
-        <w:rPr>
-          <w:color w:val="0000FF"/>
-        </w:rPr>
-        <w:t xml:space="preserve"> </w:t>
-      </w:r>
-      <w:r>
-        <w:rPr>
-          <w:color w:val="0000FF"/>
-        </w:rPr>
-        <w:t xml:space="preserve">inti</w:t>
-      </w:r>
-      <w:r>
-        <w:rPr>
-          <w:color w:val="0000FF"/>
-        </w:rPr>
-        <w:t xml:space="preserve"> </w:t>
-      </w:r>
-      <w:r>
-        <w:rPr>
-          <w:color w:val="0000FF"/>
-        </w:rPr>
-        <w:t xml:space="preserve">Novelti N3.</w:t>
-      </w:r>
-      <w:r>
-        <w:rPr>
-          <w:color w:val="0000FF"/>
-        </w:rPr>
-        <w:t xml:space="preserve"> </w:t>
-      </w:r>
-    </w:p>
-    <w:p>
-      <w:pPr>
-        <w:pStyle w:val="Paragraf"/>
-      </w:pPr>
-    </w:p>
+        <w:t xml:space="preserve"> </w:t>
+      </w:r>
+      <w:r>
+        <w:t xml:space="preserve">SAE terhadap BPFx) pada Bab V. Korelasi Pearson antara</w:t>
+      </w:r>
+      <w:r>
+        <w:t xml:space="preserve"> </w:t>
+      </w:r>
+      <w:r>
+        <w:t xml:space="preserve">aktivasi fitur SAE dan amplitudo</w:t>
+      </w:r>
+      <w:r>
+        <w:t xml:space="preserve"> </w:t>
+      </w:r>
+      <w:r>
+        <w:rPr>
+          <w:i/>
+          <w:iCs/>
+        </w:rPr>
+        <w:t xml:space="preserve">envelope spectrum</w:t>
+      </w:r>
+      <w:r>
+        <w:t xml:space="preserve"> </w:t>
+      </w:r>
+      <w:r>
+        <w:t xml:space="preserve">pada pita</w:t>
+      </w:r>
+      <w:r>
+        <w:t xml:space="preserve"> </w:t>
+      </w:r>
+      <w:r>
+        <w:t xml:space="preserve">±2 Hz di sekitar BPFO, BPFI, BSF, dan FTF merupakan metrik kuantitatif</w:t>
+      </w:r>
+      <w:r>
+        <w:t xml:space="preserve"> </w:t>
+      </w:r>
+      <w:r>
+        <w:t xml:space="preserve">inti Novelti N3.</w:t>
+      </w:r>
+      <w:r>
+        <w:t xml:space="preserve"> </w:t>
+      </w:r>
+    </w:p>
+    <w:p>
+      <w:pPr>
+        <w:pStyle w:val="Paragraf"/>
+      </w:pPr>
+    </w:p>
+    <w:bookmarkEnd w:id="78"/>
     <w:bookmarkStart w:id="79" w:name="subsec:bab3_tahapan_praproses"/>
     <w:p>
       <w:pPr>
@@ -12605,7 +9980,6 @@
         <w:pStyle w:val="Paragraf"/>
       </w:pPr>
     </w:p>
-    <w:bookmarkEnd w:id="79"/>
     <w:p>
       <w:pPr>
         <w:pStyle w:val="Paragraf"/>
@@ -12864,7 +10238,7 @@
         <w:t xml:space="preserve"> </w:t>
       </w:r>
       <w:r>
-        <w:t xml:space="preserve">diuraikan pada Subbab III.3.1.</w:t>
+        <w:t xml:space="preserve">diuraikan pada Subbab III.3.4.</w:t>
       </w:r>
     </w:p>
     <w:p>
@@ -12925,7 +10299,7 @@
         <w:t xml:space="preserve"> </w:t>
       </w:r>
       <w:r>
-        <w:t xml:space="preserve">(Subbab III.3.1).</w:t>
+        <w:t xml:space="preserve">(Subbab III.3.4).</w:t>
       </w:r>
     </w:p>
     <w:p>
@@ -13030,14 +10404,15 @@
         <w:t xml:space="preserve"> </w:t>
       </w:r>
       <w:r>
-        <w:t xml:space="preserve">(Subbab III.3.2).</w:t>
-      </w:r>
-    </w:p>
-    <w:p>
-      <w:pPr>
-        <w:pStyle w:val="Paragraf"/>
-      </w:pPr>
-    </w:p>
+        <w:t xml:space="preserve">(Subbab III.3.5).</w:t>
+      </w:r>
+    </w:p>
+    <w:p>
+      <w:pPr>
+        <w:pStyle w:val="Paragraf"/>
+      </w:pPr>
+    </w:p>
+    <w:bookmarkEnd w:id="79"/>
     <w:bookmarkStart w:id="80" w:name="subsec:bab3_segmentasi"/>
     <w:p>
       <w:pPr>
@@ -13095,7 +10470,8 @@
       </w:r>
       <w:r>
         <w:rPr>
-          <w:color w:val="0000FF"/>
+          <w:b/>
+          <w:bCs/>
         </w:rPr>
         <w:t xml:space="preserve">(Diagnostik)</w:t>
       </w:r>
@@ -13192,7 +10568,8 @@
       </w:r>
       <w:r>
         <w:rPr>
-          <w:color w:val="0000FF"/>
+          <w:b/>
+          <w:bCs/>
         </w:rPr>
         <w:t xml:space="preserve">(Prognostik)</w:t>
       </w:r>
@@ -14018,384 +11395,41 @@
         <w:t xml:space="preserve"> </w:t>
       </w:r>
       <w:r>
-        <w:rPr>
-          <w:color w:val="0000FF"/>
-        </w:rPr>
-        <w:t xml:space="preserve">Penting</w:t>
-      </w:r>
-      <w:r>
-        <w:rPr>
-          <w:color w:val="0000FF"/>
-        </w:rPr>
-        <w:t xml:space="preserve"> </w:t>
-      </w:r>
-      <w:r>
-        <w:rPr>
-          <w:color w:val="0000FF"/>
-        </w:rPr>
-        <w:t xml:space="preserve">dicatat:</w:t>
-      </w:r>
-      <w:r>
-        <w:rPr>
-          <w:color w:val="0000FF"/>
-        </w:rPr>
-        <w:t xml:space="preserve"> </w:t>
-      </w:r>
-      <w:r>
-        <w:rPr>
-          <w:color w:val="0000FF"/>
-        </w:rPr>
-        <w:t xml:space="preserve">penggunaan</w:t>
-      </w:r>
-      <w:r>
-        <w:rPr>
-          <w:color w:val="0000FF"/>
-        </w:rPr>
-        <w:t xml:space="preserve"> </w:t>
-      </w:r>
-      <w:r>
-        <w:rPr>
-          <w:color w:val="0000FF"/>
-        </w:rPr>
-        <w:t xml:space="preserve">dua</w:t>
-      </w:r>
-      <w:r>
-        <w:rPr>
-          <w:color w:val="0000FF"/>
-        </w:rPr>
-        <w:t xml:space="preserve"> </w:t>
-      </w:r>
-      <w:r>
-        <w:rPr>
-          <w:color w:val="0000FF"/>
-        </w:rPr>
-        <w:t xml:space="preserve">kanal</w:t>
-      </w:r>
-      <w:r>
-        <w:rPr>
-          <w:color w:val="0000FF"/>
-        </w:rPr>
-        <w:t xml:space="preserve"> </w:t>
-      </w:r>
-      <w:r>
-        <w:rPr>
-          <w:color w:val="0000FF"/>
-        </w:rPr>
-        <w:t xml:space="preserve">(DE+FE)</w:t>
-      </w:r>
-      <w:r>
-        <w:rPr>
-          <w:color w:val="0000FF"/>
-        </w:rPr>
-        <w:t xml:space="preserve"> </w:t>
-      </w:r>
-      <w:r>
-        <w:rPr>
-          <w:color w:val="0000FF"/>
-        </w:rPr>
-        <w:t xml:space="preserve">berlaku</w:t>
-      </w:r>
-      <w:r>
-        <w:rPr>
-          <w:color w:val="0000FF"/>
-        </w:rPr>
-        <w:t xml:space="preserve"> </w:t>
-      </w:r>
-      <w:r>
-        <w:rPr>
-          <w:color w:val="0000FF"/>
-        </w:rPr>
-        <w:t xml:space="preserve">khusus</w:t>
-      </w:r>
-      <w:r>
-        <w:rPr>
-          <w:color w:val="0000FF"/>
-        </w:rPr>
-        <w:t xml:space="preserve"> </w:t>
-      </w:r>
-      <w:r>
-        <w:rPr>
-          <w:color w:val="0000FF"/>
-        </w:rPr>
-        <w:t xml:space="preserve">untuk</w:t>
-      </w:r>
-      <w:r>
-        <w:rPr>
-          <w:color w:val="0000FF"/>
-        </w:rPr>
-        <w:t xml:space="preserve"> </w:t>
-      </w:r>
-      <w:r>
-        <w:rPr>
-          <w:color w:val="0000FF"/>
-        </w:rPr>
-        <w:t xml:space="preserve">model</w:t>
-      </w:r>
-      <w:r>
-        <w:rPr>
-          <w:color w:val="0000FF"/>
-        </w:rPr>
-        <w:t xml:space="preserve"> </w:t>
-      </w:r>
-      <w:r>
-        <w:rPr>
-          <w:color w:val="0000FF"/>
-        </w:rPr>
-        <w:t xml:space="preserve">berbasis</w:t>
-      </w:r>
-      <w:r>
-        <w:rPr>
-          <w:color w:val="0000FF"/>
-        </w:rPr>
-        <w:t xml:space="preserve"> </w:t>
-      </w:r>
-      <w:r>
-        <w:rPr>
-          <w:color w:val="0000FF"/>
-        </w:rPr>
-        <w:t xml:space="preserve">kernel</w:t>
-      </w:r>
-      <w:r>
-        <w:rPr>
-          <w:color w:val="0000FF"/>
-        </w:rPr>
-        <w:t xml:space="preserve"> </w:t>
-      </w:r>
-      <w:r>
-        <w:rPr>
-          <w:color w:val="0000FF"/>
-        </w:rPr>
-        <w:t xml:space="preserve">dan</w:t>
-      </w:r>
-      <w:r>
-        <w:rPr>
-          <w:color w:val="0000FF"/>
-        </w:rPr>
-        <w:t xml:space="preserve"> </w:t>
-      </w:r>
-      <w:r>
-        <w:rPr>
-          <w:color w:val="0000FF"/>
-        </w:rPr>
-        <w:t xml:space="preserve">pohon.</w:t>
-      </w:r>
-      <w:r>
-        <w:rPr>
-          <w:color w:val="0000FF"/>
-        </w:rPr>
-        <w:t xml:space="preserve"> </w:t>
-      </w:r>
-      <w:r>
-        <w:rPr>
-          <w:color w:val="0000FF"/>
-        </w:rPr>
-        <w:t xml:space="preserve">WDCNN</w:t>
-      </w:r>
-      <w:r>
-        <w:rPr>
-          <w:color w:val="0000FF"/>
-        </w:rPr>
-        <w:t xml:space="preserve"> </w:t>
-      </w:r>
-      <w:r>
-        <w:rPr>
-          <w:color w:val="0000FF"/>
-        </w:rPr>
-        <w:t xml:space="preserve">(Subbab III.3.3)</w:t>
-      </w:r>
-      <w:r>
-        <w:rPr>
-          <w:color w:val="0000FF"/>
-        </w:rPr>
-        <w:t xml:space="preserve"> </w:t>
-      </w:r>
-      <w:r>
-        <w:rPr>
-          <w:color w:val="0000FF"/>
-        </w:rPr>
-        <w:t xml:space="preserve">menggunakan</w:t>
-      </w:r>
-      <w:r>
-        <w:rPr>
-          <w:color w:val="0000FF"/>
-        </w:rPr>
-        <w:t xml:space="preserve"> </w:t>
-      </w:r>
-      <w:r>
-        <w:rPr>
-          <w:color w:val="0000FF"/>
-        </w:rPr>
-        <w:t xml:space="preserve">hanya</w:t>
-      </w:r>
-      <w:r>
-        <w:rPr>
-          <w:color w:val="0000FF"/>
-        </w:rPr>
-        <w:t xml:space="preserve"> </w:t>
-      </w:r>
-      <w:r>
-        <w:rPr>
-          <w:color w:val="0000FF"/>
-        </w:rPr>
-        <w:t xml:space="preserve">sinyal</w:t>
-      </w:r>
-      <w:r>
-        <w:rPr>
-          <w:color w:val="0000FF"/>
-        </w:rPr>
-        <w:t xml:space="preserve"> </w:t>
-      </w:r>
-      <w:r>
-        <w:rPr>
-          <w:color w:val="0000FF"/>
-        </w:rPr>
-        <w:t xml:space="preserve">mentah</w:t>
-      </w:r>
-      <w:r>
-        <w:rPr>
-          <w:color w:val="0000FF"/>
-        </w:rPr>
-        <w:t xml:space="preserve"> </w:t>
-      </w:r>
-      <w:r>
-        <w:rPr>
-          <w:color w:val="0000FF"/>
-        </w:rPr>
-        <w:t xml:space="preserve">kanal</w:t>
-      </w:r>
-      <w:r>
-        <w:rPr>
-          <w:color w:val="0000FF"/>
-        </w:rPr>
-        <w:t xml:space="preserve"> </w:t>
-      </w:r>
-      <w:r>
-        <w:rPr>
-          <w:i/>
-          <w:iCs/>
-          <w:color w:val="0000FF"/>
+        <w:t xml:space="preserve">Penting dicatat: penggunaan dua kanal (DE+FE) berlaku</w:t>
+      </w:r>
+      <w:r>
+        <w:t xml:space="preserve"> </w:t>
+      </w:r>
+      <w:r>
+        <w:t xml:space="preserve">khusus untuk model berbasis kernel dan pohon. WDCNN (Subbab III.3.6)</w:t>
+      </w:r>
+      <w:r>
+        <w:t xml:space="preserve"> </w:t>
+      </w:r>
+      <w:r>
+        <w:t xml:space="preserve">menggunakan hanya sinyal mentah kanal</w:t>
+      </w:r>
+      <w:r>
+        <w:t xml:space="preserve"> </w:t>
+      </w:r>
+      <w:r>
+        <w:rPr>
+          <w:i/>
+          <w:iCs/>
         </w:rPr>
         <w:t xml:space="preserve">drive-end</w:t>
       </w:r>
       <w:r>
-        <w:rPr>
-          <w:color w:val="0000FF"/>
-        </w:rPr>
-        <w:t xml:space="preserve"> </w:t>
-      </w:r>
-      <w:r>
-        <w:rPr>
-          <w:color w:val="0000FF"/>
-        </w:rPr>
-        <w:t xml:space="preserve">(DE)</w:t>
-      </w:r>
-      <w:r>
-        <w:rPr>
-          <w:color w:val="0000FF"/>
-        </w:rPr>
-        <w:t xml:space="preserve"> </w:t>
-      </w:r>
-      <w:r>
-        <w:rPr>
-          <w:color w:val="0000FF"/>
-        </w:rPr>
-        <w:t xml:space="preserve">tunggal,</w:t>
-      </w:r>
-      <w:r>
-        <w:rPr>
-          <w:color w:val="0000FF"/>
-        </w:rPr>
-        <w:t xml:space="preserve"> </w:t>
-      </w:r>
-      <w:r>
-        <w:rPr>
-          <w:color w:val="0000FF"/>
-        </w:rPr>
-        <w:t xml:space="preserve">berdimensi</w:t>
-      </w:r>
-      <w:r>
-        <w:rPr>
-          <w:color w:val="0000FF"/>
-        </w:rPr>
-        <w:t xml:space="preserve"> </w:t>
-      </w:r>
-      <w:r>
-        <w:rPr>
-          <w:color w:val="0000FF"/>
-        </w:rPr>
-        <w:t xml:space="preserve">1</w:t>
-      </w:r>
-      <w:r>
-        <w:rPr>
-          <w:color w:val="0000FF"/>
-        </w:rPr>
-        <w:t xml:space="preserve"> </w:t>
-      </w:r>
-      <w:r>
-        <w:rPr>
-          <w:color w:val="0000FF"/>
-        </w:rPr>
-        <w:t xml:space="preserve">×</w:t>
-      </w:r>
-      <w:r>
-        <w:rPr>
-          <w:color w:val="0000FF"/>
-        </w:rPr>
-        <w:t xml:space="preserve"> </w:t>
-      </w:r>
-      <w:r>
-        <w:rPr>
-          <w:color w:val="0000FF"/>
-        </w:rPr>
-        <w:t xml:space="preserve">2048,</w:t>
-      </w:r>
-      <w:r>
-        <w:rPr>
-          <w:color w:val="0000FF"/>
-        </w:rPr>
-        <w:t xml:space="preserve"> </w:t>
-      </w:r>
-      <w:r>
-        <w:rPr>
-          <w:color w:val="0000FF"/>
-        </w:rPr>
-        <w:t xml:space="preserve">tanpa</w:t>
-      </w:r>
-      <w:r>
-        <w:rPr>
-          <w:color w:val="0000FF"/>
-        </w:rPr>
-        <w:t xml:space="preserve"> </w:t>
-      </w:r>
-      <w:r>
-        <w:rPr>
-          <w:color w:val="0000FF"/>
-        </w:rPr>
-        <w:t xml:space="preserve">ekstraksi</w:t>
-      </w:r>
-      <w:r>
-        <w:rPr>
-          <w:color w:val="0000FF"/>
-        </w:rPr>
-        <w:t xml:space="preserve"> </w:t>
-      </w:r>
-      <w:r>
-        <w:rPr>
-          <w:color w:val="0000FF"/>
-        </w:rPr>
-        <w:t xml:space="preserve">fitur</w:t>
-      </w:r>
-      <w:r>
-        <w:rPr>
-          <w:color w:val="0000FF"/>
-        </w:rPr>
-        <w:t xml:space="preserve"> </w:t>
-      </w:r>
-      <w:r>
-        <w:rPr>
-          <w:color w:val="0000FF"/>
-        </w:rPr>
-        <w:t xml:space="preserve">dua-kanal.</w:t>
+        <w:t xml:space="preserve"> </w:t>
+      </w:r>
+      <w:r>
+        <w:t xml:space="preserve">(DE) tunggal,</w:t>
+      </w:r>
+      <w:r>
+        <w:t xml:space="preserve"> </w:t>
+      </w:r>
+      <w:r>
+        <w:t xml:space="preserve">berdimensi 1 × 2048, tanpa ekstraksi fitur dua-kanal.</w:t>
       </w:r>
     </w:p>
     <w:p>
@@ -14487,7 +11521,8 @@
       </w:r>
       <w:r>
         <w:rPr>
-          <w:color w:val="0000FF"/>
+          <w:b/>
+          <w:bCs/>
         </w:rPr>
         <w:t xml:space="preserve">diagnostik</w:t>
       </w:r>
@@ -14610,7 +11645,8 @@
       </w:r>
       <w:r>
         <w:rPr>
-          <w:color w:val="0000FF"/>
+          <w:b/>
+          <w:bCs/>
         </w:rPr>
         <w:t xml:space="preserve">prognostik</w:t>
       </w:r>
@@ -14825,9 +11861,6 @@
         <w:t xml:space="preserve"> </w:t>
       </w:r>
       <w:r>
-        <w:rPr>
-          <w:color w:val="0000FF"/>
-        </w:rPr>
         <w:t xml:space="preserve">diagnostik</w:t>
       </w:r>
       <w:r>
@@ -14843,9 +11876,6 @@
         <w:t xml:space="preserve"> </w:t>
       </w:r>
       <w:r>
-        <w:rPr>
-          <w:color w:val="0000FF"/>
-        </w:rPr>
         <w:t xml:space="preserve">diagnostik</w:t>
       </w:r>
       <w:r>
@@ -14855,9 +11885,6 @@
         <w:t xml:space="preserve"> </w:t>
       </w:r>
       <w:r>
-        <w:rPr>
-          <w:color w:val="0000FF"/>
-        </w:rPr>
         <w:t xml:space="preserve">prognostik</w:t>
       </w:r>
       <w:r>
@@ -15567,212 +12594,42 @@
         <w:t xml:space="preserve"> </w:t>
       </w:r>
       <w:r>
-        <w:rPr>
-          <w:color w:val="0000FF"/>
-        </w:rPr>
-        <w:t xml:space="preserve">dinyatakan</w:t>
-      </w:r>
-      <w:r>
-        <w:rPr>
-          <w:color w:val="0000FF"/>
-        </w:rPr>
-        <w:t xml:space="preserve"> </w:t>
-      </w:r>
-      <w:r>
-        <w:rPr>
-          <w:color w:val="0000FF"/>
-        </w:rPr>
-        <w:t xml:space="preserve">sebagai</w:t>
-      </w:r>
-      <w:r>
-        <w:rPr>
-          <w:color w:val="0000FF"/>
-        </w:rPr>
-        <w:t xml:space="preserve"> </w:t>
-      </w:r>
-      <w:r>
-        <w:rPr>
-          <w:color w:val="0000FF"/>
-        </w:rPr>
-        <w:t xml:space="preserve">rasio</w:t>
-      </w:r>
-      <w:r>
-        <w:rPr>
-          <w:color w:val="0000FF"/>
-        </w:rPr>
-        <w:t xml:space="preserve"> </w:t>
-      </w:r>
-      <w:r>
-        <w:rPr>
-          <w:color w:val="0000FF"/>
-        </w:rPr>
-        <w:t xml:space="preserve">kemiripan</w:t>
-      </w:r>
-      <w:r>
-        <w:rPr>
-          <w:color w:val="0000FF"/>
-        </w:rPr>
-        <w:t xml:space="preserve"> </w:t>
-      </w:r>
-      <w:r>
-        <w:rPr>
-          <w:color w:val="0000FF"/>
-        </w:rPr>
-        <w:t xml:space="preserve">kosinus</w:t>
-      </w:r>
-      <w:r>
-        <w:rPr>
-          <w:color w:val="0000FF"/>
-        </w:rPr>
-        <w:t xml:space="preserve"> </w:t>
-      </w:r>
-      <w:r>
-        <w:rPr>
-          <w:color w:val="0000FF"/>
-        </w:rPr>
-        <w:t xml:space="preserve">rata-rata</w:t>
-      </w:r>
-      <w:r>
-        <w:rPr>
-          <w:color w:val="0000FF"/>
-        </w:rPr>
-        <w:t xml:space="preserve"> </w:t>
-      </w:r>
-      <w:r>
-        <w:rPr>
-          <w:color w:val="0000FF"/>
-        </w:rPr>
-        <w:t xml:space="preserve">antar-kelas</w:t>
-      </w:r>
-      <w:r>
-        <w:rPr>
-          <w:color w:val="0000FF"/>
-        </w:rPr>
-        <w:t xml:space="preserve"> </w:t>
-      </w:r>
-      <w:r>
-        <w:rPr>
-          <w:color w:val="0000FF"/>
-        </w:rPr>
-        <w:t xml:space="preserve">terhadap</w:t>
-      </w:r>
-      <w:r>
-        <w:rPr>
-          <w:color w:val="0000FF"/>
-        </w:rPr>
-        <w:t xml:space="preserve"> </w:t>
-      </w:r>
-      <w:r>
-        <w:rPr>
-          <w:color w:val="0000FF"/>
-        </w:rPr>
-        <w:t xml:space="preserve">kemiripan</w:t>
-      </w:r>
-      <w:r>
-        <w:rPr>
-          <w:color w:val="0000FF"/>
-        </w:rPr>
-        <w:t xml:space="preserve"> </w:t>
-      </w:r>
-      <w:r>
-        <w:rPr>
-          <w:color w:val="0000FF"/>
-        </w:rPr>
-        <w:t xml:space="preserve">kosinus</w:t>
-      </w:r>
-      <w:r>
-        <w:rPr>
-          <w:color w:val="0000FF"/>
-        </w:rPr>
-        <w:t xml:space="preserve"> </w:t>
-      </w:r>
-      <w:r>
-        <w:rPr>
-          <w:color w:val="0000FF"/>
-        </w:rPr>
-        <w:t xml:space="preserve">rata-rata</w:t>
-      </w:r>
-      <w:r>
-        <w:rPr>
-          <w:color w:val="0000FF"/>
-        </w:rPr>
-        <w:t xml:space="preserve"> </w:t>
-      </w:r>
-      <w:r>
-        <w:rPr>
-          <w:color w:val="0000FF"/>
-        </w:rPr>
-        <w:t xml:space="preserve">dalam</w:t>
-      </w:r>
-      <w:r>
-        <w:rPr>
-          <w:color w:val="0000FF"/>
-        </w:rPr>
-        <w:t xml:space="preserve"> </w:t>
-      </w:r>
-      <w:r>
-        <w:rPr>
-          <w:color w:val="0000FF"/>
-        </w:rPr>
-        <w:t xml:space="preserve">kelas</w:t>
-      </w:r>
-      <w:r>
-        <w:rPr>
-          <w:color w:val="0000FF"/>
-        </w:rPr>
-        <w:t xml:space="preserve"> </w:t>
-      </w:r>
-      <w:r>
-        <w:rPr>
-          <w:color w:val="0000FF"/>
-        </w:rPr>
+        <w:t xml:space="preserve">dinyatakan sebagai rasio kemiripan kosinus rata-rata</w:t>
+      </w:r>
+      <w:r>
+        <w:t xml:space="preserve"> </w:t>
+      </w:r>
+      <w:r>
+        <w:t xml:space="preserve">antar-kelas terhadap kemiripan kosinus rata-rata dalam kelas</w:t>
+      </w:r>
+      <w:r>
+        <w:t xml:space="preserve"> </w:t>
+      </w:r>
+      <w:r>
         <w:t xml:space="preserve">(</w:t>
       </w:r>
       <w:r>
         <w:rPr>
           <w:i/>
           <w:iCs/>
-          <w:color w:val="0000FF"/>
         </w:rPr>
         <w:t xml:space="preserve">inter</w:t>
       </w:r>
       <w:r>
-        <w:rPr>
-          <w:color w:val="0000FF"/>
-        </w:rPr>
         <w:t xml:space="preserve">/</w:t>
       </w:r>
       <w:r>
         <w:rPr>
           <w:i/>
           <w:iCs/>
-          <w:color w:val="0000FF"/>
         </w:rPr>
         <w:t xml:space="preserve">intra</w:t>
       </w:r>
       <w:r>
-        <w:rPr>
-          <w:color w:val="0000FF"/>
-        </w:rPr>
-        <w:t xml:space="preserve"> </w:t>
-      </w:r>
-      <w:r>
-        <w:rPr>
-          <w:color w:val="0000FF"/>
-        </w:rPr>
-        <w:t xml:space="preserve">cosine</w:t>
-      </w:r>
-      <w:r>
-        <w:rPr>
-          <w:color w:val="0000FF"/>
-        </w:rPr>
-        <w:t xml:space="preserve"> </w:t>
-      </w:r>
-      <w:r>
-        <w:rPr>
-          <w:color w:val="0000FF"/>
-        </w:rPr>
-        <w:t xml:space="preserve">ratio)</w:t>
+        <w:t xml:space="preserve"> </w:t>
+      </w:r>
+      <w:r>
+        <w:t xml:space="preserve">cosine ratio)</w:t>
       </w:r>
       <w:r>
         <w:t xml:space="preserve">:</w:t>
@@ -16372,27 +13229,9 @@
         </w:numPr>
       </w:pPr>
       <w:r>
-        <w:rPr>
-          <w:color w:val="0000FF"/>
-        </w:rPr>
-        <w:t xml:space="preserve">di</w:t>
-      </w:r>
-      <w:r>
-        <w:rPr>
-          <w:color w:val="0000FF"/>
-        </w:rPr>
-        <w:t xml:space="preserve"> </w:t>
-      </w:r>
-      <w:r>
-        <w:rPr>
-          <w:color w:val="0000FF"/>
-        </w:rPr>
-        <w:t xml:space="preserve">mana</w:t>
-      </w:r>
-      <w:r>
-        <w:rPr>
-          <w:color w:val="0000FF"/>
-        </w:rPr>
+        <w:t xml:space="preserve">di mana</w:t>
+      </w:r>
+      <w:r>
         <w:t xml:space="preserve"> </w:t>
       </w:r>
       <m:oMath>
@@ -16444,864 +13283,116 @@
         </m:sSub>
       </m:oMath>
       <w:r>
-        <w:rPr>
-          <w:color w:val="0000FF"/>
-        </w:rPr>
-        <w:t xml:space="preserve"> </w:t>
-      </w:r>
-      <w:r>
-        <w:rPr>
-          <w:color w:val="0000FF"/>
-        </w:rPr>
-        <w:t xml:space="preserve">adalah</w:t>
-      </w:r>
-      <w:r>
-        <w:rPr>
-          <w:color w:val="0000FF"/>
-        </w:rPr>
-        <w:t xml:space="preserve"> </w:t>
-      </w:r>
-      <w:r>
-        <w:rPr>
-          <w:color w:val="0000FF"/>
-        </w:rPr>
-        <w:t xml:space="preserve">kemiripan</w:t>
-      </w:r>
-      <w:r>
-        <w:rPr>
-          <w:color w:val="0000FF"/>
-        </w:rPr>
-        <w:t xml:space="preserve"> </w:t>
-      </w:r>
-      <w:r>
-        <w:rPr>
-          <w:color w:val="0000FF"/>
-        </w:rPr>
-        <w:t xml:space="preserve">kosinus</w:t>
-      </w:r>
-      <w:r>
-        <w:rPr>
-          <w:color w:val="0000FF"/>
-        </w:rPr>
-        <w:t xml:space="preserve"> </w:t>
-      </w:r>
-      <w:r>
-        <w:rPr>
-          <w:color w:val="0000FF"/>
-        </w:rPr>
-        <w:t xml:space="preserve">rata-rata</w:t>
-      </w:r>
-      <w:r>
-        <w:rPr>
-          <w:color w:val="0000FF"/>
-        </w:rPr>
-        <w:t xml:space="preserve"> </w:t>
-      </w:r>
-      <w:r>
-        <w:rPr>
-          <w:color w:val="0000FF"/>
-        </w:rPr>
-        <w:t xml:space="preserve">antar</w:t>
-      </w:r>
-      <w:r>
-        <w:rPr>
-          <w:color w:val="0000FF"/>
-        </w:rPr>
-        <w:t xml:space="preserve"> </w:t>
-      </w:r>
-      <w:r>
-        <w:rPr>
-          <w:color w:val="0000FF"/>
-        </w:rPr>
-        <w:t xml:space="preserve">20</w:t>
-      </w:r>
-      <w:r>
-        <w:rPr>
-          <w:color w:val="0000FF"/>
-        </w:rPr>
-        <w:t xml:space="preserve"> </w:t>
-      </w:r>
-      <w:r>
-        <w:rPr>
-          <w:color w:val="0000FF"/>
-        </w:rPr>
-        <w:t xml:space="preserve">pasang</w:t>
-      </w:r>
-      <w:r>
-        <w:rPr>
-          <w:color w:val="0000FF"/>
-        </w:rPr>
-        <w:t xml:space="preserve"> </w:t>
-      </w:r>
-      <w:r>
-        <w:rPr>
-          <w:color w:val="0000FF"/>
-        </w:rPr>
-        <w:t xml:space="preserve">sampel</w:t>
-      </w:r>
-      <w:r>
-        <w:rPr>
-          <w:color w:val="0000FF"/>
-        </w:rPr>
-        <w:t xml:space="preserve"> </w:t>
-      </w:r>
-      <w:r>
-        <w:rPr>
-          <w:color w:val="0000FF"/>
-        </w:rPr>
-        <w:t xml:space="preserve">acak</w:t>
-      </w:r>
-      <w:r>
-        <w:rPr>
-          <w:color w:val="0000FF"/>
-        </w:rPr>
-        <w:t xml:space="preserve"> </w:t>
-      </w:r>
-      <w:r>
-        <w:rPr>
-          <w:color w:val="0000FF"/>
-        </w:rPr>
-        <w:t xml:space="preserve">dalam</w:t>
-      </w:r>
-      <w:r>
-        <w:rPr>
-          <w:color w:val="0000FF"/>
-        </w:rPr>
-        <w:t xml:space="preserve"> </w:t>
-      </w:r>
-      <w:r>
-        <w:rPr>
-          <w:color w:val="0000FF"/>
-        </w:rPr>
-        <w:t xml:space="preserve">kelas</w:t>
-      </w:r>
-      <w:r>
-        <w:rPr>
-          <w:color w:val="0000FF"/>
-        </w:rPr>
-        <w:t xml:space="preserve"> </w:t>
-      </w:r>
-      <w:r>
-        <w:rPr>
-          <w:color w:val="0000FF"/>
-        </w:rPr>
-        <w:t xml:space="preserve">yang</w:t>
-      </w:r>
-      <w:r>
-        <w:rPr>
-          <w:color w:val="0000FF"/>
-        </w:rPr>
-        <w:t xml:space="preserve"> </w:t>
-      </w:r>
-      <w:r>
-        <w:rPr>
-          <w:color w:val="0000FF"/>
-        </w:rPr>
-        <w:t xml:space="preserve">sama,</w:t>
-      </w:r>
-      <w:r>
-        <w:rPr>
-          <w:color w:val="0000FF"/>
-        </w:rPr>
-        <w:t xml:space="preserve"> </w:t>
-      </w:r>
-      <w:r>
-        <w:rPr>
-          <w:color w:val="0000FF"/>
-        </w:rPr>
-        <w:t xml:space="preserve">dirata-rata</w:t>
-      </w:r>
-      <w:r>
-        <w:rPr>
-          <w:color w:val="0000FF"/>
-        </w:rPr>
-        <w:t xml:space="preserve"> </w:t>
-      </w:r>
-      <w:r>
-        <w:rPr>
-          <w:color w:val="0000FF"/>
-        </w:rPr>
-        <w:t xml:space="preserve">atas</w:t>
-      </w:r>
-      <w:r>
-        <w:rPr>
-          <w:color w:val="0000FF"/>
-        </w:rPr>
-        <w:t xml:space="preserve"> </w:t>
-      </w:r>
-      <w:r>
-        <w:rPr>
-          <w:i/>
-          <w:iCs/>
-          <w:color w:val="0000FF"/>
+        <w:t xml:space="preserve"> </w:t>
+      </w:r>
+      <w:r>
+        <w:t xml:space="preserve">adalah kemiripan</w:t>
+      </w:r>
+      <w:r>
+        <w:t xml:space="preserve"> </w:t>
+      </w:r>
+      <w:r>
+        <w:t xml:space="preserve">kosinus rata-rata antar 20 pasang sampel acak dalam kelas yang sama,</w:t>
+      </w:r>
+      <w:r>
+        <w:t xml:space="preserve"> </w:t>
+      </w:r>
+      <w:r>
+        <w:t xml:space="preserve">dirata-rata atas</w:t>
+      </w:r>
+      <w:r>
+        <w:t xml:space="preserve"> </w:t>
+      </w:r>
+      <w:r>
+        <w:rPr>
+          <w:i/>
+          <w:iCs/>
         </w:rPr>
         <w:t xml:space="preserve">C</w:t>
       </w:r>
       <w:r>
-        <w:rPr>
-          <w:color w:val="0000FF"/>
-        </w:rPr>
-        <w:t xml:space="preserve"> </w:t>
-      </w:r>
-      <w:r>
-        <w:rPr>
-          <w:color w:val="0000FF"/>
-        </w:rPr>
-        <w:t xml:space="preserve">kelas.</w:t>
-      </w:r>
-      <w:r>
-        <w:rPr>
-          <w:color w:val="0000FF"/>
-        </w:rPr>
-        <w:t xml:space="preserve"> </w:t>
-      </w:r>
-      <w:r>
-        <w:rPr>
-          <w:color w:val="0000FF"/>
-        </w:rPr>
-        <w:t xml:space="preserve">Nilai</w:t>
-      </w:r>
-      <w:r>
-        <w:rPr>
-          <w:color w:val="0000FF"/>
-        </w:rPr>
-        <w:t xml:space="preserve"> </w:t>
-      </w:r>
-      <w:r>
-        <w:rPr>
-          <w:i/>
-          <w:iCs/>
-          <w:color w:val="0000FF"/>
+        <w:t xml:space="preserve"> </w:t>
+      </w:r>
+      <w:r>
+        <w:t xml:space="preserve">kelas. Nilai</w:t>
+      </w:r>
+      <w:r>
+        <w:t xml:space="preserve"> </w:t>
+      </w:r>
+      <w:r>
+        <w:rPr>
+          <w:i/>
+          <w:iCs/>
         </w:rPr>
         <w:t xml:space="preserve">D</w:t>
       </w:r>
       <w:r>
-        <w:rPr>
-          <w:color w:val="0000FF"/>
-        </w:rPr>
-        <w:t xml:space="preserve"> </w:t>
-      </w:r>
-      <w:r>
-        <w:rPr>
-          <w:color w:val="0000FF"/>
-        </w:rPr>
-        <w:t xml:space="preserve">&gt;</w:t>
-      </w:r>
-      <w:r>
-        <w:rPr>
-          <w:color w:val="0000FF"/>
-        </w:rPr>
-        <w:t xml:space="preserve"> </w:t>
-      </w:r>
-      <w:r>
-        <w:rPr>
-          <w:color w:val="0000FF"/>
-        </w:rPr>
-        <w:t xml:space="preserve">1</w:t>
-      </w:r>
-      <w:r>
-        <w:rPr>
-          <w:color w:val="0000FF"/>
-        </w:rPr>
-        <w:t xml:space="preserve"> </w:t>
-      </w:r>
-      <w:r>
-        <w:rPr>
-          <w:color w:val="0000FF"/>
-        </w:rPr>
-        <w:t xml:space="preserve">berarti</w:t>
-      </w:r>
-      <w:r>
-        <w:rPr>
-          <w:color w:val="0000FF"/>
-        </w:rPr>
-        <w:t xml:space="preserve"> </w:t>
-      </w:r>
-      <w:r>
-        <w:rPr>
-          <w:color w:val="0000FF"/>
-        </w:rPr>
-        <w:t xml:space="preserve">FSM</w:t>
-      </w:r>
-      <w:r>
-        <w:rPr>
-          <w:color w:val="0000FF"/>
-        </w:rPr>
-        <w:t xml:space="preserve"> </w:t>
-      </w:r>
-      <w:r>
-        <w:rPr>
-          <w:color w:val="0000FF"/>
-        </w:rPr>
-        <w:t xml:space="preserve">lebih</w:t>
-      </w:r>
-      <w:r>
-        <w:rPr>
-          <w:color w:val="0000FF"/>
-        </w:rPr>
-        <w:t xml:space="preserve"> </w:t>
-      </w:r>
-      <w:r>
-        <w:rPr>
-          <w:color w:val="0000FF"/>
-        </w:rPr>
-        <w:t xml:space="preserve">mudah</w:t>
-      </w:r>
-      <w:r>
-        <w:rPr>
-          <w:color w:val="0000FF"/>
-        </w:rPr>
-        <w:t xml:space="preserve"> </w:t>
-      </w:r>
-      <w:r>
-        <w:rPr>
-          <w:color w:val="0000FF"/>
-        </w:rPr>
-        <w:t xml:space="preserve">dibedakan</w:t>
-      </w:r>
-      <w:r>
-        <w:rPr>
-          <w:color w:val="0000FF"/>
-        </w:rPr>
-        <w:t xml:space="preserve"> </w:t>
-      </w:r>
-      <w:r>
-        <w:rPr>
-          <w:color w:val="0000FF"/>
-        </w:rPr>
-        <w:t xml:space="preserve">antar</w:t>
-      </w:r>
-      <w:r>
-        <w:rPr>
-          <w:color w:val="0000FF"/>
-        </w:rPr>
-        <w:t xml:space="preserve"> </w:t>
-      </w:r>
-      <w:r>
-        <w:rPr>
-          <w:color w:val="0000FF"/>
-        </w:rPr>
-        <w:t xml:space="preserve">kelas</w:t>
-      </w:r>
-      <w:r>
-        <w:rPr>
-          <w:color w:val="0000FF"/>
-        </w:rPr>
-        <w:t xml:space="preserve"> </w:t>
-      </w:r>
-      <w:r>
-        <w:rPr>
-          <w:color w:val="0000FF"/>
-        </w:rPr>
-        <w:t xml:space="preserve">daripada</w:t>
-      </w:r>
-      <w:r>
-        <w:rPr>
-          <w:color w:val="0000FF"/>
-        </w:rPr>
-        <w:t xml:space="preserve"> </w:t>
-      </w:r>
-      <w:r>
-        <w:rPr>
-          <w:color w:val="0000FF"/>
-        </w:rPr>
-        <w:t xml:space="preserve">varian</w:t>
-      </w:r>
-      <w:r>
-        <w:rPr>
-          <w:color w:val="0000FF"/>
-        </w:rPr>
-        <w:t xml:space="preserve"> </w:t>
-      </w:r>
-      <w:r>
-        <w:rPr>
-          <w:color w:val="0000FF"/>
-        </w:rPr>
-        <w:t xml:space="preserve">dalam</w:t>
-      </w:r>
-      <w:r>
-        <w:rPr>
-          <w:color w:val="0000FF"/>
-        </w:rPr>
-        <w:t xml:space="preserve"> </w:t>
-      </w:r>
-      <w:r>
-        <w:rPr>
-          <w:color w:val="0000FF"/>
-        </w:rPr>
-        <w:t xml:space="preserve">kelas;</w:t>
-      </w:r>
-      <w:r>
-        <w:rPr>
-          <w:color w:val="0000FF"/>
-        </w:rPr>
-        <w:t xml:space="preserve"> </w:t>
-      </w:r>
-      <w:r>
-        <w:rPr>
-          <w:color w:val="0000FF"/>
-        </w:rPr>
-        <w:t xml:space="preserve">nilai</w:t>
-      </w:r>
-      <w:r>
-        <w:rPr>
-          <w:color w:val="0000FF"/>
-        </w:rPr>
-        <w:t xml:space="preserve"> </w:t>
-      </w:r>
-      <w:r>
-        <w:rPr>
-          <w:i/>
-          <w:iCs/>
-          <w:color w:val="0000FF"/>
+        <w:t xml:space="preserve"> </w:t>
+      </w:r>
+      <w:r>
+        <w:t xml:space="preserve">&gt; 1 berarti FSM lebih mudah</w:t>
+      </w:r>
+      <w:r>
+        <w:t xml:space="preserve"> </w:t>
+      </w:r>
+      <w:r>
+        <w:t xml:space="preserve">dibedakan antar kelas daripada varian dalam kelas; nilai</w:t>
+      </w:r>
+      <w:r>
+        <w:t xml:space="preserve"> </w:t>
+      </w:r>
+      <w:r>
+        <w:rPr>
+          <w:i/>
+          <w:iCs/>
         </w:rPr>
         <w:t xml:space="preserve">D</w:t>
       </w:r>
       <w:r>
-        <w:rPr>
-          <w:color w:val="0000FF"/>
-        </w:rPr>
-        <w:t xml:space="preserve"> </w:t>
-      </w:r>
-      <w:r>
-        <w:rPr>
-          <w:color w:val="0000FF"/>
-        </w:rPr>
-        <w:t xml:space="preserve">&lt;</w:t>
-      </w:r>
-      <w:r>
-        <w:rPr>
-          <w:color w:val="0000FF"/>
-        </w:rPr>
-        <w:t xml:space="preserve"> </w:t>
-      </w:r>
-      <w:r>
-        <w:rPr>
-          <w:color w:val="0000FF"/>
-        </w:rPr>
-        <w:t xml:space="preserve">1</w:t>
-      </w:r>
-      <w:r>
-        <w:rPr>
-          <w:color w:val="0000FF"/>
-        </w:rPr>
-        <w:t xml:space="preserve"> </w:t>
-      </w:r>
-      <w:r>
-        <w:rPr>
-          <w:color w:val="0000FF"/>
-        </w:rPr>
-        <w:t xml:space="preserve">(seperti</w:t>
-      </w:r>
-      <w:r>
-        <w:rPr>
-          <w:color w:val="0000FF"/>
-        </w:rPr>
-        <w:t xml:space="preserve"> </w:t>
-      </w:r>
-      <w:r>
-        <w:rPr>
-          <w:color w:val="0000FF"/>
-        </w:rPr>
-        <w:t xml:space="preserve">yang</w:t>
-      </w:r>
-      <w:r>
-        <w:rPr>
-          <w:color w:val="0000FF"/>
-        </w:rPr>
-        <w:t xml:space="preserve"> </w:t>
-      </w:r>
-      <w:r>
-        <w:rPr>
-          <w:color w:val="0000FF"/>
-        </w:rPr>
-        <w:t xml:space="preserve">teramati</w:t>
-      </w:r>
-      <w:r>
-        <w:rPr>
-          <w:color w:val="0000FF"/>
-        </w:rPr>
-        <w:t xml:space="preserve"> </w:t>
-      </w:r>
-      <w:r>
-        <w:rPr>
-          <w:i/>
-          <w:iCs/>
-          <w:color w:val="0000FF"/>
+        <w:t xml:space="preserve"> </w:t>
+      </w:r>
+      <w:r>
+        <w:t xml:space="preserve">&lt; 1</w:t>
+      </w:r>
+      <w:r>
+        <w:t xml:space="preserve"> </w:t>
+      </w:r>
+      <w:r>
+        <w:t xml:space="preserve">(seperti yang teramati</w:t>
+      </w:r>
+      <w:r>
+        <w:t xml:space="preserve"> </w:t>
+      </w:r>
+      <w:r>
+        <w:rPr>
+          <w:i/>
+          <w:iCs/>
         </w:rPr>
         <w:t xml:space="preserve">D</w:t>
       </w:r>
       <w:r>
-        <w:rPr>
-          <w:color w:val="0000FF"/>
-        </w:rPr>
-        <w:t xml:space="preserve"> </w:t>
-      </w:r>
-      <w:r>
-        <w:rPr>
-          <w:color w:val="0000FF"/>
-        </w:rPr>
-        <w:t xml:space="preserve">=</w:t>
-      </w:r>
-      <w:r>
-        <w:rPr>
-          <w:color w:val="0000FF"/>
-        </w:rPr>
-        <w:t xml:space="preserve"> </w:t>
-      </w:r>
-      <w:r>
-        <w:rPr>
-          <w:color w:val="0000FF"/>
-        </w:rPr>
-        <w:t xml:space="preserve">0,216</w:t>
-      </w:r>
-      <w:r>
-        <w:rPr>
-          <w:color w:val="0000FF"/>
-        </w:rPr>
-        <w:t xml:space="preserve"> </w:t>
-      </w:r>
-      <w:r>
-        <w:rPr>
-          <w:color w:val="0000FF"/>
-        </w:rPr>
-        <w:t xml:space="preserve">pada</w:t>
-      </w:r>
-      <w:r>
-        <w:rPr>
-          <w:color w:val="0000FF"/>
-        </w:rPr>
-        <w:t xml:space="preserve"> </w:t>
-      </w:r>
-      <w:r>
-        <w:rPr>
-          <w:color w:val="0000FF"/>
-        </w:rPr>
-        <w:t xml:space="preserve">analisis</w:t>
-      </w:r>
-      <w:r>
-        <w:rPr>
-          <w:color w:val="0000FF"/>
-        </w:rPr>
-        <w:t xml:space="preserve"> </w:t>
-      </w:r>
-      <w:r>
-        <w:rPr>
-          <w:color w:val="0000FF"/>
-        </w:rPr>
-        <w:t xml:space="preserve">utama)</w:t>
-      </w:r>
-      <w:r>
-        <w:rPr>
-          <w:color w:val="0000FF"/>
-        </w:rPr>
-        <w:t xml:space="preserve"> </w:t>
-      </w:r>
-      <w:r>
-        <w:rPr>
-          <w:color w:val="0000FF"/>
-        </w:rPr>
-        <w:t xml:space="preserve">menunjukkan</w:t>
-      </w:r>
-      <w:r>
-        <w:rPr>
-          <w:color w:val="0000FF"/>
-        </w:rPr>
-        <w:t xml:space="preserve"> </w:t>
-      </w:r>
-      <w:r>
-        <w:rPr>
-          <w:color w:val="0000FF"/>
-        </w:rPr>
-        <w:t xml:space="preserve">bahwa</w:t>
-      </w:r>
-      <w:r>
-        <w:rPr>
-          <w:color w:val="0000FF"/>
-        </w:rPr>
-        <w:t xml:space="preserve"> </w:t>
-      </w:r>
-      <w:r>
-        <w:rPr>
-          <w:color w:val="0000FF"/>
-        </w:rPr>
-        <w:t xml:space="preserve">pola</w:t>
-      </w:r>
-      <w:r>
-        <w:rPr>
-          <w:color w:val="0000FF"/>
-        </w:rPr>
-        <w:t xml:space="preserve"> </w:t>
-      </w:r>
-      <w:r>
-        <w:rPr>
-          <w:color w:val="0000FF"/>
-        </w:rPr>
-        <w:t xml:space="preserve">energi</w:t>
-      </w:r>
-      <w:r>
-        <w:rPr>
-          <w:color w:val="0000FF"/>
-        </w:rPr>
-        <w:t xml:space="preserve"> </w:t>
-      </w:r>
-      <w:r>
-        <w:rPr>
-          <w:color w:val="0000FF"/>
-        </w:rPr>
-        <w:t xml:space="preserve">latar</w:t>
-      </w:r>
-      <w:r>
-        <w:rPr>
-          <w:color w:val="0000FF"/>
-        </w:rPr>
-        <w:t xml:space="preserve"> </w:t>
-      </w:r>
-      <w:r>
-        <w:rPr>
-          <w:color w:val="0000FF"/>
-        </w:rPr>
-        <w:t xml:space="preserve">bersama</w:t>
-      </w:r>
-      <w:r>
-        <w:rPr>
-          <w:color w:val="0000FF"/>
-        </w:rPr>
-        <w:t xml:space="preserve"> </w:t>
-      </w:r>
-      <w:r>
-        <w:rPr>
-          <w:color w:val="0000FF"/>
-        </w:rPr>
-        <w:t xml:space="preserve">mendominasi</w:t>
-      </w:r>
-      <w:r>
-        <w:rPr>
-          <w:color w:val="0000FF"/>
-        </w:rPr>
-        <w:t xml:space="preserve"> </w:t>
-      </w:r>
-      <w:r>
-        <w:rPr>
-          <w:color w:val="0000FF"/>
-        </w:rPr>
-        <w:t xml:space="preserve">seluruh</w:t>
-      </w:r>
-      <w:r>
-        <w:rPr>
-          <w:color w:val="0000FF"/>
-        </w:rPr>
-        <w:t xml:space="preserve"> </w:t>
-      </w:r>
-      <w:r>
-        <w:rPr>
-          <w:color w:val="0000FF"/>
-        </w:rPr>
-        <w:t xml:space="preserve">2.048</w:t>
-      </w:r>
-      <w:r>
-        <w:rPr>
-          <w:color w:val="0000FF"/>
-        </w:rPr>
-        <w:t xml:space="preserve"> </w:t>
-      </w:r>
-      <w:r>
-        <w:rPr>
-          <w:color w:val="0000FF"/>
-        </w:rPr>
-        <w:t xml:space="preserve">dimensi</w:t>
-      </w:r>
-      <w:r>
-        <w:rPr>
-          <w:color w:val="0000FF"/>
-        </w:rPr>
-        <w:t xml:space="preserve"> </w:t>
-      </w:r>
-      <w:r>
-        <w:rPr>
-          <w:color w:val="0000FF"/>
-        </w:rPr>
-        <w:t xml:space="preserve">dan</w:t>
-      </w:r>
-      <w:r>
-        <w:rPr>
-          <w:color w:val="0000FF"/>
-        </w:rPr>
-        <w:t xml:space="preserve"> </w:t>
-      </w:r>
-      <w:r>
-        <w:rPr>
-          <w:color w:val="0000FF"/>
-        </w:rPr>
-        <w:t xml:space="preserve">menutupi</w:t>
-      </w:r>
-      <w:r>
-        <w:rPr>
-          <w:color w:val="0000FF"/>
-        </w:rPr>
-        <w:t xml:space="preserve"> </w:t>
-      </w:r>
-      <w:r>
-        <w:rPr>
-          <w:color w:val="0000FF"/>
-        </w:rPr>
-        <w:t xml:space="preserve">pola</w:t>
-      </w:r>
-      <w:r>
-        <w:rPr>
-          <w:color w:val="0000FF"/>
-        </w:rPr>
-        <w:t xml:space="preserve"> </w:t>
-      </w:r>
-      <w:r>
-        <w:rPr>
-          <w:color w:val="0000FF"/>
-        </w:rPr>
-        <w:t xml:space="preserve">spesifik</w:t>
-      </w:r>
-      <w:r>
-        <w:rPr>
-          <w:color w:val="0000FF"/>
-        </w:rPr>
-        <w:t xml:space="preserve"> </w:t>
-      </w:r>
-      <w:r>
-        <w:rPr>
-          <w:color w:val="0000FF"/>
-        </w:rPr>
-        <w:t xml:space="preserve">kelas,</w:t>
-      </w:r>
-      <w:r>
-        <w:rPr>
-          <w:color w:val="0000FF"/>
-        </w:rPr>
-        <w:t xml:space="preserve"> </w:t>
-      </w:r>
-      <w:r>
-        <w:rPr>
-          <w:color w:val="0000FF"/>
-        </w:rPr>
-        <w:t xml:space="preserve">meski</w:t>
-      </w:r>
-      <w:r>
-        <w:rPr>
-          <w:color w:val="0000FF"/>
-        </w:rPr>
-        <w:t xml:space="preserve"> </w:t>
-      </w:r>
-      <w:r>
-        <w:rPr>
-          <w:color w:val="0000FF"/>
-        </w:rPr>
-        <w:t xml:space="preserve">FSM</w:t>
-      </w:r>
-      <w:r>
-        <w:rPr>
-          <w:color w:val="0000FF"/>
-        </w:rPr>
-        <w:t xml:space="preserve"> </w:t>
-      </w:r>
-      <w:r>
-        <w:rPr>
-          <w:color w:val="0000FF"/>
-        </w:rPr>
-        <w:t xml:space="preserve">tetap</w:t>
-      </w:r>
-      <w:r>
-        <w:rPr>
-          <w:color w:val="0000FF"/>
-        </w:rPr>
-        <w:t xml:space="preserve"> </w:t>
-      </w:r>
-      <w:r>
-        <w:rPr>
-          <w:color w:val="0000FF"/>
-        </w:rPr>
-        <w:t xml:space="preserve">diskriminatif</w:t>
-      </w:r>
-      <w:r>
-        <w:rPr>
-          <w:color w:val="0000FF"/>
-        </w:rPr>
-        <w:t xml:space="preserve"> </w:t>
-      </w:r>
-      <w:r>
-        <w:rPr>
-          <w:color w:val="0000FF"/>
-        </w:rPr>
-        <w:t xml:space="preserve">pada</w:t>
-      </w:r>
-      <w:r>
-        <w:rPr>
-          <w:color w:val="0000FF"/>
-        </w:rPr>
-        <w:t xml:space="preserve"> </w:t>
-      </w:r>
-      <w:r>
-        <w:rPr>
-          <w:color w:val="0000FF"/>
-        </w:rPr>
-        <w:t xml:space="preserve">subset</w:t>
-      </w:r>
-      <w:r>
-        <w:rPr>
-          <w:color w:val="0000FF"/>
-        </w:rPr>
-        <w:t xml:space="preserve"> </w:t>
-      </w:r>
-      <w:r>
-        <w:rPr>
-          <w:color w:val="0000FF"/>
-        </w:rPr>
-        <w:t xml:space="preserve">posisi</w:t>
-      </w:r>
-      <w:r>
-        <w:rPr>
-          <w:color w:val="0000FF"/>
-        </w:rPr>
-        <w:t xml:space="preserve"> </w:t>
-      </w:r>
-      <w:r>
-        <w:rPr>
-          <w:color w:val="0000FF"/>
-        </w:rPr>
-        <w:t xml:space="preserve">yang</w:t>
-      </w:r>
-      <w:r>
-        <w:rPr>
-          <w:color w:val="0000FF"/>
-        </w:rPr>
-        <w:t xml:space="preserve"> </w:t>
-      </w:r>
-      <w:r>
-        <w:rPr>
-          <w:color w:val="0000FF"/>
-        </w:rPr>
-        <w:t xml:space="preserve">mengandung</w:t>
-      </w:r>
-      <w:r>
-        <w:rPr>
-          <w:color w:val="0000FF"/>
-        </w:rPr>
-        <w:t xml:space="preserve"> </w:t>
-      </w:r>
-      <w:r>
-        <w:rPr>
-          <w:color w:val="0000FF"/>
-        </w:rPr>
-        <w:t xml:space="preserve">impuls</w:t>
-      </w:r>
-      <w:r>
-        <w:rPr>
-          <w:color w:val="0000FF"/>
-        </w:rPr>
-        <w:t xml:space="preserve"> </w:t>
-      </w:r>
-      <w:r>
-        <w:rPr>
-          <w:color w:val="0000FF"/>
-        </w:rPr>
-        <w:t xml:space="preserve">cacat.</w:t>
+        <w:t xml:space="preserve"> </w:t>
+      </w:r>
+      <w:r>
+        <w:t xml:space="preserve">= 0,216 pada analisis utama) menunjukkan</w:t>
+      </w:r>
+      <w:r>
+        <w:t xml:space="preserve"> </w:t>
+      </w:r>
+      <w:r>
+        <w:t xml:space="preserve">bahwa pola energi latar bersama mendominasi seluruh 2.048 dimensi dan</w:t>
+      </w:r>
+      <w:r>
+        <w:t xml:space="preserve"> </w:t>
+      </w:r>
+      <w:r>
+        <w:t xml:space="preserve">menutupi pola spesifik kelas, meski FSM tetap diskriminatif pada</w:t>
+      </w:r>
+      <w:r>
+        <w:t xml:space="preserve"> </w:t>
+      </w:r>
+      <w:r>
+        <w:t xml:space="preserve">subset posisi yang mengandung impuls cacat.</w:t>
       </w:r>
     </w:p>
     <w:p>
@@ -17959,64 +14050,12 @@
         <w:t xml:space="preserve"> </w:t>
       </w:r>
       <w:r>
-        <w:rPr>
-          <w:color w:val="0000FF"/>
-        </w:rPr>
-        <w:t xml:space="preserve">dihitung</w:t>
-      </w:r>
-      <w:r>
-        <w:rPr>
-          <w:color w:val="0000FF"/>
-        </w:rPr>
-        <w:t xml:space="preserve"> </w:t>
-      </w:r>
-      <w:r>
-        <w:rPr>
-          <w:color w:val="0000FF"/>
-        </w:rPr>
-        <w:t xml:space="preserve">sebagai</w:t>
-      </w:r>
-      <w:r>
-        <w:rPr>
-          <w:color w:val="0000FF"/>
-        </w:rPr>
-        <w:t xml:space="preserve"> </w:t>
-      </w:r>
-      <w:r>
-        <w:rPr>
-          <w:color w:val="0000FF"/>
-        </w:rPr>
-        <w:t xml:space="preserve">kemiripan</w:t>
-      </w:r>
-      <w:r>
-        <w:rPr>
-          <w:color w:val="0000FF"/>
-        </w:rPr>
-        <w:t xml:space="preserve"> </w:t>
-      </w:r>
-      <w:r>
-        <w:rPr>
-          <w:color w:val="0000FF"/>
-        </w:rPr>
-        <w:t xml:space="preserve">kosinus</w:t>
-      </w:r>
-      <w:r>
-        <w:rPr>
-          <w:color w:val="0000FF"/>
-        </w:rPr>
-        <w:t xml:space="preserve"> </w:t>
-      </w:r>
-      <w:r>
-        <w:rPr>
-          <w:color w:val="0000FF"/>
-        </w:rPr>
-        <w:t xml:space="preserve">(</w:t>
-      </w:r>
-      <w:r>
-        <w:rPr>
-          <w:i/>
-          <w:iCs/>
-          <w:color w:val="0000FF"/>
+        <w:t xml:space="preserve">dihitung sebagai kemiripan kosinus (</w:t>
+      </w:r>
+      <w:r>
+        <w:rPr>
+          <w:i/>
+          <w:iCs/>
         </w:rPr>
         <w:t xml:space="preserve">cosine</w:t>
       </w:r>
@@ -18024,72 +14063,33 @@
         <w:rPr>
           <w:i/>
           <w:iCs/>
-          <w:color w:val="0000FF"/>
-        </w:rPr>
-        <w:t xml:space="preserve"> </w:t>
-      </w:r>
-      <w:r>
-        <w:rPr>
-          <w:i/>
-          <w:iCs/>
-          <w:color w:val="0000FF"/>
+        </w:rPr>
+        <w:t xml:space="preserve"> </w:t>
+      </w:r>
+      <w:r>
+        <w:rPr>
+          <w:i/>
+          <w:iCs/>
         </w:rPr>
         <w:t xml:space="preserve">similarity</w:t>
       </w:r>
       <w:r>
-        <w:rPr>
-          <w:color w:val="0000FF"/>
-        </w:rPr>
-        <w:t xml:space="preserve">)</w:t>
-      </w:r>
-      <w:r>
-        <w:rPr>
-          <w:color w:val="0000FF"/>
-        </w:rPr>
-        <w:t xml:space="preserve"> </w:t>
-      </w:r>
-      <w:r>
-        <w:rPr>
-          <w:color w:val="0000FF"/>
-        </w:rPr>
-        <w:t xml:space="preserve">rata-rata</w:t>
-      </w:r>
-      <w:r>
-        <w:rPr>
-          <w:color w:val="0000FF"/>
-        </w:rPr>
-        <w:t xml:space="preserve"> </w:t>
-      </w:r>
-      <w:r>
-        <w:rPr>
-          <w:color w:val="0000FF"/>
-        </w:rPr>
-        <w:t xml:space="preserve">lintas</w:t>
-      </w:r>
-      <w:r>
-        <w:rPr>
-          <w:color w:val="0000FF"/>
-        </w:rPr>
-        <w:t xml:space="preserve"> </w:t>
-      </w:r>
-      <w:r>
-        <w:rPr>
-          <w:i/>
-          <w:iCs/>
-          <w:color w:val="0000FF"/>
+        <w:t xml:space="preserve">) rata-rata lintas</w:t>
+      </w:r>
+      <w:r>
+        <w:t xml:space="preserve"> </w:t>
+      </w:r>
+      <w:r>
+        <w:rPr>
+          <w:i/>
+          <w:iCs/>
         </w:rPr>
         <w:t xml:space="preserve">C</w:t>
       </w:r>
       <w:r>
-        <w:rPr>
-          <w:color w:val="0000FF"/>
-        </w:rPr>
-        <w:t xml:space="preserve"> </w:t>
-      </w:r>
-      <w:r>
-        <w:rPr>
-          <w:color w:val="0000FF"/>
-        </w:rPr>
+        <w:t xml:space="preserve"> </w:t>
+      </w:r>
+      <w:r>
         <w:t xml:space="preserve">kelas</w:t>
       </w:r>
       <w:r>
@@ -18854,75 +14854,9 @@
         <w:t xml:space="preserve"> </w:t>
       </w:r>
       <w:r>
-        <w:rPr>
-          <w:color w:val="0000FF"/>
-        </w:rPr>
-        <w:t xml:space="preserve">(nilai</w:t>
-      </w:r>
-      <w:r>
-        <w:rPr>
-          <w:color w:val="0000FF"/>
-        </w:rPr>
-        <w:t xml:space="preserve"> </w:t>
-      </w:r>
-      <w:r>
-        <w:rPr>
-          <w:color w:val="0000FF"/>
-        </w:rPr>
-        <w:t xml:space="preserve">yang</w:t>
-      </w:r>
-      <w:r>
-        <w:rPr>
-          <w:color w:val="0000FF"/>
-        </w:rPr>
-        <w:t xml:space="preserve"> </w:t>
-      </w:r>
-      <w:r>
-        <w:rPr>
-          <w:color w:val="0000FF"/>
-        </w:rPr>
-        <w:t xml:space="preserve">dicapai</w:t>
-      </w:r>
-      <w:r>
-        <w:rPr>
-          <w:color w:val="0000FF"/>
-        </w:rPr>
-        <w:t xml:space="preserve"> </w:t>
-      </w:r>
-      <w:r>
-        <w:rPr>
-          <w:color w:val="0000FF"/>
-        </w:rPr>
-        <w:t xml:space="preserve">pada</w:t>
-      </w:r>
-      <w:r>
-        <w:rPr>
-          <w:color w:val="0000FF"/>
-        </w:rPr>
-        <w:t xml:space="preserve"> </w:t>
-      </w:r>
-      <w:r>
-        <w:rPr>
-          <w:color w:val="0000FF"/>
-        </w:rPr>
-        <w:t xml:space="preserve">analisis</w:t>
-      </w:r>
-      <w:r>
-        <w:rPr>
-          <w:color w:val="0000FF"/>
-        </w:rPr>
-        <w:t xml:space="preserve"> </w:t>
-      </w:r>
-      <w:r>
-        <w:rPr>
-          <w:color w:val="0000FF"/>
-        </w:rPr>
-        <w:t xml:space="preserve">utama:</w:t>
-      </w:r>
-      <w:r>
-        <w:rPr>
-          <w:color w:val="0000FF"/>
-        </w:rPr>
+        <w:t xml:space="preserve">(nilai yang dicapai pada analisis utama:</w:t>
+      </w:r>
+      <w:r>
         <w:t xml:space="preserve"> </w:t>
       </w:r>
       <m:oMath>
@@ -18949,118 +14883,13 @@
         </m:r>
       </m:oMath>
       <w:r>
-        <w:rPr>
-          <w:color w:val="0000FF"/>
-        </w:rPr>
         <w:t xml:space="preserve">,</w:t>
       </w:r>
       <w:r>
-        <w:rPr>
-          <w:color w:val="0000FF"/>
-        </w:rPr>
-        <w:t xml:space="preserve"> </w:t>
-      </w:r>
-      <w:r>
-        <w:rPr>
-          <w:color w:val="0000FF"/>
-        </w:rPr>
-        <w:t xml:space="preserve">yaitu</w:t>
-      </w:r>
-      <w:r>
-        <w:rPr>
-          <w:color w:val="0000FF"/>
-        </w:rPr>
-        <w:t xml:space="preserve"> </w:t>
-      </w:r>
-      <w:r>
-        <w:rPr>
-          <w:color w:val="0000FF"/>
-        </w:rPr>
-        <w:t xml:space="preserve">94 %</w:t>
-      </w:r>
-      <w:r>
-        <w:rPr>
-          <w:color w:val="0000FF"/>
-        </w:rPr>
-        <w:t xml:space="preserve"> </w:t>
-      </w:r>
-      <w:r>
-        <w:rPr>
-          <w:color w:val="0000FF"/>
-        </w:rPr>
-        <w:t xml:space="preserve">kemiripan</w:t>
-      </w:r>
-      <w:r>
-        <w:rPr>
-          <w:color w:val="0000FF"/>
-        </w:rPr>
-        <w:t xml:space="preserve"> </w:t>
-      </w:r>
-      <w:r>
-        <w:rPr>
-          <w:color w:val="0000FF"/>
-        </w:rPr>
-        <w:t xml:space="preserve">kosinus</w:t>
-      </w:r>
-      <w:r>
-        <w:rPr>
-          <w:color w:val="0000FF"/>
-        </w:rPr>
-        <w:t xml:space="preserve"> </w:t>
-      </w:r>
-      <w:r>
-        <w:rPr>
-          <w:color w:val="0000FF"/>
-        </w:rPr>
-        <w:t xml:space="preserve">rata-rata</w:t>
-      </w:r>
-      <w:r>
-        <w:rPr>
-          <w:color w:val="0000FF"/>
-        </w:rPr>
-        <w:t xml:space="preserve"> </w:t>
-      </w:r>
-      <w:r>
-        <w:rPr>
-          <w:color w:val="0000FF"/>
-        </w:rPr>
-        <w:t xml:space="preserve">lintas</w:t>
-      </w:r>
-      <w:r>
-        <w:rPr>
-          <w:color w:val="0000FF"/>
-        </w:rPr>
-        <w:t xml:space="preserve"> </w:t>
-      </w:r>
-      <w:r>
-        <w:rPr>
-          <w:color w:val="0000FF"/>
-        </w:rPr>
-        <w:t xml:space="preserve">10</w:t>
-      </w:r>
-      <w:r>
-        <w:rPr>
-          <w:color w:val="0000FF"/>
-        </w:rPr>
-        <w:t xml:space="preserve"> </w:t>
-      </w:r>
-      <w:r>
-        <w:rPr>
-          <w:color w:val="0000FF"/>
-        </w:rPr>
-        <w:t xml:space="preserve">kelas</w:t>
-      </w:r>
-      <w:r>
-        <w:rPr>
-          <w:color w:val="0000FF"/>
-        </w:rPr>
-        <w:t xml:space="preserve"> </w:t>
-      </w:r>
-      <w:r>
-        <w:rPr>
-          <w:color w:val="0000FF"/>
-        </w:rPr>
-        <w:t xml:space="preserve">CWRU).</w:t>
+        <w:t xml:space="preserve"> </w:t>
+      </w:r>
+      <w:r>
+        <w:t xml:space="preserve">yaitu 94 % kemiripan kosinus rata-rata lintas 10 kelas CWRU).</w:t>
       </w:r>
     </w:p>
     <w:p>
@@ -20450,9 +16279,6 @@
         <w:t xml:space="preserve"> </w:t>
       </w:r>
       <w:r>
-        <w:rPr>
-          <w:color w:val="0000FF"/>
-        </w:rPr>
         <w:t xml:space="preserve">prognostik</w:t>
       </w:r>
       <w:r>
@@ -21274,144 +17100,29 @@
         <w:t xml:space="preserve"> </w:t>
       </w:r>
       <w:r>
-        <w:rPr>
-          <w:color w:val="0000FF"/>
-        </w:rPr>
-        <w:t xml:space="preserve">(uji</w:t>
-      </w:r>
-      <w:r>
-        <w:rPr>
-          <w:color w:val="0000FF"/>
-        </w:rPr>
-        <w:t xml:space="preserve"> </w:t>
-      </w:r>
-      <w:r>
-        <w:rPr>
-          <w:color w:val="0000FF"/>
-        </w:rPr>
-        <w:t xml:space="preserve">dua-sisi:</w:t>
-      </w:r>
-      <w:r>
-        <w:rPr>
-          <w:color w:val="0000FF"/>
-        </w:rPr>
-        <w:t xml:space="preserve"> </w:t>
-      </w:r>
-      <w:r>
-        <w:rPr>
-          <w:color w:val="0000FF"/>
-        </w:rPr>
-        <w:t xml:space="preserve">proporsi</w:t>
-      </w:r>
-      <w:r>
-        <w:rPr>
-          <w:color w:val="0000FF"/>
-        </w:rPr>
-        <w:t xml:space="preserve"> </w:t>
-      </w:r>
-      <w:r>
-        <w:rPr>
-          <w:color w:val="0000FF"/>
-        </w:rPr>
-        <w:t xml:space="preserve">permutasi</w:t>
-      </w:r>
-      <w:r>
-        <w:rPr>
-          <w:color w:val="0000FF"/>
-        </w:rPr>
-        <w:t xml:space="preserve"> </w:t>
-      </w:r>
-      <w:r>
-        <w:rPr>
-          <w:i/>
-          <w:iCs/>
-          <w:color w:val="0000FF"/>
+        <w:t xml:space="preserve">(uji dua-sisi:</w:t>
+      </w:r>
+      <w:r>
+        <w:t xml:space="preserve"> </w:t>
+      </w:r>
+      <w:r>
+        <w:t xml:space="preserve">proporsi permutasi</w:t>
+      </w:r>
+      <w:r>
+        <w:t xml:space="preserve"> </w:t>
+      </w:r>
+      <w:r>
+        <w:rPr>
+          <w:i/>
+          <w:iCs/>
         </w:rPr>
         <w:t xml:space="preserve">null</w:t>
       </w:r>
       <w:r>
-        <w:rPr>
-          <w:color w:val="0000FF"/>
-        </w:rPr>
-        <w:t xml:space="preserve"> </w:t>
-      </w:r>
-      <w:r>
-        <w:rPr>
-          <w:color w:val="0000FF"/>
-        </w:rPr>
-        <w:t xml:space="preserve">yang</w:t>
-      </w:r>
-      <w:r>
-        <w:rPr>
-          <w:color w:val="0000FF"/>
-        </w:rPr>
-        <w:t xml:space="preserve"> </w:t>
-      </w:r>
-      <w:r>
-        <w:rPr>
-          <w:color w:val="0000FF"/>
-        </w:rPr>
-        <w:t xml:space="preserve">nilai</w:t>
-      </w:r>
-      <w:r>
-        <w:rPr>
-          <w:color w:val="0000FF"/>
-        </w:rPr>
-        <w:t xml:space="preserve"> </w:t>
-      </w:r>
-      <w:r>
-        <w:rPr>
-          <w:color w:val="0000FF"/>
-        </w:rPr>
-        <w:t xml:space="preserve">korelasi</w:t>
-      </w:r>
-      <w:r>
-        <w:rPr>
-          <w:color w:val="0000FF"/>
-        </w:rPr>
-        <w:t xml:space="preserve"> </w:t>
-      </w:r>
-      <w:r>
-        <w:rPr>
-          <w:color w:val="0000FF"/>
-        </w:rPr>
-        <w:t xml:space="preserve">absolutnya</w:t>
-      </w:r>
-      <w:r>
-        <w:rPr>
-          <w:color w:val="0000FF"/>
-        </w:rPr>
-        <w:t xml:space="preserve"> </w:t>
-      </w:r>
-      <w:r>
-        <w:rPr>
-          <w:color w:val="0000FF"/>
-        </w:rPr>
-        <w:t xml:space="preserve">melampaui</w:t>
-      </w:r>
-      <w:r>
-        <w:rPr>
-          <w:color w:val="0000FF"/>
-        </w:rPr>
-        <w:t xml:space="preserve"> </w:t>
-      </w:r>
-      <w:r>
-        <w:rPr>
-          <w:color w:val="0000FF"/>
-        </w:rPr>
-        <w:t xml:space="preserve">nilai</w:t>
-      </w:r>
-      <w:r>
-        <w:rPr>
-          <w:color w:val="0000FF"/>
-        </w:rPr>
-        <w:t xml:space="preserve"> </w:t>
-      </w:r>
-      <w:r>
-        <w:rPr>
-          <w:color w:val="0000FF"/>
-        </w:rPr>
-        <w:t xml:space="preserve">teramati)</w:t>
+        <w:t xml:space="preserve"> </w:t>
+      </w:r>
+      <w:r>
+        <w:t xml:space="preserve">yang nilai korelasi absolutnya melampaui nilai teramati)</w:t>
       </w:r>
       <w:r>
         <w:t xml:space="preserve">:</w:t>
@@ -21664,535 +17375,78 @@
         <w:t xml:space="preserve"> </w:t>
       </w:r>
       <w:r>
-        <w:rPr>
-          <w:color w:val="0000FF"/>
-        </w:rPr>
         <w:t xml:space="preserve">Untuk</w:t>
       </w:r>
       <w:r>
-        <w:rPr>
-          <w:color w:val="0000FF"/>
-        </w:rPr>
-        <w:t xml:space="preserve"> </w:t>
-      </w:r>
-      <w:r>
-        <w:rPr>
-          <w:color w:val="0000FF"/>
-        </w:rPr>
-        <w:t xml:space="preserve">mengendalikan</w:t>
-      </w:r>
-      <w:r>
-        <w:rPr>
-          <w:color w:val="0000FF"/>
-        </w:rPr>
-        <w:t xml:space="preserve"> </w:t>
-      </w:r>
-      <w:r>
-        <w:rPr>
-          <w:color w:val="0000FF"/>
-        </w:rPr>
-        <w:t xml:space="preserve">beban</w:t>
-      </w:r>
-      <w:r>
-        <w:rPr>
-          <w:color w:val="0000FF"/>
-        </w:rPr>
-        <w:t xml:space="preserve"> </w:t>
-      </w:r>
-      <w:r>
-        <w:rPr>
-          <w:color w:val="0000FF"/>
-        </w:rPr>
-        <w:t xml:space="preserve">pengujian</w:t>
-      </w:r>
-      <w:r>
-        <w:rPr>
-          <w:color w:val="0000FF"/>
-        </w:rPr>
-        <w:t xml:space="preserve"> </w:t>
-      </w:r>
-      <w:r>
-        <w:rPr>
-          <w:color w:val="0000FF"/>
-        </w:rPr>
-        <w:t xml:space="preserve">ganda</w:t>
-      </w:r>
-      <w:r>
-        <w:rPr>
-          <w:color w:val="0000FF"/>
-        </w:rPr>
-        <w:t xml:space="preserve"> </w:t>
-      </w:r>
-      <w:r>
-        <w:rPr>
-          <w:color w:val="0000FF"/>
-        </w:rPr>
-        <w:t xml:space="preserve">(</w:t>
-      </w:r>
-      <w:r>
-        <w:rPr>
-          <w:i/>
-          <w:iCs/>
-          <w:color w:val="0000FF"/>
-        </w:rPr>
-        <w:t xml:space="preserve">multiple</w:t>
-      </w:r>
-      <w:r>
-        <w:rPr>
-          <w:i/>
-          <w:iCs/>
-          <w:color w:val="0000FF"/>
-        </w:rPr>
-        <w:t xml:space="preserve"> </w:t>
-      </w:r>
-      <w:r>
-        <w:rPr>
-          <w:i/>
-          <w:iCs/>
-          <w:color w:val="0000FF"/>
-        </w:rPr>
-        <w:t xml:space="preserve">testing</w:t>
-      </w:r>
-      <w:r>
-        <w:rPr>
-          <w:color w:val="0000FF"/>
-        </w:rPr>
-        <w:t xml:space="preserve">),</w:t>
-      </w:r>
-      <w:r>
-        <w:rPr>
-          <w:color w:val="0000FF"/>
-        </w:rPr>
-        <w:t xml:space="preserve"> </w:t>
-      </w:r>
-      <w:r>
-        <w:rPr>
-          <w:color w:val="0000FF"/>
-        </w:rPr>
-        <w:t xml:space="preserve">satu</w:t>
-      </w:r>
-      <w:r>
-        <w:rPr>
-          <w:color w:val="0000FF"/>
-        </w:rPr>
-        <w:t xml:space="preserve"> </w:t>
-      </w:r>
-      <w:r>
-        <w:rPr>
-          <w:color w:val="0000FF"/>
-        </w:rPr>
-        <w:t xml:space="preserve">BPFx</w:t>
-      </w:r>
-      <w:r>
-        <w:rPr>
-          <w:color w:val="0000FF"/>
-        </w:rPr>
-        <w:t xml:space="preserve"> </w:t>
-      </w:r>
-      <w:r>
-        <w:rPr>
-          <w:color w:val="0000FF"/>
-        </w:rPr>
-        <w:t xml:space="preserve">dominan</w:t>
-      </w:r>
-      <w:r>
-        <w:rPr>
-          <w:color w:val="0000FF"/>
-        </w:rPr>
-        <w:t xml:space="preserve"> </w:t>
-      </w:r>
-      <w:r>
-        <w:rPr>
-          <w:color w:val="0000FF"/>
-        </w:rPr>
-        <w:t xml:space="preserve">per</w:t>
-      </w:r>
-      <w:r>
-        <w:rPr>
-          <w:color w:val="0000FF"/>
-        </w:rPr>
-        <w:t xml:space="preserve"> </w:t>
-      </w:r>
-      <w:r>
-        <w:rPr>
-          <w:color w:val="0000FF"/>
-        </w:rPr>
-        <w:t xml:space="preserve">pasangan</w:t>
-      </w:r>
-      <w:r>
-        <w:rPr>
-          <w:color w:val="0000FF"/>
-        </w:rPr>
-        <w:t xml:space="preserve"> </w:t>
-      </w:r>
-      <w:r>
-        <w:rPr>
-          <w:color w:val="0000FF"/>
-        </w:rPr>
-        <w:t xml:space="preserve">(dataset,</w:t>
-      </w:r>
-      <w:r>
-        <w:rPr>
-          <w:color w:val="0000FF"/>
-        </w:rPr>
-        <w:t xml:space="preserve"> </w:t>
-      </w:r>
-      <w:r>
-        <w:rPr>
-          <w:color w:val="0000FF"/>
-        </w:rPr>
-        <w:t xml:space="preserve">arsitektur)</w:t>
-      </w:r>
-      <w:r>
-        <w:rPr>
-          <w:color w:val="0000FF"/>
-        </w:rPr>
-        <w:t xml:space="preserve"> </w:t>
-      </w:r>
-      <w:r>
-        <w:rPr>
-          <w:color w:val="0000FF"/>
-        </w:rPr>
-        <w:t xml:space="preserve">ditetapkan</w:t>
-      </w:r>
-      <w:r>
-        <w:rPr>
-          <w:color w:val="0000FF"/>
-        </w:rPr>
-        <w:t xml:space="preserve"> </w:t>
-      </w:r>
-      <w:r>
-        <w:rPr>
-          <w:color w:val="0000FF"/>
-        </w:rPr>
-        <w:t xml:space="preserve">sebagai</w:t>
-      </w:r>
-      <w:r>
-        <w:rPr>
-          <w:color w:val="0000FF"/>
-        </w:rPr>
-        <w:t xml:space="preserve"> </w:t>
-      </w:r>
-      <w:r>
-        <w:rPr>
-          <w:color w:val="0000FF"/>
-        </w:rPr>
-        <w:t xml:space="preserve">luaran</w:t>
-      </w:r>
-      <w:r>
-        <w:rPr>
-          <w:color w:val="0000FF"/>
-        </w:rPr>
-        <w:t xml:space="preserve"> </w:t>
-      </w:r>
-      <w:r>
-        <w:rPr>
-          <w:color w:val="0000FF"/>
-        </w:rPr>
-        <w:t xml:space="preserve">primer—menghasilkan</w:t>
-      </w:r>
-      <w:r>
-        <w:rPr>
-          <w:color w:val="0000FF"/>
-        </w:rPr>
-        <w:t xml:space="preserve"> </w:t>
-      </w:r>
-      <w:r>
-        <w:rPr>
-          <w:color w:val="0000FF"/>
-        </w:rPr>
-        <w:t xml:space="preserve">12</w:t>
-      </w:r>
-      <w:r>
-        <w:rPr>
-          <w:color w:val="0000FF"/>
-        </w:rPr>
-        <w:t xml:space="preserve"> </w:t>
-      </w:r>
-      <w:r>
-        <w:rPr>
-          <w:color w:val="0000FF"/>
-        </w:rPr>
-        <w:t xml:space="preserve">uji</w:t>
-      </w:r>
-      <w:r>
-        <w:rPr>
-          <w:color w:val="0000FF"/>
-        </w:rPr>
-        <w:t xml:space="preserve"> </w:t>
-      </w:r>
-      <w:r>
-        <w:rPr>
-          <w:color w:val="0000FF"/>
-        </w:rPr>
-        <w:t xml:space="preserve">primer</w:t>
-      </w:r>
-      <w:r>
-        <w:rPr>
-          <w:color w:val="0000FF"/>
-        </w:rPr>
-        <w:t xml:space="preserve"> </w:t>
-      </w:r>
-      <w:r>
-        <w:rPr>
-          <w:color w:val="0000FF"/>
-        </w:rPr>
-        <w:t xml:space="preserve">atas</w:t>
-      </w:r>
-      <w:r>
-        <w:rPr>
-          <w:color w:val="0000FF"/>
-        </w:rPr>
-        <w:t xml:space="preserve"> </w:t>
-      </w:r>
-      <w:r>
-        <w:rPr>
-          <w:color w:val="0000FF"/>
-        </w:rPr>
-        <w:t xml:space="preserve">3</w:t>
-      </w:r>
-      <w:r>
-        <w:rPr>
-          <w:color w:val="0000FF"/>
-        </w:rPr>
-        <w:t xml:space="preserve"> </w:t>
-      </w:r>
-      <w:r>
-        <w:rPr>
-          <w:color w:val="0000FF"/>
-        </w:rPr>
-        <w:t xml:space="preserve">dataset</w:t>
-      </w:r>
-      <w:r>
-        <w:rPr>
-          <w:color w:val="0000FF"/>
-        </w:rPr>
-        <w:t xml:space="preserve"> </w:t>
-      </w:r>
-      <w:r>
-        <w:rPr>
-          <w:color w:val="0000FF"/>
-        </w:rPr>
-        <w:t xml:space="preserve">valid</w:t>
-      </w:r>
-      <w:r>
-        <w:rPr>
-          <w:color w:val="0000FF"/>
-        </w:rPr>
-        <w:t xml:space="preserve"> </w:t>
-      </w:r>
-      <w:r>
-        <w:rPr>
-          <w:color w:val="0000FF"/>
-        </w:rPr>
-        <w:t xml:space="preserve">×</w:t>
-      </w:r>
-      <w:r>
-        <w:rPr>
-          <w:color w:val="0000FF"/>
-        </w:rPr>
-        <w:t xml:space="preserve"> </w:t>
-      </w:r>
-      <w:r>
-        <w:rPr>
-          <w:color w:val="0000FF"/>
-        </w:rPr>
-        <w:t xml:space="preserve">4</w:t>
-      </w:r>
-      <w:r>
-        <w:rPr>
-          <w:color w:val="0000FF"/>
-        </w:rPr>
-        <w:t xml:space="preserve"> </w:t>
-      </w:r>
-      <w:r>
-        <w:rPr>
-          <w:color w:val="0000FF"/>
-        </w:rPr>
-        <w:t xml:space="preserve">BPFx—dengan</w:t>
-      </w:r>
-      <w:r>
-        <w:rPr>
-          <w:color w:val="0000FF"/>
-        </w:rPr>
-        <w:t xml:space="preserve"> </w:t>
-      </w:r>
-      <w:r>
-        <w:rPr>
-          <w:color w:val="0000FF"/>
-        </w:rPr>
-        <w:t xml:space="preserve">ambang</w:t>
-      </w:r>
-      <w:r>
-        <w:rPr>
-          <w:color w:val="0000FF"/>
-        </w:rPr>
-        <w:t xml:space="preserve"> </w:t>
-      </w:r>
-      <w:r>
-        <w:rPr>
-          <w:color w:val="0000FF"/>
-        </w:rPr>
-        <w:t xml:space="preserve">signifikansi</w:t>
-      </w:r>
-      <w:r>
-        <w:rPr>
-          <w:color w:val="0000FF"/>
-        </w:rPr>
-        <w:t xml:space="preserve"> </w:t>
-      </w:r>
-      <w:r>
-        <w:rPr>
-          <w:color w:val="0000FF"/>
-        </w:rPr>
-        <w:t xml:space="preserve">setara</w:t>
-      </w:r>
-      <w:r>
-        <w:rPr>
-          <w:color w:val="0000FF"/>
-        </w:rPr>
-        <w:t xml:space="preserve"> </w:t>
-      </w:r>
-      <w:r>
-        <w:rPr>
-          <w:color w:val="0000FF"/>
-        </w:rPr>
+        <w:t xml:space="preserve"> </w:t>
+      </w:r>
+      <w:r>
+        <w:t xml:space="preserve">mengendalikan beban pengujian ganda (</w:t>
+      </w:r>
+      <w:r>
+        <w:rPr>
+          <w:i/>
+          <w:iCs/>
+        </w:rPr>
+        <w:t xml:space="preserve">multiple testing</w:t>
+      </w:r>
+      <w:r>
+        <w:t xml:space="preserve">), satu BPFx</w:t>
+      </w:r>
+      <w:r>
+        <w:t xml:space="preserve"> </w:t>
+      </w:r>
+      <w:r>
+        <w:t xml:space="preserve">dominan per pasangan (dataset, arsitektur) ditetapkan sebagai luaran primer—menghasilkan</w:t>
+      </w:r>
+      <w:r>
+        <w:t xml:space="preserve"> </w:t>
+      </w:r>
+      <w:r>
+        <w:t xml:space="preserve">12 uji primer atas 3 dataset valid × 4 BPFx—dengan ambang signifikansi setara</w:t>
+      </w:r>
+      <w:r>
+        <w:t xml:space="preserve"> </w:t>
+      </w:r>
+      <w:r>
         <w:t xml:space="preserve">Bonferroni</w:t>
       </w:r>
       <w:r>
-        <w:rPr>
-          <w:color w:val="0000FF"/>
-        </w:rPr>
-        <w:t xml:space="preserve"> </w:t>
-      </w:r>
-      <w:r>
-        <w:rPr>
-          <w:i/>
-          <w:iCs/>
-          <w:color w:val="0000FF"/>
+        <w:t xml:space="preserve"> </w:t>
+      </w:r>
+      <w:r>
+        <w:rPr>
+          <w:i/>
+          <w:iCs/>
         </w:rPr>
         <w:t xml:space="preserve">p</w:t>
       </w:r>
       <w:r>
-        <w:rPr>
-          <w:color w:val="0000FF"/>
-        </w:rPr>
-        <w:t xml:space="preserve"> </w:t>
-      </w:r>
-      <w:r>
-        <w:rPr>
-          <w:color w:val="0000FF"/>
-        </w:rPr>
-        <w:t xml:space="preserve">&lt;</w:t>
-      </w:r>
-      <w:r>
-        <w:rPr>
-          <w:color w:val="0000FF"/>
-        </w:rPr>
-        <w:t xml:space="preserve"> </w:t>
-      </w:r>
-      <w:r>
-        <w:rPr>
-          <w:color w:val="0000FF"/>
-        </w:rPr>
-        <w:t xml:space="preserve">0,004;</w:t>
-      </w:r>
-      <w:r>
-        <w:rPr>
-          <w:color w:val="0000FF"/>
-        </w:rPr>
-        <w:t xml:space="preserve"> </w:t>
-      </w:r>
-      <w:r>
-        <w:rPr>
-          <w:color w:val="0000FF"/>
-        </w:rPr>
-        <w:t xml:space="preserve">nilai</w:t>
-      </w:r>
-      <w:r>
-        <w:rPr>
-          <w:color w:val="0000FF"/>
-        </w:rPr>
-        <w:t xml:space="preserve"> </w:t>
-      </w:r>
-      <w:r>
-        <w:rPr>
-          <w:i/>
-          <w:iCs/>
-          <w:color w:val="0000FF"/>
+        <w:t xml:space="preserve"> </w:t>
+      </w:r>
+      <w:r>
+        <w:t xml:space="preserve">&lt; 0,004; nilai</w:t>
+      </w:r>
+      <w:r>
+        <w:t xml:space="preserve"> </w:t>
+      </w:r>
+      <w:r>
+        <w:rPr>
+          <w:i/>
+          <w:iCs/>
         </w:rPr>
         <w:t xml:space="preserve">p</w:t>
       </w:r>
       <w:r>
-        <w:rPr>
-          <w:color w:val="0000FF"/>
-        </w:rPr>
-        <w:t xml:space="preserve"> </w:t>
-      </w:r>
-      <w:r>
-        <w:rPr>
-          <w:color w:val="0000FF"/>
-        </w:rPr>
-        <w:t xml:space="preserve">untuk</w:t>
-      </w:r>
-      <w:r>
-        <w:rPr>
-          <w:color w:val="0000FF"/>
-        </w:rPr>
-        <w:t xml:space="preserve"> </w:t>
-      </w:r>
-      <w:r>
-        <w:rPr>
-          <w:color w:val="0000FF"/>
-        </w:rPr>
-        <w:t xml:space="preserve">BPFx</w:t>
-      </w:r>
-      <w:r>
-        <w:rPr>
-          <w:color w:val="0000FF"/>
-        </w:rPr>
-        <w:t xml:space="preserve"> </w:t>
-      </w:r>
-      <w:r>
-        <w:rPr>
-          <w:color w:val="0000FF"/>
-        </w:rPr>
-        <w:t xml:space="preserve">sekunder</w:t>
-      </w:r>
-      <w:r>
-        <w:rPr>
-          <w:color w:val="0000FF"/>
-        </w:rPr>
-        <w:t xml:space="preserve"> </w:t>
-      </w:r>
-      <w:r>
-        <w:rPr>
-          <w:color w:val="0000FF"/>
-        </w:rPr>
-        <w:t xml:space="preserve">dilaporkan</w:t>
-      </w:r>
-      <w:r>
-        <w:rPr>
-          <w:color w:val="0000FF"/>
-        </w:rPr>
-        <w:t xml:space="preserve"> </w:t>
-      </w:r>
-      <w:r>
-        <w:rPr>
-          <w:color w:val="0000FF"/>
-        </w:rPr>
-        <w:t xml:space="preserve">sebagai</w:t>
-      </w:r>
-      <w:r>
-        <w:rPr>
-          <w:color w:val="0000FF"/>
-        </w:rPr>
-        <w:t xml:space="preserve"> </w:t>
-      </w:r>
-      <w:r>
-        <w:rPr>
-          <w:color w:val="0000FF"/>
-        </w:rPr>
+        <w:t xml:space="preserve"> </w:t>
+      </w:r>
+      <w:r>
+        <w:t xml:space="preserve">untuk BPFx sekunder dilaporkan sebagai</w:t>
+      </w:r>
+      <w:r>
+        <w:t xml:space="preserve"> </w:t>
+      </w:r>
+      <w:r>
         <w:t xml:space="preserve">eksploratif.</w:t>
       </w:r>
       <w:r>
@@ -22512,34 +17766,7 @@
         <w:t xml:space="preserve"> </w:t>
       </w:r>
       <w:r>
-        <w:rPr>
-          <w:color w:val="0000FF"/>
-        </w:rPr>
-        <w:t xml:space="preserve">diagnostik</w:t>
-      </w:r>
-      <w:r>
-        <w:rPr>
-          <w:color w:val="0000FF"/>
-        </w:rPr>
-        <w:t xml:space="preserve"> </w:t>
-      </w:r>
-      <w:r>
-        <w:rPr>
-          <w:color w:val="0000FF"/>
-        </w:rPr>
-        <w:t xml:space="preserve">dan</w:t>
-      </w:r>
-      <w:r>
-        <w:rPr>
-          <w:color w:val="0000FF"/>
-        </w:rPr>
-        <w:t xml:space="preserve"> </w:t>
-      </w:r>
-      <w:r>
-        <w:rPr>
-          <w:color w:val="0000FF"/>
-        </w:rPr>
-        <w:t xml:space="preserve">prognostik</w:t>
+        <w:t xml:space="preserve">diagnostik dan prognostik</w:t>
       </w:r>
       <w:r>
         <w:t xml:space="preserve">.</w:t>
@@ -22550,7 +17777,7 @@
         <w:tblStyle w:val="Table"/>
         <w:tblW w:type="dxa" w:w="7933"/>
         <w:tblLook w:firstRow="1" w:lastRow="0" w:firstColumn="0" w:lastColumn="0" w:noHBand="0" w:noVBand="0" w:val="0020"/>
-        <w:tblCaption w:val="Infrastruktur komputasi yang digunakan dalam seluruh eksperimen ."/>
+        <w:tblCaption w:val="Infrastruktur komputasi yang digunakan dalam seluruh eksperimen diagnostik dan prognostik."/>
         <w:tblLayout w:type="fixed"/>
       </w:tblPr>
       <w:tblGrid>
@@ -22725,9 +17952,6 @@
               <w:t xml:space="preserve"> </w:t>
             </w:r>
             <w:r>
-              <w:rPr>
-                <w:color w:val="0000FF"/>
-              </w:rPr>
               <w:t xml:space="preserve">(Prognostik)</w:t>
             </w:r>
           </w:p>
@@ -22773,9 +17997,6 @@
               <w:t xml:space="preserve"> </w:t>
             </w:r>
             <w:r>
-              <w:rPr>
-                <w:color w:val="0000FF"/>
-              </w:rPr>
               <w:t xml:space="preserve">(Diagnostik)</w:t>
             </w:r>
           </w:p>
@@ -22878,9 +18099,6 @@
         <w:t xml:space="preserve"> </w:t>
       </w:r>
       <w:r>
-        <w:rPr>
-          <w:color w:val="0000FF"/>
-        </w:rPr>
         <w:t xml:space="preserve">prognostik</w:t>
       </w:r>
       <w:r>
@@ -23125,9 +18343,6 @@
         <w:t xml:space="preserve"> </w:t>
       </w:r>
       <w:r>
-        <w:rPr>
-          <w:color w:val="0000FF"/>
-        </w:rPr>
         <w:t xml:space="preserve">diagnostik</w:t>
       </w:r>
       <w:r>
@@ -23535,7 +18750,7 @@
       <w:type w:val="continuous"/>
       <w:pgSz w:code="9" w:h="16839" w:w="11907"/>
       <w:pgMar w:bottom="1699" w:footer="720" w:gutter="0" w:header="720" w:left="2275" w:right="1699" w:top="1699"/>
-      <w:pgNumType w:fmt="decimal" w:start="41"/>
+      <w:pgNumType w:fmt="decimal" w:start="47"/>
       <w:cols w:space="720"/>
       <w:docGrid w:linePitch="360"/>
     </w:sectPr>
